--- a/Student_Dropout_Prediction_Report.docx
+++ b/Student_Dropout_Prediction_Report.docx
@@ -246,23 +246,37 @@
         <w:jc w:val="both"/>
       </w:pPr>
       <w:r>
-        <w:t>This is to certify that the project titled “Design and Implementation of a Machine Learning-Based Student Dropout Prediction System for Nigerian Universities” was carried out by IYIMOGA JOSEPH NANA</w:t>
-      </w:r>
-      <w:r>
-        <w:t>,</w:t>
-      </w:r>
-      <w:r>
-        <w:t xml:space="preserve"> Matriculation Number: </w:t>
+        <w:t xml:space="preserve">This is to certify that the project titled </w:t>
       </w:r>
       <w:r>
         <w:rPr>
           <w:b/>
           <w:bCs/>
         </w:rPr>
+        <w:t>“An Ensemble Machine Learning Model for the Prediction of Students Dropout in Nigerian Universities”</w:t>
+      </w:r>
+      <w:r>
+        <w:t xml:space="preserve"> was carried out by </w:t>
+      </w:r>
+      <w:r>
+        <w:rPr>
+          <w:b/>
+          <w:bCs/>
+        </w:rPr>
+        <w:t>IYIMOGA JOSEPH NANA</w:t>
+      </w:r>
+      <w:r>
+        <w:t xml:space="preserve">, Matriculation Number: </w:t>
+      </w:r>
+      <w:r>
+        <w:rPr>
+          <w:b/>
+          <w:bCs/>
+        </w:rPr>
         <w:t>20/61871U/1</w:t>
       </w:r>
       <w:r>
-        <w:t xml:space="preserve"> of the Department of Computer Science, Abubakar Tafawa Balewa University, in partial fulfilment of the requirements for the award of the Bachelor of Technology (B.Tech.) Degree in Computer Science. All sources and materials used in this study have been duly acknowledged in accordance with academic conventions.</w:t>
+        <w:t xml:space="preserve"> of the Department of Computer Science, Abubakar Tafawa Balewa University, Bauchi, in partial fulfilment of the requirements for the award of the Bachelor of Technology (B.Tech.) Degree in Computer Science. All sources and materials used in this study have been duly acknowledged in accordance with academic conventions.</w:t>
       </w:r>
     </w:p>
     <w:p>
@@ -455,12 +469,92 @@
         </w:rPr>
         <w:t>journey.</w:t>
       </w:r>
-    </w:p>
-    <w:p>
-      <w:pPr>
-        <w:spacing w:after="100" w:line="360" w:lineRule="auto"/>
-        <w:jc w:val="both"/>
-      </w:pPr>
+      <w:r>
+        <w:t xml:space="preserve"> </w:t>
+      </w:r>
+      <w:r>
+        <w:rPr>
+          <w:i/>
+          <w:iCs/>
+        </w:rPr>
+        <w:t xml:space="preserve">To my </w:t>
+      </w:r>
+      <w:proofErr w:type="gramStart"/>
+      <w:r>
+        <w:rPr>
+          <w:i/>
+          <w:iCs/>
+        </w:rPr>
+        <w:t>Dad</w:t>
+      </w:r>
+      <w:proofErr w:type="gramEnd"/>
+      <w:r>
+        <w:rPr>
+          <w:i/>
+          <w:iCs/>
+        </w:rPr>
+        <w:t xml:space="preserve"> and siblings who believed in me</w:t>
+      </w:r>
+      <w:r>
+        <w:rPr>
+          <w:i/>
+          <w:iCs/>
+        </w:rPr>
+        <w:t xml:space="preserve">, </w:t>
+      </w:r>
+      <w:r>
+        <w:rPr>
+          <w:i/>
+          <w:iCs/>
+        </w:rPr>
+        <w:t xml:space="preserve">and </w:t>
+      </w:r>
+      <w:r>
+        <w:rPr>
+          <w:i/>
+          <w:iCs/>
+        </w:rPr>
+        <w:t>gave up so much so that I could be here.</w:t>
+      </w:r>
+      <w:r>
+        <w:t xml:space="preserve"> </w:t>
+      </w:r>
+      <w:r>
+        <w:rPr>
+          <w:i/>
+          <w:iCs/>
+        </w:rPr>
+        <w:t>And to every Nigerian student who had to leave school before their time</w:t>
+      </w:r>
+      <w:r>
+        <w:rPr>
+          <w:i/>
+          <w:iCs/>
+        </w:rPr>
+        <w:t>, feel for you</w:t>
+      </w:r>
+      <w:r>
+        <w:rPr>
+          <w:i/>
+          <w:iCs/>
+        </w:rPr>
+        <w:t xml:space="preserve"> —this work is, in some small way, for you.</w:t>
+      </w:r>
+    </w:p>
+    <w:p>
+      <w:pPr>
+        <w:pageBreakBefore/>
+        <w:spacing w:line="360" w:lineRule="auto"/>
+      </w:pPr>
+    </w:p>
+    <w:p>
+      <w:pPr>
+        <w:pStyle w:val="Heading1"/>
+        <w:spacing w:line="360" w:lineRule="auto"/>
+      </w:pPr>
+      <w:r>
+        <w:t>ACKNOWLEDGEMENTS</w:t>
+      </w:r>
     </w:p>
     <w:p>
       <w:pPr>
@@ -468,45 +562,296 @@
         <w:jc w:val="both"/>
       </w:pPr>
       <w:r>
+        <w:t>First and above all else, I thank God. The completion of this work — from the very first paragraph of the literature review to the final lines of code in the prediction model — has been sustained by grace I cannot entirely account for on my own.</w:t>
+      </w:r>
+    </w:p>
+    <w:p>
+      <w:pPr>
+        <w:spacing w:after="200" w:line="360" w:lineRule="auto"/>
+        <w:jc w:val="both"/>
+      </w:pPr>
+      <w:r>
+        <w:t xml:space="preserve">To my supervisor, </w:t>
+      </w:r>
+      <w:r>
+        <w:rPr>
+          <w:b/>
+          <w:bCs/>
+        </w:rPr>
+        <w:t>Dr. Bala M. Yakubu</w:t>
+      </w:r>
+      <w:r>
+        <w:t xml:space="preserve">: your patience, critical eye, and willingness to engage seriously with the ideas in this project made it significantly better than it would otherwise have been. I am genuinely grateful. I also thank Dr. </w:t>
+      </w:r>
+      <w:proofErr w:type="spellStart"/>
+      <w:r>
+        <w:t>Zambuk</w:t>
+      </w:r>
+      <w:proofErr w:type="spellEnd"/>
+      <w:r>
+        <w:t xml:space="preserve"> and the entire academic staff of the Computer Science Department for the teaching, guidance, and high standards that shaped my undergraduate years.</w:t>
+      </w:r>
+    </w:p>
+    <w:p>
+      <w:pPr>
+        <w:spacing w:after="200" w:line="360" w:lineRule="auto"/>
+        <w:jc w:val="both"/>
+      </w:pPr>
+      <w:r>
+        <w:t>My parents deserve more credit than a few lines can capture. Every fee they paid, every sacrifice they made, every prayer they said on my behalf — it is all here in this work, in a way. My siblings and extended family have been a constant source of encouragement, and I am grateful for each of them.</w:t>
+      </w:r>
+    </w:p>
+    <w:p>
+      <w:pPr>
+        <w:spacing w:after="200" w:line="360" w:lineRule="auto"/>
+        <w:jc w:val="both"/>
+      </w:pPr>
+      <w:r>
+        <w:t xml:space="preserve">Building the SDPS system was, in many ways, shaped by my experience </w:t>
+      </w:r>
+      <w:r>
+        <w:t xml:space="preserve">as a student and instructor at </w:t>
+      </w:r>
+      <w:proofErr w:type="spellStart"/>
+      <w:r>
+        <w:t>Nascomsoft</w:t>
+      </w:r>
+      <w:proofErr w:type="spellEnd"/>
+      <w:r>
+        <w:t xml:space="preserve"> Embedded Hub, Bauchi and a builder of AI solutions that solve real world problems</w:t>
+      </w:r>
+      <w:r>
+        <w:t>. Working on real technology problems for Nigerian</w:t>
+      </w:r>
+      <w:r>
+        <w:t>, African, and world</w:t>
+      </w:r>
+      <w:r>
+        <w:t xml:space="preserve"> users taught me that good software must meet people where they are — not where we imagine they are. That lesson is woven into every design decision in this project, from the Nigerian-language field labels to the lightweight deployment approach.</w:t>
+      </w:r>
+    </w:p>
+    <w:p>
+      <w:pPr>
+        <w:spacing w:after="200" w:line="360" w:lineRule="auto"/>
+        <w:jc w:val="both"/>
+      </w:pPr>
+      <w:r>
+        <w:t>Finally, to my course</w:t>
+      </w:r>
+      <w:r>
+        <w:t xml:space="preserve"> </w:t>
+      </w:r>
+      <w:r>
+        <w:t>mates and colleagues who shared ideas, challenged assumptions, and made the long library sessions bearable — thank you. Research is rarely as solitary as it looks on paper.</w:t>
+      </w:r>
+    </w:p>
+    <w:p>
+      <w:pPr>
+        <w:spacing w:after="100" w:line="360" w:lineRule="auto"/>
+      </w:pPr>
+    </w:p>
+    <w:p>
+      <w:pPr>
+        <w:spacing w:after="200" w:line="360" w:lineRule="auto"/>
+        <w:jc w:val="both"/>
+      </w:pPr>
+      <w:r>
+        <w:t>IYIMOGA JOSEPH NANA</w:t>
+      </w:r>
+    </w:p>
+    <w:p>
+      <w:pPr>
+        <w:spacing w:after="200" w:line="360" w:lineRule="auto"/>
+        <w:jc w:val="both"/>
+      </w:pPr>
+      <w:r>
+        <w:t>June 202</w:t>
+      </w:r>
+      <w:r>
+        <w:t>6</w:t>
+      </w:r>
+    </w:p>
+    <w:p>
+      <w:pPr>
+        <w:pageBreakBefore/>
+        <w:spacing w:line="360" w:lineRule="auto"/>
+      </w:pPr>
+    </w:p>
+    <w:p>
+      <w:pPr>
+        <w:pStyle w:val="Heading1"/>
+        <w:spacing w:line="360" w:lineRule="auto"/>
+      </w:pPr>
+      <w:r>
+        <w:t>ABSTRACT</w:t>
+      </w:r>
+    </w:p>
+    <w:p>
+      <w:pPr>
+        <w:spacing w:after="200" w:line="360" w:lineRule="auto"/>
+        <w:jc w:val="both"/>
         <w:rPr>
           <w:i/>
           <w:iCs/>
         </w:rPr>
-        <w:t xml:space="preserve">To my </w:t>
-      </w:r>
+      </w:pPr>
       <w:r>
         <w:rPr>
           <w:i/>
           <w:iCs/>
         </w:rPr>
-        <w:t>Dad and siblings who believed in me</w:t>
-      </w:r>
-      <w:r>
-        <w:rPr>
+        <w:t xml:space="preserve">Student dropout is one of the most serious and persistent problems facing Nigerian universities today, with significant investment in higher education undermined by high attrition rates. This study developed and evaluated a </w:t>
+      </w:r>
+      <w:r>
+        <w:rPr>
+          <w:b/>
+          <w:bCs/>
           <w:i/>
           <w:iCs/>
         </w:rPr>
-        <w:t xml:space="preserve">, </w:t>
+        <w:t>Stacking Ensemble machine learning model</w:t>
       </w:r>
       <w:r>
         <w:rPr>
           <w:i/>
           <w:iCs/>
         </w:rPr>
-        <w:t xml:space="preserve">and </w:t>
-      </w:r>
-      <w:r>
-        <w:rPr>
+        <w:t xml:space="preserve"> specifically tailored to the Nigerian academic environment to move university support from a reactive to a proactive state. Using a dataset of 4,424 student records re-contextualized for local academic structures—including JAMB/UTME admission routes and WAEC qualifications—a two-level ensemble architecture was implemented. The framework utilized Logistic Regression (LR), Random Forest (RF), and Support Vector Machine (SVM) as </w:t>
+      </w:r>
+      <w:r>
+        <w:rPr>
+          <w:b/>
+          <w:bCs/>
           <w:i/>
           <w:iCs/>
         </w:rPr>
-        <w:t>gave up so much so that I could be here.</w:t>
+        <w:t>Level 0 base learners</w:t>
+      </w:r>
+      <w:r>
+        <w:rPr>
+          <w:i/>
+          <w:iCs/>
+        </w:rPr>
+        <w:t xml:space="preserve">, which were synthesized by a Logistic Regression </w:t>
+      </w:r>
+      <w:r>
+        <w:rPr>
+          <w:b/>
+          <w:bCs/>
+          <w:i/>
+          <w:iCs/>
+        </w:rPr>
+        <w:t>meta-classifier</w:t>
+      </w:r>
+      <w:r>
+        <w:rPr>
+          <w:i/>
+          <w:iCs/>
+        </w:rPr>
+        <w:t xml:space="preserve"> at Level 1 to improve predictive robustness and generalization. To address the "Accuracy Paradox" common in imbalanced educational data, the </w:t>
+      </w:r>
+      <w:r>
+        <w:rPr>
+          <w:b/>
+          <w:bCs/>
+          <w:i/>
+          <w:iCs/>
+        </w:rPr>
+        <w:t>Synthetic Minority Over-sampling Technique (SMOTE)</w:t>
+      </w:r>
+      <w:r>
+        <w:rPr>
+          <w:i/>
+          <w:iCs/>
+        </w:rPr>
+        <w:t xml:space="preserve"> was applied during preprocessing. Feature selection using </w:t>
+      </w:r>
+      <w:r>
+        <w:rPr>
+          <w:b/>
+          <w:bCs/>
+          <w:i/>
+          <w:iCs/>
+        </w:rPr>
+        <w:t>Mutual Information (MI)</w:t>
+      </w:r>
+      <w:r>
+        <w:rPr>
+          <w:i/>
+          <w:iCs/>
+        </w:rPr>
+        <w:t xml:space="preserve"> scores identified twenty-four critical variables, revealing that early-semester academic performance, tuition fee payment status, and scholarship access are the primary predictors of student persistence. The </w:t>
+      </w:r>
+      <w:r>
+        <w:rPr>
+          <w:b/>
+          <w:bCs/>
+          <w:i/>
+          <w:iCs/>
+        </w:rPr>
+        <w:t>Stacking Ensemble</w:t>
+      </w:r>
+      <w:r>
+        <w:rPr>
+          <w:i/>
+          <w:iCs/>
+        </w:rPr>
+        <w:t xml:space="preserve"> achieved superior results compared to standalone models, reaching an accuracy of </w:t>
+      </w:r>
+      <w:r>
+        <w:rPr>
+          <w:b/>
+          <w:bCs/>
+          <w:i/>
+          <w:iCs/>
+        </w:rPr>
+        <w:t>93.2%</w:t>
+      </w:r>
+      <w:r>
+        <w:rPr>
+          <w:i/>
+          <w:iCs/>
+        </w:rPr>
+        <w:t xml:space="preserve"> and an outstanding </w:t>
+      </w:r>
+      <w:r>
+        <w:rPr>
+          <w:b/>
+          <w:bCs/>
+          <w:i/>
+          <w:iCs/>
+        </w:rPr>
+        <w:t>ROC-AUC of 0.977</w:t>
+      </w:r>
+      <w:r>
+        <w:rPr>
+          <w:i/>
+          <w:iCs/>
+        </w:rPr>
+        <w:t xml:space="preserve">. The system was subsequently deployed as a user-friendly web application using the </w:t>
+      </w:r>
+      <w:proofErr w:type="spellStart"/>
+      <w:r>
+        <w:rPr>
+          <w:b/>
+          <w:bCs/>
+          <w:i/>
+          <w:iCs/>
+        </w:rPr>
+        <w:t>Streamlit</w:t>
+      </w:r>
+      <w:proofErr w:type="spellEnd"/>
+      <w:r>
+        <w:rPr>
+          <w:i/>
+          <w:iCs/>
+        </w:rPr>
+        <w:t xml:space="preserve"> framework, designed with Nigerian academic terminology to facilitate ease of use by non-technical administrative staff. This study demonstrates that a specialized ensemble approach significantly enhances the reliability of early-warning systems, providing a scalable tool for identifying and supporting at-risk students in Nigerian universities.</w:t>
       </w:r>
     </w:p>
     <w:p>
       <w:pPr>
         <w:spacing w:after="100" w:line="360" w:lineRule="auto"/>
-        <w:jc w:val="both"/>
       </w:pPr>
     </w:p>
     <w:p>
@@ -516,25 +861,19 @@
       </w:pPr>
       <w:r>
         <w:rPr>
-          <w:i/>
-          <w:iCs/>
-        </w:rPr>
-        <w:t>And to every Nigerian student who had to leave school before their time</w:t>
-      </w:r>
-      <w:r>
-        <w:rPr>
-          <w:i/>
-          <w:iCs/>
-        </w:rPr>
-        <w:t>, feel for you</w:t>
-      </w:r>
-      <w:r>
-        <w:rPr>
-          <w:i/>
-          <w:iCs/>
-        </w:rPr>
-        <w:t xml:space="preserve"> —</w:t>
-      </w:r>
+          <w:b/>
+          <w:bCs/>
+        </w:rPr>
+        <w:t xml:space="preserve">Keywords: </w:t>
+      </w:r>
+      <w:r>
+        <w:t xml:space="preserve">Stacking Ensemble, Student Dropout, Nigerian Universities, Machine Learning, Early Warning System, SMOTE, Mutual Information, </w:t>
+      </w:r>
+      <w:proofErr w:type="spellStart"/>
+      <w:r>
+        <w:t>Streamlit</w:t>
+      </w:r>
+      <w:proofErr w:type="spellEnd"/>
     </w:p>
     <w:p>
       <w:pPr>
@@ -542,275 +881,7 @@
         <w:jc w:val="both"/>
       </w:pPr>
       <w:r>
-        <w:rPr>
-          <w:i/>
-          <w:iCs/>
-        </w:rPr>
-        <w:t>this work is, in some small way, for you.</w:t>
-      </w:r>
-    </w:p>
-    <w:p>
-      <w:pPr>
-        <w:pageBreakBefore/>
-        <w:spacing w:line="360" w:lineRule="auto"/>
-      </w:pPr>
-    </w:p>
-    <w:p>
-      <w:pPr>
-        <w:pStyle w:val="Heading1"/>
-        <w:spacing w:line="360" w:lineRule="auto"/>
-      </w:pPr>
-      <w:r>
-        <w:t>ACKNOWLEDGEMENTS</w:t>
-      </w:r>
-    </w:p>
-    <w:p>
-      <w:pPr>
-        <w:spacing w:after="200" w:line="360" w:lineRule="auto"/>
-        <w:jc w:val="both"/>
-      </w:pPr>
-      <w:r>
-        <w:t>First and above all else, I thank God. The completion of this work — from the very first paragraph of the literature review to the final lines of code in the prediction model — has been sustained by grace I cannot entirely account for on my own.</w:t>
-      </w:r>
-    </w:p>
-    <w:p>
-      <w:pPr>
-        <w:spacing w:after="200" w:line="360" w:lineRule="auto"/>
-        <w:jc w:val="both"/>
-      </w:pPr>
-      <w:r>
-        <w:t xml:space="preserve">To my supervisor, </w:t>
-      </w:r>
-      <w:r>
-        <w:rPr>
-          <w:b/>
-          <w:bCs/>
-        </w:rPr>
-        <w:t>Dr. Bala M. Yakubu</w:t>
-      </w:r>
-      <w:r>
-        <w:t xml:space="preserve">: your patience, critical eye, and willingness to engage seriously with the ideas in this project made it significantly better than it would otherwise have been. I am genuinely grateful. I also thank Dr. </w:t>
-      </w:r>
-      <w:proofErr w:type="spellStart"/>
-      <w:r>
-        <w:t>Zambuk</w:t>
-      </w:r>
-      <w:proofErr w:type="spellEnd"/>
-      <w:r>
-        <w:t xml:space="preserve"> and the entire academic staff of the Computer Science Department for the teaching, guidance, and high standards that shaped my undergraduate years.</w:t>
-      </w:r>
-    </w:p>
-    <w:p>
-      <w:pPr>
-        <w:spacing w:after="200" w:line="360" w:lineRule="auto"/>
-        <w:jc w:val="both"/>
-      </w:pPr>
-      <w:r>
-        <w:t>My parents deserve more credit than a few lines can capture. Every fee they paid, every sacrifice they made, every prayer they said on my behalf — it is all here in this work, in a way. My siblings and extended family have been a constant source of encouragement, and I am grateful for each of them.</w:t>
-      </w:r>
-    </w:p>
-    <w:p>
-      <w:pPr>
-        <w:spacing w:after="200" w:line="360" w:lineRule="auto"/>
-        <w:jc w:val="both"/>
-      </w:pPr>
-      <w:r>
-        <w:t xml:space="preserve">Building the SDPS system was, in many ways, shaped by my experience </w:t>
-      </w:r>
-      <w:r>
-        <w:t xml:space="preserve">as a student and instructor at </w:t>
-      </w:r>
-      <w:proofErr w:type="spellStart"/>
-      <w:r>
-        <w:t>Nascomsoft</w:t>
-      </w:r>
-      <w:proofErr w:type="spellEnd"/>
-      <w:r>
-        <w:t xml:space="preserve"> Embedded Hub, Bauchi and a builder of AI solutions that solve real world problems</w:t>
-      </w:r>
-      <w:r>
-        <w:t>. Working on real technology problems for Nigerian</w:t>
-      </w:r>
-      <w:r>
-        <w:t>, African, and world</w:t>
-      </w:r>
-      <w:r>
-        <w:t xml:space="preserve"> users taught me that good software must meet people where they are — not where we imagine they are. That lesson is woven into every design decision in this project, from the Nigerian-language field labels to the lightweight deployment approach.</w:t>
-      </w:r>
-    </w:p>
-    <w:p>
-      <w:pPr>
-        <w:spacing w:after="200" w:line="360" w:lineRule="auto"/>
-        <w:jc w:val="both"/>
-      </w:pPr>
-      <w:r>
-        <w:t>Finally, to my course</w:t>
-      </w:r>
-      <w:r>
-        <w:t xml:space="preserve"> </w:t>
-      </w:r>
-      <w:r>
-        <w:t>mates and colleagues who shared ideas, challenged assumptions, and made the long library sessions bearable — thank you. Research is rarely as solitary as it looks on paper.</w:t>
-      </w:r>
-    </w:p>
-    <w:p>
-      <w:pPr>
-        <w:spacing w:after="100" w:line="360" w:lineRule="auto"/>
-      </w:pPr>
-    </w:p>
-    <w:p>
-      <w:pPr>
-        <w:spacing w:after="200" w:line="360" w:lineRule="auto"/>
-        <w:jc w:val="both"/>
-      </w:pPr>
-      <w:r>
-        <w:t>IYIMOGA JOSEPH NANA</w:t>
-      </w:r>
-    </w:p>
-    <w:p>
-      <w:pPr>
-        <w:spacing w:after="200" w:line="360" w:lineRule="auto"/>
-        <w:jc w:val="both"/>
-      </w:pPr>
-      <w:r>
-        <w:t>June 202</w:t>
-      </w:r>
-      <w:r>
-        <w:t>6</w:t>
-      </w:r>
-    </w:p>
-    <w:p>
-      <w:pPr>
-        <w:pageBreakBefore/>
-        <w:spacing w:line="360" w:lineRule="auto"/>
-      </w:pPr>
-    </w:p>
-    <w:p>
-      <w:pPr>
-        <w:pStyle w:val="Heading1"/>
-        <w:spacing w:line="360" w:lineRule="auto"/>
-      </w:pPr>
-      <w:r>
-        <w:t>ABSTRACT</w:t>
-      </w:r>
-    </w:p>
-    <w:p>
-      <w:pPr>
-        <w:spacing w:after="200" w:line="360" w:lineRule="auto"/>
-        <w:jc w:val="both"/>
-      </w:pPr>
-      <w:r>
-        <w:t>Student dropout is one of the most serious and persistent problems facing Nigerian universities today. Despite significant investment in expanding access to higher education, a considerable proportion of enrolled students leave before graduating — a reality with damaging consequences for individuals, institutions, and the country’s development ambitions. This study designed, implemented, and deployed a machine learning-based Student Dropout Prediction System (SDPS) built specifically around the realities of Nigerian university life. Using a dataset of 4,424 student records adapted from an internationally validated source and re-contextuali</w:t>
-      </w:r>
-      <w:r>
-        <w:t>z</w:t>
-      </w:r>
-      <w:r>
-        <w:t xml:space="preserve">ed for Nigerian academic structures — including JAMB/UTME admission routes, WAEC qualifications, and Nigerian course categories — three supervised machine learning algorithms were trained and evaluated: Logistic Regression (LR), Random Forest (RF), and Support Vector Machine with an RBF kernel (SVM). The models were assessed across twenty-four predictor variables spanning seven categories: personal background, educational history, family circumstances, financial status, first semester performance, second semester performance, and economic context. Feature importance analysis using Mutual Information revealed that academic performance in the early semesters — particularly how many courses a student passes and their average grade — is by far the strongest predictor of eventual dropout. Tuition fee payment status and scholarship access followed closely behind, confirming what most Nigerian academics already suspect: money and performance are the twin engines of student persistence. Random Forest achieved the best overall results, with 91.4% accuracy, 0.963 AUC, 0.891 precision, 0.876 recall, and 0.883 F1-score. The system was subsequently deployed as a web application using </w:t>
-      </w:r>
-      <w:proofErr w:type="spellStart"/>
-      <w:r>
-        <w:t>Streamlit</w:t>
-      </w:r>
-      <w:proofErr w:type="spellEnd"/>
-      <w:r>
-        <w:t xml:space="preserve"> community cloud</w:t>
-      </w:r>
-      <w:r>
-        <w:t>, with a user interface designed in plain Nigerian academic language so that administrators do not need any data science background to use it. The application accepts student data through a seven-section form, returns an instant dropout probability and risk classification, and provides color-coded intervention guidance. This study demonstrates that a practical, deployable dropout prediction tool for Nigerian universities is not just theoretically possible — it has been built, tested, and shown to work.</w:t>
-      </w:r>
-    </w:p>
-    <w:p>
-      <w:pPr>
-        <w:spacing w:after="100" w:line="360" w:lineRule="auto"/>
-      </w:pPr>
-    </w:p>
-    <w:p>
-      <w:pPr>
-        <w:spacing w:after="200" w:line="360" w:lineRule="auto"/>
-        <w:jc w:val="both"/>
-      </w:pPr>
-      <w:r>
-        <w:rPr>
-          <w:b/>
-          <w:bCs/>
-        </w:rPr>
-        <w:lastRenderedPageBreak/>
-        <w:t xml:space="preserve">Keywords: </w:t>
-      </w:r>
-      <w:r>
-        <w:t>S</w:t>
-      </w:r>
-      <w:r>
-        <w:t xml:space="preserve">tudent dropout, </w:t>
-      </w:r>
-      <w:r>
-        <w:t>M</w:t>
-      </w:r>
-      <w:r>
-        <w:t xml:space="preserve">achine </w:t>
-      </w:r>
-      <w:r>
-        <w:t>L</w:t>
-      </w:r>
-      <w:r>
-        <w:t xml:space="preserve">earning, Nigerian universities, early warning system, </w:t>
-      </w:r>
-      <w:proofErr w:type="spellStart"/>
-      <w:r>
-        <w:t>Streamlit</w:t>
-      </w:r>
-      <w:proofErr w:type="spellEnd"/>
-      <w:r>
-        <w:t xml:space="preserve"> Community Cloud</w:t>
-      </w:r>
-      <w:r>
-        <w:t xml:space="preserve"> deployment, </w:t>
-      </w:r>
-      <w:r>
-        <w:t>R</w:t>
-      </w:r>
-      <w:r>
-        <w:t xml:space="preserve">andom </w:t>
-      </w:r>
-      <w:r>
-        <w:t>F</w:t>
-      </w:r>
-      <w:r>
-        <w:t xml:space="preserve">orest, </w:t>
-      </w:r>
-      <w:r>
-        <w:t>L</w:t>
-      </w:r>
-      <w:r>
-        <w:t xml:space="preserve">ogistic </w:t>
-      </w:r>
-      <w:r>
-        <w:t>R</w:t>
-      </w:r>
-      <w:r>
-        <w:t xml:space="preserve">egression, </w:t>
-      </w:r>
-      <w:r>
-        <w:t>S</w:t>
-      </w:r>
-      <w:r>
-        <w:t xml:space="preserve">upport </w:t>
-      </w:r>
-      <w:r>
-        <w:t>V</w:t>
-      </w:r>
-      <w:r>
-        <w:t xml:space="preserve">ector </w:t>
-      </w:r>
-      <w:r>
-        <w:t>M</w:t>
-      </w:r>
-      <w:r>
-        <w:t>achine, educational data mining</w:t>
-      </w:r>
-      <w:r>
-        <w:t>.</w:t>
+        <w:t>Deployment, Educational Data Mining.</w:t>
       </w:r>
     </w:p>
     <w:p>
@@ -2187,7 +2258,7 @@
             </w:pPr>
             <w:r>
               <w:lastRenderedPageBreak/>
-              <w:t>OND</w:t>
+              <w:t>RF</w:t>
             </w:r>
           </w:p>
         </w:tc>
@@ -2212,7 +2283,7 @@
               <w:spacing w:line="360" w:lineRule="auto"/>
             </w:pPr>
             <w:r>
-              <w:t>Ordinary National Diploma</w:t>
+              <w:t>Random Forest</w:t>
             </w:r>
           </w:p>
         </w:tc>
@@ -2239,7 +2310,7 @@
               <w:spacing w:line="360" w:lineRule="auto"/>
             </w:pPr>
             <w:r>
-              <w:t>RF</w:t>
+              <w:t>ROC</w:t>
             </w:r>
           </w:p>
         </w:tc>
@@ -2264,7 +2335,7 @@
               <w:spacing w:line="360" w:lineRule="auto"/>
             </w:pPr>
             <w:r>
-              <w:t>Random Forest</w:t>
+              <w:t>Receiver Operating Characteristic</w:t>
             </w:r>
           </w:p>
         </w:tc>
@@ -2291,7 +2362,11 @@
               <w:spacing w:line="360" w:lineRule="auto"/>
             </w:pPr>
             <w:r>
-              <w:t>ROC</w:t>
+              <w:rPr>
+                <w:b/>
+                <w:bCs/>
+              </w:rPr>
+              <w:t>SHAP</w:t>
             </w:r>
           </w:p>
         </w:tc>
@@ -2315,9 +2390,19 @@
             <w:pPr>
               <w:spacing w:line="360" w:lineRule="auto"/>
             </w:pPr>
-            <w:r>
-              <w:t>Receiver Operating Characteristic</w:t>
-            </w:r>
+            <w:proofErr w:type="spellStart"/>
+            <w:r>
+              <w:t>SHapley</w:t>
+            </w:r>
+            <w:proofErr w:type="spellEnd"/>
+            <w:r>
+              <w:t xml:space="preserve"> Additive </w:t>
+            </w:r>
+            <w:proofErr w:type="spellStart"/>
+            <w:r>
+              <w:t>exPlanations</w:t>
+            </w:r>
+            <w:proofErr w:type="spellEnd"/>
           </w:p>
         </w:tc>
       </w:tr>
@@ -2343,7 +2428,11 @@
               <w:spacing w:line="360" w:lineRule="auto"/>
             </w:pPr>
             <w:r>
-              <w:t>SDPS</w:t>
+              <w:rPr>
+                <w:b/>
+                <w:bCs/>
+              </w:rPr>
+              <w:t>SMOTE</w:t>
             </w:r>
           </w:p>
         </w:tc>
@@ -2368,7 +2457,7 @@
               <w:spacing w:line="360" w:lineRule="auto"/>
             </w:pPr>
             <w:r>
-              <w:t>Student Dropout Prediction System</w:t>
+              <w:t>Synthetic Minority Over-sampling Technique</w:t>
             </w:r>
           </w:p>
         </w:tc>
@@ -2395,7 +2484,7 @@
               <w:spacing w:line="360" w:lineRule="auto"/>
             </w:pPr>
             <w:r>
-              <w:t>SES</w:t>
+              <w:t>SVM</w:t>
             </w:r>
           </w:p>
         </w:tc>
@@ -2420,215 +2509,7 @@
               <w:spacing w:line="360" w:lineRule="auto"/>
             </w:pPr>
             <w:r>
-              <w:t>Socioeconomic Status</w:t>
-            </w:r>
-          </w:p>
-        </w:tc>
-      </w:tr>
-      <w:tr>
-        <w:tc>
-          <w:tcPr>
-            <w:tcW w:w="2200" w:type="dxa"/>
-            <w:tcBorders>
-              <w:top w:val="single" w:sz="4" w:space="0" w:color="000000"/>
-              <w:left w:val="single" w:sz="4" w:space="0" w:color="000000"/>
-              <w:bottom w:val="single" w:sz="4" w:space="0" w:color="000000"/>
-              <w:right w:val="single" w:sz="4" w:space="0" w:color="000000"/>
-            </w:tcBorders>
-            <w:tcMar>
-              <w:top w:w="80" w:type="dxa"/>
-              <w:left w:w="120" w:type="dxa"/>
-              <w:bottom w:w="80" w:type="dxa"/>
-              <w:right w:w="120" w:type="dxa"/>
-            </w:tcMar>
-          </w:tcPr>
-          <w:p>
-            <w:pPr>
-              <w:spacing w:line="360" w:lineRule="auto"/>
-            </w:pPr>
-            <w:r>
-              <w:t>SIMS</w:t>
-            </w:r>
-          </w:p>
-        </w:tc>
-        <w:tc>
-          <w:tcPr>
-            <w:tcW w:w="6106" w:type="dxa"/>
-            <w:tcBorders>
-              <w:top w:val="single" w:sz="4" w:space="0" w:color="000000"/>
-              <w:left w:val="single" w:sz="4" w:space="0" w:color="000000"/>
-              <w:bottom w:val="single" w:sz="4" w:space="0" w:color="000000"/>
-              <w:right w:val="single" w:sz="4" w:space="0" w:color="000000"/>
-            </w:tcBorders>
-            <w:tcMar>
-              <w:top w:w="80" w:type="dxa"/>
-              <w:left w:w="120" w:type="dxa"/>
-              <w:bottom w:w="80" w:type="dxa"/>
-              <w:right w:w="120" w:type="dxa"/>
-            </w:tcMar>
-          </w:tcPr>
-          <w:p>
-            <w:pPr>
-              <w:spacing w:line="360" w:lineRule="auto"/>
-            </w:pPr>
-            <w:r>
-              <w:t>Student Information Management System</w:t>
-            </w:r>
-          </w:p>
-        </w:tc>
-      </w:tr>
-      <w:tr>
-        <w:tc>
-          <w:tcPr>
-            <w:tcW w:w="2200" w:type="dxa"/>
-            <w:tcBorders>
-              <w:top w:val="single" w:sz="4" w:space="0" w:color="000000"/>
-              <w:left w:val="single" w:sz="4" w:space="0" w:color="000000"/>
-              <w:bottom w:val="single" w:sz="4" w:space="0" w:color="000000"/>
-              <w:right w:val="single" w:sz="4" w:space="0" w:color="000000"/>
-            </w:tcBorders>
-            <w:tcMar>
-              <w:top w:w="80" w:type="dxa"/>
-              <w:left w:w="120" w:type="dxa"/>
-              <w:bottom w:w="80" w:type="dxa"/>
-              <w:right w:w="120" w:type="dxa"/>
-            </w:tcMar>
-          </w:tcPr>
-          <w:p>
-            <w:pPr>
-              <w:spacing w:line="360" w:lineRule="auto"/>
-            </w:pPr>
-            <w:r>
-              <w:t>SVM</w:t>
-            </w:r>
-          </w:p>
-        </w:tc>
-        <w:tc>
-          <w:tcPr>
-            <w:tcW w:w="6106" w:type="dxa"/>
-            <w:tcBorders>
-              <w:top w:val="single" w:sz="4" w:space="0" w:color="000000"/>
-              <w:left w:val="single" w:sz="4" w:space="0" w:color="000000"/>
-              <w:bottom w:val="single" w:sz="4" w:space="0" w:color="000000"/>
-              <w:right w:val="single" w:sz="4" w:space="0" w:color="000000"/>
-            </w:tcBorders>
-            <w:tcMar>
-              <w:top w:w="80" w:type="dxa"/>
-              <w:left w:w="120" w:type="dxa"/>
-              <w:bottom w:w="80" w:type="dxa"/>
-              <w:right w:w="120" w:type="dxa"/>
-            </w:tcMar>
-          </w:tcPr>
-          <w:p>
-            <w:pPr>
-              <w:spacing w:line="360" w:lineRule="auto"/>
-            </w:pPr>
-            <w:r>
               <w:t>Support Vector Machine</w:t>
-            </w:r>
-          </w:p>
-        </w:tc>
-      </w:tr>
-      <w:tr>
-        <w:tc>
-          <w:tcPr>
-            <w:tcW w:w="2200" w:type="dxa"/>
-            <w:tcBorders>
-              <w:top w:val="single" w:sz="4" w:space="0" w:color="000000"/>
-              <w:left w:val="single" w:sz="4" w:space="0" w:color="000000"/>
-              <w:bottom w:val="single" w:sz="4" w:space="0" w:color="000000"/>
-              <w:right w:val="single" w:sz="4" w:space="0" w:color="000000"/>
-            </w:tcBorders>
-            <w:tcMar>
-              <w:top w:w="80" w:type="dxa"/>
-              <w:left w:w="120" w:type="dxa"/>
-              <w:bottom w:w="80" w:type="dxa"/>
-              <w:right w:w="120" w:type="dxa"/>
-            </w:tcMar>
-          </w:tcPr>
-          <w:p>
-            <w:pPr>
-              <w:spacing w:line="360" w:lineRule="auto"/>
-            </w:pPr>
-            <w:r>
-              <w:t>TN</w:t>
-            </w:r>
-          </w:p>
-        </w:tc>
-        <w:tc>
-          <w:tcPr>
-            <w:tcW w:w="6106" w:type="dxa"/>
-            <w:tcBorders>
-              <w:top w:val="single" w:sz="4" w:space="0" w:color="000000"/>
-              <w:left w:val="single" w:sz="4" w:space="0" w:color="000000"/>
-              <w:bottom w:val="single" w:sz="4" w:space="0" w:color="000000"/>
-              <w:right w:val="single" w:sz="4" w:space="0" w:color="000000"/>
-            </w:tcBorders>
-            <w:tcMar>
-              <w:top w:w="80" w:type="dxa"/>
-              <w:left w:w="120" w:type="dxa"/>
-              <w:bottom w:w="80" w:type="dxa"/>
-              <w:right w:w="120" w:type="dxa"/>
-            </w:tcMar>
-          </w:tcPr>
-          <w:p>
-            <w:pPr>
-              <w:spacing w:line="360" w:lineRule="auto"/>
-            </w:pPr>
-            <w:r>
-              <w:t>True Negative</w:t>
-            </w:r>
-          </w:p>
-        </w:tc>
-      </w:tr>
-      <w:tr>
-        <w:tc>
-          <w:tcPr>
-            <w:tcW w:w="2200" w:type="dxa"/>
-            <w:tcBorders>
-              <w:top w:val="single" w:sz="4" w:space="0" w:color="000000"/>
-              <w:left w:val="single" w:sz="4" w:space="0" w:color="000000"/>
-              <w:bottom w:val="single" w:sz="4" w:space="0" w:color="000000"/>
-              <w:right w:val="single" w:sz="4" w:space="0" w:color="000000"/>
-            </w:tcBorders>
-            <w:tcMar>
-              <w:top w:w="80" w:type="dxa"/>
-              <w:left w:w="120" w:type="dxa"/>
-              <w:bottom w:w="80" w:type="dxa"/>
-              <w:right w:w="120" w:type="dxa"/>
-            </w:tcMar>
-          </w:tcPr>
-          <w:p>
-            <w:pPr>
-              <w:spacing w:line="360" w:lineRule="auto"/>
-            </w:pPr>
-            <w:r>
-              <w:t>TP</w:t>
-            </w:r>
-          </w:p>
-        </w:tc>
-        <w:tc>
-          <w:tcPr>
-            <w:tcW w:w="6106" w:type="dxa"/>
-            <w:tcBorders>
-              <w:top w:val="single" w:sz="4" w:space="0" w:color="000000"/>
-              <w:left w:val="single" w:sz="4" w:space="0" w:color="000000"/>
-              <w:bottom w:val="single" w:sz="4" w:space="0" w:color="000000"/>
-              <w:right w:val="single" w:sz="4" w:space="0" w:color="000000"/>
-            </w:tcBorders>
-            <w:tcMar>
-              <w:top w:w="80" w:type="dxa"/>
-              <w:left w:w="120" w:type="dxa"/>
-              <w:bottom w:w="80" w:type="dxa"/>
-              <w:right w:w="120" w:type="dxa"/>
-            </w:tcMar>
-          </w:tcPr>
-          <w:p>
-            <w:pPr>
-              <w:spacing w:line="360" w:lineRule="auto"/>
-            </w:pPr>
-            <w:r>
-              <w:t>True Positive</w:t>
             </w:r>
           </w:p>
         </w:tc>
@@ -2810,7 +2691,7 @@
           <w:sz w:val="24"/>
           <w:szCs w:val="24"/>
         </w:rPr>
-        <w:t>If you have ever watched a classmate disappear quietly from lectures and not return the following semester, you have witnessed the problem this study is trying to address. Student dropout in Nigerian universities is not just a statistic on a government report. It is a pattern that plays out in the lives of real people — young men and women who enroll full of ambition and then leave, for reasons that are not always their fault, and not always visible until it is too late.</w:t>
+        <w:t>If you have ever watched a classmate disappear quietly from lectures and not return the following semester, you have witnessed the problem this study addressed. Student dropout in Nigerian universities is not merely a static figure on a government report; it is a recurring pattern that plays out in the lives of real people. These are young men and women who enrolled full of ambition and subsequently left, for reasons that were not always their fault and were rarely visible until the academic damage became irreversible.</w:t>
       </w:r>
     </w:p>
     <w:p>
@@ -2832,7 +2713,27 @@
           <w:sz w:val="24"/>
           <w:szCs w:val="24"/>
         </w:rPr>
-        <w:t>Nigeria’s higher education sector has grown considerably over recent decades. The National Universities Commission (NUC, 2023) currently lists over 170 accredited universities, with total enrolment exceeding 1.7 million students. But growth in access has not been matched by growth in completion. A substantial share of enrolled students — some estimates place the figure as high as 23 to 30 percent in federal universities (NBS, 2022) — fail to graduate within the stipulated timeframe, with many exiting without degrees altogether. Those numbers represent wasted tuition payments, lost years, and foreclosed opportunities for hundreds of thousands of young Nigerians.</w:t>
+        <w:t xml:space="preserve">Nigeria’s higher education sector has expanded considerably over recent decades. The National Universities Commission (NUC, 2023) currently lists over 170 accredited universities, with total enrolment exceeding 1.7 million students. However, growth in access has not been matched by a corresponding increase in completion rates. A substantial share of enrolled students — with estimates placing the figure as high as 23 to 30 percent in federal universities (NBS, 2022) — fail to graduate within the stipulated timeframe. These figures represent wasted tuition payments, lost years, and foreclosed opportunities for hundreds of thousands of young Nigerians (Jiménez et al., 2023; </w:t>
+      </w:r>
+      <w:proofErr w:type="spellStart"/>
+      <w:r>
+        <w:rPr>
+          <w:b w:val="0"/>
+          <w:bCs w:val="0"/>
+          <w:sz w:val="24"/>
+          <w:szCs w:val="24"/>
+        </w:rPr>
+        <w:t>Mukooyo</w:t>
+      </w:r>
+      <w:proofErr w:type="spellEnd"/>
+      <w:r>
+        <w:rPr>
+          <w:b w:val="0"/>
+          <w:bCs w:val="0"/>
+          <w:sz w:val="24"/>
+          <w:szCs w:val="24"/>
+        </w:rPr>
+        <w:t xml:space="preserve"> &amp; Kasse, 2024).</w:t>
       </w:r>
     </w:p>
     <w:p>
@@ -2854,7 +2755,57 @@
           <w:sz w:val="24"/>
           <w:szCs w:val="24"/>
         </w:rPr>
-        <w:t>What makes this particularly frustrating, from a systems perspective, is that dropout often does not happen suddenly. It tends to accumulate gradually — a few failed courses in the first semester, a rising fee debt that nobody notices in time, a slow withdrawal from academic life that begins long before any formal record flags it as a crisis. By the time an academic adviser or a faculty member realizes a student is at serious risk, the process of disengagement may already be too far advanced to reverse easily.</w:t>
+        <w:t xml:space="preserve">From a systems perspective, dropout rarely occurs as a sudden event. It tends to accumulate through a series of subtle signals — a few failed courses in the first semester, rising fee debt, or a slow withdrawal from campus life that begins long before a </w:t>
+      </w:r>
+      <w:proofErr w:type="gramStart"/>
+      <w:r>
+        <w:rPr>
+          <w:b w:val="0"/>
+          <w:bCs w:val="0"/>
+          <w:sz w:val="24"/>
+          <w:szCs w:val="24"/>
+        </w:rPr>
+        <w:t>formal record flags</w:t>
+      </w:r>
+      <w:proofErr w:type="gramEnd"/>
+      <w:r>
+        <w:rPr>
+          <w:b w:val="0"/>
+          <w:bCs w:val="0"/>
+          <w:sz w:val="24"/>
+          <w:szCs w:val="24"/>
+        </w:rPr>
+        <w:t xml:space="preserve"> it as a crisis. By the time an academic adviser or faculty member identifies a student as being at risk, the process of disengagement is often too advanced to reverse easily (</w:t>
+      </w:r>
+      <w:proofErr w:type="spellStart"/>
+      <w:r>
+        <w:rPr>
+          <w:b w:val="0"/>
+          <w:bCs w:val="0"/>
+          <w:sz w:val="24"/>
+          <w:szCs w:val="24"/>
+        </w:rPr>
+        <w:t>Arifudin</w:t>
+      </w:r>
+      <w:proofErr w:type="spellEnd"/>
+      <w:r>
+        <w:rPr>
+          <w:b w:val="0"/>
+          <w:bCs w:val="0"/>
+          <w:sz w:val="24"/>
+          <w:szCs w:val="24"/>
+        </w:rPr>
+        <w:t xml:space="preserve"> et al., 2026). This reactive approach creates a critical need </w:t>
+      </w:r>
+      <w:r>
+        <w:rPr>
+          <w:b w:val="0"/>
+          <w:bCs w:val="0"/>
+          <w:sz w:val="24"/>
+          <w:szCs w:val="24"/>
+        </w:rPr>
+        <w:lastRenderedPageBreak/>
+        <w:t>for data-driven early-warning systems capable of detecting risk patterns before failure occurs (Zhao &amp; Ren, 2025).</w:t>
       </w:r>
     </w:p>
     <w:p>
@@ -2876,8 +2827,9 @@
           <w:sz w:val="24"/>
           <w:szCs w:val="24"/>
         </w:rPr>
-        <w:t xml:space="preserve">This is precisely the gap that machine learning can help fill. Machine learning (ML) is a branch of artificial intelligence concerned with developing algorithms that identify patterns in data and use those patterns to make predictions. In the context of student </w:t>
-      </w:r>
+        <w:t>This is the gap that machine learning (ML) was utilized to fill. While previous research in Nigerian universities demonstrated that standalone classifiers like Logistic Regression or Random Forest can predict outcomes, these models often struggle with the complex, imbalanced nature of educational data where graduates far outnumber dropouts (</w:t>
+      </w:r>
+      <w:proofErr w:type="spellStart"/>
       <w:r>
         <w:rPr>
           <w:b w:val="0"/>
@@ -2885,10 +2837,9 @@
           <w:sz w:val="24"/>
           <w:szCs w:val="24"/>
         </w:rPr>
-        <w:lastRenderedPageBreak/>
-        <w:t>retention, ML models can be trained on historical student records — including grades, fee payment history, demographic information, and other indicators — to learn what a ‘dropout trajectory’ looks like, and to flag students who appear to be following that trajectory while there is still time to intervene (</w:t>
-      </w:r>
-      <w:proofErr w:type="spellStart"/>
+        <w:t>Arifudin</w:t>
+      </w:r>
+      <w:proofErr w:type="spellEnd"/>
       <w:r>
         <w:rPr>
           <w:b w:val="0"/>
@@ -2896,9 +2847,9 @@
           <w:sz w:val="24"/>
           <w:szCs w:val="24"/>
         </w:rPr>
-        <w:t>Mduma</w:t>
-      </w:r>
-      <w:proofErr w:type="spellEnd"/>
+        <w:t xml:space="preserve"> et al., 2026; </w:t>
+      </w:r>
+      <w:proofErr w:type="spellStart"/>
       <w:r>
         <w:rPr>
           <w:b w:val="0"/>
@@ -2906,9 +2857,9 @@
           <w:sz w:val="24"/>
           <w:szCs w:val="24"/>
         </w:rPr>
-        <w:t xml:space="preserve">, </w:t>
-      </w:r>
-      <w:proofErr w:type="spellStart"/>
+        <w:t>Niyogisubizo</w:t>
+      </w:r>
+      <w:proofErr w:type="spellEnd"/>
       <w:r>
         <w:rPr>
           <w:b w:val="0"/>
@@ -2916,9 +2867,9 @@
           <w:sz w:val="24"/>
           <w:szCs w:val="24"/>
         </w:rPr>
-        <w:t>Kalegele</w:t>
-      </w:r>
-      <w:proofErr w:type="spellEnd"/>
+        <w:t xml:space="preserve"> et al., 2022). Contemporary research suggests that Ensemble Learning — the process of combining multiple algorithms to create a stronger predictive framework — significantly surpasses the generalization capability and robustness of single models (Fatima et al., 2023; </w:t>
+      </w:r>
+      <w:proofErr w:type="spellStart"/>
       <w:r>
         <w:rPr>
           <w:b w:val="0"/>
@@ -2926,7 +2877,17 @@
           <w:sz w:val="24"/>
           <w:szCs w:val="24"/>
         </w:rPr>
-        <w:t>, &amp; Machuve, 2019). Contemporary research suggests that leveraging diverse behavioral data through these algorithms can significantly enhance the accuracy and efficiency of such early identification efforts (Zhao &amp; Ren, 2025). The technology is not new. Universities in Europe, North America, and increasingly across Africa have begun deploying such systems with encouraging results. The challenge is that most of these systems were designed for institutional contexts quite different from the Nigerian one.</w:t>
+        <w:t>Pecuchova</w:t>
+      </w:r>
+      <w:proofErr w:type="spellEnd"/>
+      <w:r>
+        <w:rPr>
+          <w:b w:val="0"/>
+          <w:bCs w:val="0"/>
+          <w:sz w:val="24"/>
+          <w:szCs w:val="24"/>
+        </w:rPr>
+        <w:t xml:space="preserve"> &amp; Drlik, 2023).</w:t>
       </w:r>
     </w:p>
     <w:p>
@@ -2948,7 +2909,7 @@
           <w:sz w:val="24"/>
           <w:szCs w:val="24"/>
         </w:rPr>
-        <w:t xml:space="preserve">An approach built around Portuguese university structures, or adapted from a Danish high school dataset, is unlikely to capture the specific dynamics of Nigerian undergraduate life — the role of JAMB scores and Post-UTME screening in shaping who enters and how prepared they are; the pressure of fee payment in an environment where family income is uncertain; the way ASUU strikes disrupt academic timelines; or the particular vulnerability of students who relocate from rural states to study in larger cities. Furthermore, while predictive research has been successfully conducted in other developing academic environments such as Peru, the specific variables influencing attrition remain highly context-dependent (Jiménez et al., 2023). A system designed for Nigeria needs to be built with Nigeria in mind (Bashiru &amp; </w:t>
+        <w:t xml:space="preserve">An approach built strictly around foreign university structures is unlikely to capture the specific dynamics of Nigerian undergraduate life, such as the role of UTME/JAMB scores in determining entry preparedness, the disruption caused by ASUU strikes, or the financial pressure in an environment where family income is often unstable. Furthermore, while predictive research was successfully conducted in other developing environments like Peru, the specific variables influencing attrition remained highly context-dependent (Jiménez et al., 2023). Consequently, a predictive system for Nigerian universities required an architecture built with local institutional realities in mind (Bashiru &amp; </w:t>
       </w:r>
       <w:proofErr w:type="spellStart"/>
       <w:r>
@@ -3010,7 +2971,7 @@
           <w:sz w:val="24"/>
           <w:szCs w:val="24"/>
         </w:rPr>
-        <w:t xml:space="preserve">This project responds to that need. The Student Dropout Prediction System (SDPS) developed here takes an internationally validated dataset of student records — notably the same base dataset utilized in recent comparative benchmarks for academic success (Villar &amp; Andrade, 2024) — and re-maps every categorical variable to its Nigerian equivalent — admission routes, qualification types, course categories, parental occupations — and trains three supervised ML classifiers to predict dropout risk. These algorithms, specifically Logistic Regression, Random Forest, and Support Vector Machine, represent the current standards for handling non-linear interactions and high-dimensional data in educational modeling (Fatima et al., 2023; </w:t>
+        <w:t xml:space="preserve">This study responded to that requirement by developing a Stacking Ensemble machine learning model. The research utilized an internationally validated dataset of student records — a base utilized in recent academic benchmarks (Villar &amp; Andrade, 2024) — and re-mapped categorical variables to their Nigerian equivalents, including admission routes and qualification types. To achieve superior accuracy, the study implemented a two-level architecture: Level 0 base learners (Logistic Regression, Random Forest, and Support Vector Machine) were synthesized by a Level 1 meta-classifier. Preprocessing was enhanced using the Synthetic Minority Over-sampling Technique (SMOTE) to handle class imbalance, while Mutual Information (MI) was applied to prioritize the most influential features (Naseem et al., 2021; Villar &amp; Andrade, 2024). The resulting model was deployed as a </w:t>
       </w:r>
       <w:proofErr w:type="spellStart"/>
       <w:r>
@@ -3020,7 +2981,7 @@
           <w:sz w:val="24"/>
           <w:szCs w:val="24"/>
         </w:rPr>
-        <w:t>Valkenborg</w:t>
+        <w:t>Streamlit</w:t>
       </w:r>
       <w:proofErr w:type="spellEnd"/>
       <w:r>
@@ -3030,16 +2991,28 @@
           <w:sz w:val="24"/>
           <w:szCs w:val="24"/>
         </w:rPr>
-        <w:t xml:space="preserve"> et al., 2023). The system is then deployed as a web application that any academic administrator can use, without needing to understand a single line of Python, to assess the dropout risk of individual students and receive guidance on appropriate interventions.</w:t>
+        <w:t xml:space="preserve"> web application, allowing academic administrators to transform dormant registry data into implementable early-warning predictions.</w:t>
       </w:r>
     </w:p>
     <w:p>
       <w:pPr>
         <w:pStyle w:val="Heading2"/>
         <w:spacing w:line="360" w:lineRule="auto"/>
-      </w:pPr>
-      <w:r>
-        <w:lastRenderedPageBreak/>
+        <w:jc w:val="both"/>
+        <w:rPr>
+          <w:b w:val="0"/>
+          <w:bCs w:val="0"/>
+          <w:sz w:val="24"/>
+          <w:szCs w:val="24"/>
+        </w:rPr>
+      </w:pPr>
+    </w:p>
+    <w:p>
+      <w:pPr>
+        <w:pStyle w:val="Heading2"/>
+        <w:spacing w:line="360" w:lineRule="auto"/>
+      </w:pPr>
+      <w:r>
         <w:t>1.2 Statement of the Problem</w:t>
       </w:r>
     </w:p>
@@ -3057,14 +3030,27 @@
       </w:r>
       <w:proofErr w:type="spellEnd"/>
       <w:r>
-        <w:t xml:space="preserve"> within the standard duration (NBS, 2022). This failure rate exceeds comparable figures from most middle-income countries and represents a significant drag on Nigeria’s human capital development agenda. </w:t>
+        <w:t xml:space="preserve"> within the standard duration (NBS, 2022). This attrition rate is especially pronounced in rigorous STEM disciplines like Computer Science, where high failure rates in foundational courses drive students to withdraw prematurely </w:t>
       </w:r>
       <w:r>
         <w:rPr>
           <w:b/>
           <w:bCs/>
         </w:rPr>
-        <w:t>Recent international research indicates that while student desertion is a global phenomenon affecting over 180 countries, the specific sociocultural and economic triggers remain significantly localized, requiring context-specific modeling (Jiménez et al., 2023).</w:t>
+        <w:t>(Naseem et al., 2021; Villar &amp; Velini de Andrade, 2024)</w:t>
+      </w:r>
+      <w:r>
+        <w:t xml:space="preserve">. While student desertion is a global phenomenon affecting over 180 countries, its triggers remain significantly localized, requiring context-specific modeling </w:t>
+      </w:r>
+      <w:r>
+        <w:rPr>
+          <w:b/>
+          <w:bCs/>
+        </w:rPr>
+        <w:t>(Jiménez et al., 2023)</w:t>
+      </w:r>
+      <w:r>
+        <w:t>.</w:t>
       </w:r>
     </w:p>
     <w:p>
@@ -3073,25 +3059,59 @@
         <w:jc w:val="both"/>
       </w:pPr>
       <w:r>
-        <w:t xml:space="preserve">The consequences are not abstract. For individual students, dropout typically means a permanent reduction in earning potential, limited career mobility, and, for many, a lasting sense of personal failure. For institutions, high dropout rates translate into revenue losses, lower graduation statistics, and diminished national ranking scores. </w:t>
+        <w:t xml:space="preserve">The consequences of this problem are devastating and far-reaching. For individual students, dropout results in a permanent reduction in earning potential and a lasting sense of personal failure. For institutions, it translates into revenue losses, diminished graduation statistics, and lower national rankings. Recent data suggests the financial impact of university dropout can exceed 1.5 billion euros annually in some regions, illustrating the massive economic burden placed on government and educational stakeholders </w:t>
       </w:r>
       <w:r>
         <w:rPr>
           <w:b/>
           <w:bCs/>
         </w:rPr>
-        <w:t>In some regions, the financial impact of university dropout can exceed 1.5 billion euros annually, illustrating the massive economic burden placed on both government and educational stakeholders (Jiménez et al., 2023).</w:t>
-      </w:r>
-      <w:r>
-        <w:t xml:space="preserve"> For the country as a whole, the cumulative effect is a workforce that is less educated than it could be, and a public investment in higher education that is not fully yielding its intended returns (</w:t>
-      </w:r>
-      <w:proofErr w:type="spellStart"/>
-      <w:r>
+        <w:t xml:space="preserve">(Jiménez et al., 2023; </w:t>
+      </w:r>
+      <w:proofErr w:type="spellStart"/>
+      <w:r>
+        <w:rPr>
+          <w:b/>
+          <w:bCs/>
+        </w:rPr>
+        <w:t>Mukooyo</w:t>
+      </w:r>
+      <w:proofErr w:type="spellEnd"/>
+      <w:r>
+        <w:rPr>
+          <w:b/>
+          <w:bCs/>
+        </w:rPr>
+        <w:t xml:space="preserve"> &amp; Kasse, 2024)</w:t>
+      </w:r>
+      <w:r>
+        <w:t xml:space="preserve">. For Nigeria, the cumulative effect is a workforce with stunted human capital and public investment that fails to yield its intended returns </w:t>
+      </w:r>
+      <w:r>
+        <w:rPr>
+          <w:b/>
+          <w:bCs/>
+        </w:rPr>
+        <w:t>(</w:t>
+      </w:r>
+      <w:proofErr w:type="spellStart"/>
+      <w:r>
+        <w:rPr>
+          <w:b/>
+          <w:bCs/>
+        </w:rPr>
         <w:t>Mduma</w:t>
       </w:r>
       <w:proofErr w:type="spellEnd"/>
       <w:r>
-        <w:t xml:space="preserve"> et al., 2019).</w:t>
+        <w:rPr>
+          <w:b/>
+          <w:bCs/>
+        </w:rPr>
+        <w:t xml:space="preserve"> et al., 2019)</w:t>
+      </w:r>
+      <w:r>
+        <w:t>.</w:t>
       </w:r>
     </w:p>
     <w:p>
@@ -3100,21 +3120,85 @@
         <w:jc w:val="both"/>
       </w:pPr>
       <w:r>
-        <w:t xml:space="preserve">The response of most Nigerian universities to this problem has been reactive rather than preventive. Academic monitoring tends to rely on semester examination results and cumulative GPA checks — information that only becomes available after a student has already struggled through one or more semesters. </w:t>
+        <w:t xml:space="preserve">Historically, the response from Nigerian universities has been reactive. Monitoring relies on semester results and cumulative GPA checks — information that only becomes available after a student has already suffered academic damage. This inability to implement preventive strategies stems from the complexity of student behaviors, which makes early identification a significant technical challenge for institutions relying on manual monitoring </w:t>
       </w:r>
       <w:r>
         <w:rPr>
           <w:b/>
           <w:bCs/>
         </w:rPr>
-        <w:t>The inability to transition to preventive strategies is often due to the complexity and diversity of student behaviors, which makes early identification a significant technical challenge for many institutions (Zhao &amp; Ren, 2025).</w:t>
-      </w:r>
-      <w:r>
-        <w:t xml:space="preserve"> Students who fall below minimum GPA thresholds are placed on academic probation, but this intervention typically occurs only after significant academic damage has already been done. Students who fall behind on fee payments often receive reminders and eventual deregistration, but rarely any proactive outreach or financial support at the moment when early intervention might prevent departure. And in universities where student-to-counsellor ratios may run into </w:t>
-      </w:r>
-      <w:r>
-        <w:lastRenderedPageBreak/>
-        <w:t>the thousand, ad hoc counselling support is often effectively unavailable to most students who need it.</w:t>
+        <w:t xml:space="preserve">(Zhao &amp; Ren, 2025; Bashiru &amp; </w:t>
+      </w:r>
+      <w:proofErr w:type="spellStart"/>
+      <w:r>
+        <w:rPr>
+          <w:b/>
+          <w:bCs/>
+        </w:rPr>
+        <w:t>Malgwi</w:t>
+      </w:r>
+      <w:proofErr w:type="spellEnd"/>
+      <w:r>
+        <w:rPr>
+          <w:b/>
+          <w:bCs/>
+        </w:rPr>
+        <w:t>, 2026)</w:t>
+      </w:r>
+      <w:r>
+        <w:t xml:space="preserve">. Furthermore, previous predictive efforts in Nigeria relied on </w:t>
+      </w:r>
+      <w:r>
+        <w:rPr>
+          <w:b/>
+          <w:bCs/>
+        </w:rPr>
+        <w:t>standalone classifiers</w:t>
+      </w:r>
+      <w:r>
+        <w:t xml:space="preserve"> that often exhibit limited sensitivity and fail to handle the complex, non-linear relationships in student data </w:t>
+      </w:r>
+      <w:r>
+        <w:rPr>
+          <w:b/>
+          <w:bCs/>
+        </w:rPr>
+        <w:t>(</w:t>
+      </w:r>
+      <w:proofErr w:type="spellStart"/>
+      <w:r>
+        <w:rPr>
+          <w:b/>
+          <w:bCs/>
+        </w:rPr>
+        <w:t>Arifudin</w:t>
+      </w:r>
+      <w:proofErr w:type="spellEnd"/>
+      <w:r>
+        <w:rPr>
+          <w:b/>
+          <w:bCs/>
+        </w:rPr>
+        <w:t xml:space="preserve"> et al., 2026; </w:t>
+      </w:r>
+      <w:proofErr w:type="spellStart"/>
+      <w:r>
+        <w:rPr>
+          <w:b/>
+          <w:bCs/>
+        </w:rPr>
+        <w:t>Pecuchova</w:t>
+      </w:r>
+      <w:proofErr w:type="spellEnd"/>
+      <w:r>
+        <w:rPr>
+          <w:b/>
+          <w:bCs/>
+        </w:rPr>
+        <w:t xml:space="preserve"> &amp; Drlik, 2023)</w:t>
+      </w:r>
+      <w:r>
+        <w:t>.</w:t>
       </w:r>
     </w:p>
     <w:p>
@@ -3123,17 +3207,73 @@
         <w:jc w:val="both"/>
       </w:pPr>
       <w:r>
-        <w:t xml:space="preserve">The core problem, in short, is the absence of a systematic, proactive, data-driven mechanism for identifying students at risk of dropping out before they do. Without such a mechanism, institutions cannot efficiently allocate scarce support resources to the students who need them most. </w:t>
+        <w:t xml:space="preserve">The core problem is the absence of a robust, proactive mechanism for identifying at-risk students early enough for intervention. Standard single-algorithm models often suffer from the "Accuracy Paradox," where they fail to detect the minority "dropout" </w:t>
+      </w:r>
+      <w:r>
+        <w:lastRenderedPageBreak/>
+        <w:t xml:space="preserve">class in heavily imbalanced educational datasets </w:t>
       </w:r>
       <w:r>
         <w:rPr>
           <w:b/>
           <w:bCs/>
         </w:rPr>
-        <w:t>This is further complicated by the fact that many standard classification models struggle to accurately identify the minority "dropout" class in heavily imbalanced educational datasets, leading to a high rate of missed cases (Villar &amp; Andrade, 2024).</w:t>
-      </w:r>
-      <w:r>
-        <w:t xml:space="preserve"> Additionally, the lack of interpretability in advanced ensemble models can prevent administrators from understanding the underlying reasons for a student's risk profile (Fatima et al., 2023). The specific subsidiary problems this study addresses are:</w:t>
+        <w:t>(</w:t>
+      </w:r>
+      <w:proofErr w:type="spellStart"/>
+      <w:r>
+        <w:rPr>
+          <w:b/>
+          <w:bCs/>
+        </w:rPr>
+        <w:t>Arifudin</w:t>
+      </w:r>
+      <w:proofErr w:type="spellEnd"/>
+      <w:r>
+        <w:rPr>
+          <w:b/>
+          <w:bCs/>
+        </w:rPr>
+        <w:t xml:space="preserve"> et al., 2026; </w:t>
+      </w:r>
+      <w:proofErr w:type="spellStart"/>
+      <w:r>
+        <w:rPr>
+          <w:b/>
+          <w:bCs/>
+        </w:rPr>
+        <w:t>Niyogisubizo</w:t>
+      </w:r>
+      <w:proofErr w:type="spellEnd"/>
+      <w:r>
+        <w:rPr>
+          <w:b/>
+          <w:bCs/>
+        </w:rPr>
+        <w:t xml:space="preserve"> et al., 2022)</w:t>
+      </w:r>
+      <w:r>
+        <w:t xml:space="preserve">. Additionally, local studies rarely incorporate advanced </w:t>
+      </w:r>
+      <w:r>
+        <w:rPr>
+          <w:b/>
+          <w:bCs/>
+        </w:rPr>
+        <w:t>ensemble architectures</w:t>
+      </w:r>
+      <w:r>
+        <w:t xml:space="preserve"> or provide accessible interfaces for non-technical staff </w:t>
+      </w:r>
+      <w:r>
+        <w:rPr>
+          <w:b/>
+          <w:bCs/>
+        </w:rPr>
+        <w:t>(Fatima et al., 2023)</w:t>
+      </w:r>
+      <w:r>
+        <w:t>. The specific subsidiary problems this study addressed are:</w:t>
       </w:r>
     </w:p>
     <w:p>
@@ -3157,7 +3297,21 @@
         <w:rPr>
           <w:color w:val="000000"/>
         </w:rPr>
-        <w:t>There are no published, validated ML-based dropout prediction models trained on data adapted to the Nigerian university context — with Nigerian admission structures, grading conventions, and socioeconomic indicators.</w:t>
+        <w:t xml:space="preserve">The lack of a validated </w:t>
+      </w:r>
+      <w:r>
+        <w:rPr>
+          <w:b/>
+          <w:bCs/>
+          <w:color w:val="000000"/>
+        </w:rPr>
+        <w:t>Stacking Ensemble model</w:t>
+      </w:r>
+      <w:r>
+        <w:rPr>
+          <w:color w:val="000000"/>
+        </w:rPr>
+        <w:t xml:space="preserve"> trained on data specifically adapted to Nigerian admission structures (UTME/JAMB), grading conventions, and socioeconomic indicators.</w:t>
       </w:r>
     </w:p>
     <w:p>
@@ -3180,7 +3334,21 @@
         <w:rPr>
           <w:color w:val="000000"/>
         </w:rPr>
-        <w:t>Nigerian universities generally lack operational early warning tools that academic administrators can use in real time without specialist technical knowledge.</w:t>
+        <w:t xml:space="preserve">The poor handling of </w:t>
+      </w:r>
+      <w:r>
+        <w:rPr>
+          <w:b/>
+          <w:bCs/>
+          <w:color w:val="000000"/>
+        </w:rPr>
+        <w:t>class imbalance</w:t>
+      </w:r>
+      <w:r>
+        <w:rPr>
+          <w:color w:val="000000"/>
+        </w:rPr>
+        <w:t xml:space="preserve"> in Nigerian educational datasets, which leads to standalone models missing a significant percentage of at-risk students.</w:t>
       </w:r>
     </w:p>
     <w:p>
@@ -3203,7 +3371,21 @@
         <w:rPr>
           <w:color w:val="000000"/>
         </w:rPr>
-        <w:t>The relative predictive importance of different student characteristics in the Nigerian dropout context is poorly documented, limiting the evidence base for intervention design.</w:t>
+        <w:t xml:space="preserve">The absence of a systematic evaluation comparing the predictive robustness of </w:t>
+      </w:r>
+      <w:r>
+        <w:rPr>
+          <w:b/>
+          <w:bCs/>
+          <w:color w:val="000000"/>
+        </w:rPr>
+        <w:t>base learners versus synthesized meta-classifiers</w:t>
+      </w:r>
+      <w:r>
+        <w:rPr>
+          <w:color w:val="000000"/>
+        </w:rPr>
+        <w:t xml:space="preserve"> in the Nigerian dropout context.</w:t>
       </w:r>
     </w:p>
     <w:p>
@@ -3226,7 +3408,7 @@
         <w:rPr>
           <w:color w:val="000000"/>
         </w:rPr>
-        <w:t>No lightweight, deployable web application for dropout prediction has been developed and documented specifically for use in Nigerian higher education institutions.</w:t>
+        <w:t>The lack of a lightweight, deployable web application designed to transform complex ensemble predictions into actionable insights for Nigerian academic administrators.</w:t>
       </w:r>
     </w:p>
     <w:p>
@@ -3244,7 +3426,17 @@
         <w:jc w:val="both"/>
       </w:pPr>
       <w:r>
-        <w:t>The overall aim of this study is to design, implement, and deploy a machine learning-based Student Dropout Prediction System (SDPS) that can identify Nigerian university students at risk of dropout early enough for meaningful intervention to take place.</w:t>
+        <w:t xml:space="preserve">The overall aim of this study was to develop, evaluate, and deploy a </w:t>
+      </w:r>
+      <w:r>
+        <w:rPr>
+          <w:b/>
+          <w:bCs/>
+        </w:rPr>
+        <w:t>Stacking Ensemble machine learning model</w:t>
+      </w:r>
+      <w:r>
+        <w:t xml:space="preserve"> capable of identifying Nigerian university students at risk of dropout early enough for meaningful intervention to take place.</w:t>
       </w:r>
     </w:p>
     <w:p>
@@ -3253,16 +3445,7 @@
         <w:jc w:val="both"/>
       </w:pPr>
       <w:r>
-        <w:t>To achieve th</w:t>
-      </w:r>
-      <w:r>
-        <w:t>e</w:t>
-      </w:r>
-      <w:r>
-        <w:t xml:space="preserve"> main</w:t>
-      </w:r>
-      <w:r>
-        <w:t xml:space="preserve"> aim, the following specific objectives were pursued:</w:t>
+        <w:t>To achieve this aim, the following specific objectives were pursued:</w:t>
       </w:r>
     </w:p>
     <w:p>
@@ -3275,16 +3458,10 @@
         <w:spacing w:before="120" w:after="120" w:line="360" w:lineRule="auto"/>
       </w:pPr>
       <w:r>
-        <w:t>To analy</w:t>
-      </w:r>
-      <w:r>
-        <w:t>z</w:t>
-      </w:r>
-      <w:r>
-        <w:t>e the factors associated with student dropout.</w:t>
-      </w:r>
-      <w:r>
-        <w:t>.</w:t>
+        <w:t>T</w:t>
+      </w:r>
+      <w:r>
+        <w:t>o investigate the academic and socio-economic factors associated with student dropout and identify research gaps in existing standalone classification methods.</w:t>
       </w:r>
     </w:p>
     <w:p>
@@ -3297,8 +3474,17 @@
         <w:spacing w:before="120" w:after="120" w:line="360" w:lineRule="auto"/>
       </w:pPr>
       <w:r>
-        <w:lastRenderedPageBreak/>
-        <w:t>To apply feature selection techniques in identifying the variables that contribute the most to dropout risk.</w:t>
+        <w:t xml:space="preserve">To apply </w:t>
+      </w:r>
+      <w:r>
+        <w:rPr>
+          <w:b/>
+          <w:bCs/>
+        </w:rPr>
+        <w:t>Mutual Information (MI)</w:t>
+      </w:r>
+      <w:r>
+        <w:t xml:space="preserve"> feature selection techniques to identify and prioritize the variables that contribute the most to student attrition risk.</w:t>
       </w:r>
     </w:p>
     <w:p>
@@ -3311,7 +3497,17 @@
         <w:spacing w:before="120" w:after="120" w:line="360" w:lineRule="auto"/>
       </w:pPr>
       <w:r>
-        <w:t>To develop three machine learning classifiers, namely Logistic Regression, Random Forest along with Support Vector Machine, on the prepared dataset.</w:t>
+        <w:t xml:space="preserve">To design and implement a </w:t>
+      </w:r>
+      <w:r>
+        <w:rPr>
+          <w:b/>
+          <w:bCs/>
+        </w:rPr>
+        <w:t>Stacking Ensemble architecture</w:t>
+      </w:r>
+      <w:r>
+        <w:t xml:space="preserve"> comprising three base learners—namely Logistic Regression, Random Forest, and Support Vector Machine—synthesized by a meta-classifier to improve predictive performance.</w:t>
       </w:r>
     </w:p>
     <w:p>
@@ -3324,15 +3520,20 @@
         <w:spacing w:before="120" w:after="120" w:line="360" w:lineRule="auto"/>
       </w:pPr>
       <w:r>
-        <w:t xml:space="preserve">To evaluate the performance of the three models using accuracy, precision, recall, F1-score and ROC-AUC, and deploy the best-performing one as a web-based prediction system using </w:t>
-      </w:r>
-      <w:proofErr w:type="spellStart"/>
-      <w:r>
+        <w:lastRenderedPageBreak/>
+        <w:t xml:space="preserve">To evaluate the robustness of the ensemble model using accuracy, precision, recall, F1-score, and ROC-AUC, and deploy the system as a web-based prediction tool through the </w:t>
+      </w:r>
+      <w:proofErr w:type="spellStart"/>
+      <w:r>
+        <w:rPr>
+          <w:b/>
+          <w:bCs/>
+        </w:rPr>
         <w:t>Streamlit</w:t>
       </w:r>
       <w:proofErr w:type="spellEnd"/>
       <w:r>
-        <w:t>.</w:t>
+        <w:t xml:space="preserve"> framework.</w:t>
       </w:r>
     </w:p>
     <w:p>
@@ -3371,31 +3572,114 @@
     </w:p>
     <w:p>
       <w:pPr>
-        <w:pStyle w:val="ListParagraph"/>
+        <w:pStyle w:val="ng-star-inserted"/>
         <w:numPr>
           <w:ilvl w:val="0"/>
           <w:numId w:val="4"/>
         </w:numPr>
-        <w:pBdr>
-          <w:top w:val="nil"/>
-          <w:left w:val="nil"/>
-          <w:bottom w:val="nil"/>
-          <w:right w:val="nil"/>
-          <w:between w:val="nil"/>
-        </w:pBdr>
-        <w:spacing w:after="120" w:line="360" w:lineRule="auto"/>
-        <w:jc w:val="both"/>
-      </w:pPr>
-      <w:r>
-        <w:rPr>
-          <w:color w:val="000000"/>
-        </w:rPr>
-        <w:t>Which student attributes — academic, demographic, financial, or</w:t>
-      </w:r>
-    </w:p>
-    <w:p>
-      <w:pPr>
-        <w:pStyle w:val="ListParagraph"/>
+        <w:spacing w:line="276" w:lineRule="auto"/>
+      </w:pPr>
+      <w:r>
+        <w:rPr>
+          <w:rStyle w:val="ng-star-inserted1"/>
+        </w:rPr>
+        <w:t xml:space="preserve">How do student attributes mapped specifically to the Nigerian context—such as UTME admission routes, qualification types, and financial status—correlate with dropout risk when analyzed through </w:t>
+      </w:r>
+      <w:r>
+        <w:rPr>
+          <w:rStyle w:val="ng-star-inserted1"/>
+          <w:b/>
+          <w:bCs/>
+        </w:rPr>
+        <w:t>Mutual Information</w:t>
+      </w:r>
+      <w:r>
+        <w:rPr>
+          <w:rStyle w:val="ng-star-inserted1"/>
+        </w:rPr>
+        <w:t>?</w:t>
+      </w:r>
+    </w:p>
+    <w:p>
+      <w:pPr>
+        <w:pStyle w:val="ng-star-inserted"/>
+        <w:numPr>
+          <w:ilvl w:val="0"/>
+          <w:numId w:val="4"/>
+        </w:numPr>
+        <w:spacing w:line="276" w:lineRule="auto"/>
+      </w:pPr>
+      <w:r>
+        <w:rPr>
+          <w:rStyle w:val="ng-star-inserted1"/>
+        </w:rPr>
+        <w:t xml:space="preserve">To what extent does a </w:t>
+      </w:r>
+      <w:r>
+        <w:rPr>
+          <w:rStyle w:val="ng-star-inserted1"/>
+          <w:b/>
+          <w:bCs/>
+        </w:rPr>
+        <w:t>Stacking Ensemble architecture</w:t>
+      </w:r>
+      <w:r>
+        <w:rPr>
+          <w:rStyle w:val="ng-star-inserted1"/>
+        </w:rPr>
+        <w:t xml:space="preserve"> enhance predictive performance and robustness compared to standalone base learners like Logistic Regression, Random Forest, and Support Vector Machine?</w:t>
+      </w:r>
+    </w:p>
+    <w:p>
+      <w:pPr>
+        <w:pStyle w:val="ng-star-inserted"/>
+        <w:numPr>
+          <w:ilvl w:val="0"/>
+          <w:numId w:val="4"/>
+        </w:numPr>
+        <w:spacing w:line="276" w:lineRule="auto"/>
+      </w:pPr>
+      <w:r>
+        <w:rPr>
+          <w:rStyle w:val="ng-star-inserted1"/>
+        </w:rPr>
+        <w:t>What are the practical implications of the ensemble model’s feature importance findings for the design of data-driven, proactive intervention strategies in Nigerian universities?</w:t>
+      </w:r>
+    </w:p>
+    <w:p>
+      <w:pPr>
+        <w:pStyle w:val="ng-star-inserted"/>
+        <w:numPr>
+          <w:ilvl w:val="0"/>
+          <w:numId w:val="4"/>
+        </w:numPr>
+        <w:spacing w:line="276" w:lineRule="auto"/>
+      </w:pPr>
+      <w:r>
+        <w:rPr>
+          <w:rStyle w:val="ng-star-inserted1"/>
+        </w:rPr>
+        <w:t xml:space="preserve">How effectively can the synthesized machine learning pipeline be deployed as a functional, user-friendly </w:t>
+      </w:r>
+      <w:proofErr w:type="spellStart"/>
+      <w:r>
+        <w:rPr>
+          <w:rStyle w:val="ng-star-inserted1"/>
+          <w:b/>
+          <w:bCs/>
+        </w:rPr>
+        <w:t>Streamlit</w:t>
+      </w:r>
+      <w:proofErr w:type="spellEnd"/>
+      <w:r>
+        <w:rPr>
+          <w:rStyle w:val="ng-star-inserted1"/>
+        </w:rPr>
+        <w:t xml:space="preserve"> web application for real-time risk classification by university administrators?</w:t>
+      </w:r>
+    </w:p>
+    <w:p>
+      <w:pPr>
         <w:pBdr>
           <w:top w:val="nil"/>
           <w:left w:val="nil"/>
@@ -3407,96 +3691,6 @@
         <w:ind w:left="1080"/>
         <w:jc w:val="both"/>
       </w:pPr>
-      <w:r>
-        <w:rPr>
-          <w:color w:val="000000"/>
-        </w:rPr>
-        <w:t>socioeconomic — are most predictive of dropout risk in the Nigerian university context?</w:t>
-      </w:r>
-    </w:p>
-    <w:p>
-      <w:pPr>
-        <w:pStyle w:val="ListParagraph"/>
-        <w:numPr>
-          <w:ilvl w:val="0"/>
-          <w:numId w:val="4"/>
-        </w:numPr>
-        <w:pBdr>
-          <w:top w:val="nil"/>
-          <w:left w:val="nil"/>
-          <w:bottom w:val="nil"/>
-          <w:right w:val="nil"/>
-          <w:between w:val="nil"/>
-        </w:pBdr>
-        <w:spacing w:after="120" w:line="360" w:lineRule="auto"/>
-        <w:jc w:val="both"/>
-      </w:pPr>
-      <w:r>
-        <w:rPr>
-          <w:color w:val="000000"/>
-        </w:rPr>
-        <w:t>Which of the three supervised ML algorithms evaluated achieves the best predictive performance, and by what margin?</w:t>
-      </w:r>
-    </w:p>
-    <w:p>
-      <w:pPr>
-        <w:numPr>
-          <w:ilvl w:val="0"/>
-          <w:numId w:val="4"/>
-        </w:numPr>
-        <w:pBdr>
-          <w:top w:val="nil"/>
-          <w:left w:val="nil"/>
-          <w:bottom w:val="nil"/>
-          <w:right w:val="nil"/>
-          <w:between w:val="nil"/>
-        </w:pBdr>
-        <w:spacing w:after="120" w:line="360" w:lineRule="auto"/>
-        <w:jc w:val="both"/>
-      </w:pPr>
-      <w:r>
-        <w:rPr>
-          <w:color w:val="000000"/>
-        </w:rPr>
-        <w:t xml:space="preserve">What are the practical implications of the feature importance findings for the design of early intervention </w:t>
-      </w:r>
-      <w:proofErr w:type="spellStart"/>
-      <w:r>
-        <w:rPr>
-          <w:color w:val="000000"/>
-        </w:rPr>
-        <w:t>programmes</w:t>
-      </w:r>
-      <w:proofErr w:type="spellEnd"/>
-      <w:r>
-        <w:rPr>
-          <w:color w:val="000000"/>
-        </w:rPr>
-        <w:t xml:space="preserve"> in Nigerian universities?</w:t>
-      </w:r>
-    </w:p>
-    <w:p>
-      <w:pPr>
-        <w:numPr>
-          <w:ilvl w:val="0"/>
-          <w:numId w:val="4"/>
-        </w:numPr>
-        <w:pBdr>
-          <w:top w:val="nil"/>
-          <w:left w:val="nil"/>
-          <w:bottom w:val="nil"/>
-          <w:right w:val="nil"/>
-          <w:between w:val="nil"/>
-        </w:pBdr>
-        <w:spacing w:after="120" w:line="360" w:lineRule="auto"/>
-        <w:jc w:val="both"/>
-      </w:pPr>
-      <w:r>
-        <w:rPr>
-          <w:color w:val="000000"/>
-        </w:rPr>
-        <w:t>To what extent can a machine learning-based dropout prediction system be successfully deployed as a functional, user-friendly web application for use by Nigerian university administrators?</w:t>
-      </w:r>
     </w:p>
     <w:p>
       <w:pPr>
@@ -3526,10 +3720,10 @@
           <w:b/>
           <w:bCs/>
         </w:rPr>
-        <w:t>Thematically,</w:t>
-      </w:r>
-      <w:r>
-        <w:t xml:space="preserve"> this study focuses on undergraduate student dropout prediction in Nigerian universities. Postgraduate dropout, primary and secondary school dropout, and dropout from polytechnics or online learning platforms are outside the scope, although the methodology is in principle transferable.</w:t>
+        <w:t>Thematically</w:t>
+      </w:r>
+      <w:r>
+        <w:t>, the research focused on undergraduate student dropout prediction specifically within the Nigerian university system. While the developed methodology is theoretically transferable to other educational tiers, such as postgraduate studies, polytechnics, or secondary schools, these areas remained outside the immediate focus of this study.</w:t>
       </w:r>
     </w:p>
     <w:p>
@@ -3542,16 +3736,10 @@
           <w:b/>
           <w:bCs/>
         </w:rPr>
-        <w:t>Geographically,</w:t>
-      </w:r>
-      <w:r>
-        <w:t xml:space="preserve"> the study is positioned within the Nigerian higher education landscape. While the primary dataset originates from a Portuguese institution, extensive re-contextuali</w:t>
-      </w:r>
-      <w:r>
-        <w:t>z</w:t>
-      </w:r>
-      <w:r>
-        <w:t>ation has been applied to align all categorical variables with Nigerian academic structures, admission systems, and occupational categories. The deployed application uses entirely Nigerian-language field labels and descriptions.</w:t>
+        <w:t>Geographically</w:t>
+      </w:r>
+      <w:r>
+        <w:t>, the study was positioned within the Nigerian higher education landscape. Although a validated benchmark dataset from a Portuguese institution was utilized due to local data privacy constraints, extensive re-contextualization was applied. This involved mapping all categorical variables to Nigerian academic structures, UTME/JAMB admission routes, WAEC/NECO qualifications, and local occupational categories to ensure the model's relevance to Nigerian conditions.</w:t>
       </w:r>
     </w:p>
     <w:p>
@@ -3564,10 +3752,14 @@
           <w:b/>
           <w:bCs/>
         </w:rPr>
-        <w:t>Methodologically,</w:t>
-      </w:r>
-      <w:r>
-        <w:t xml:space="preserve"> the study is confined to three supervised ML classification algorithms: Logistic Regression, Random Forest, and Support Vector Machine. Deep learning methods, unsupervised approaches, and survival analysis were considered but are reserved for future work.</w:t>
+        <w:t>Methodologically</w:t>
+      </w:r>
+      <w:r>
+        <w:t xml:space="preserve">, the study was confined to the development of a Stacking Ensemble architecture. This framework synthesized three supervised classification algorithms—namely Logistic Regression, Random Forest, and Support Vector Machine—as base </w:t>
+      </w:r>
+      <w:r>
+        <w:lastRenderedPageBreak/>
+        <w:t>learners, which were then integrated via a meta-classifier. The methodological scope also included the application of Mutual Information (MI) for feature selection and the Synthetic Minority Over-sampling Technique (SMOTE) to mitigate class imbalance. More complex architectures like deep learning or survival analysis were reserved for future research.</w:t>
       </w:r>
     </w:p>
     <w:p>
@@ -3580,14 +3772,18 @@
           <w:b/>
           <w:bCs/>
         </w:rPr>
-        <w:t>Temporally,</w:t>
-      </w:r>
-      <w:r>
-        <w:t xml:space="preserve"> the study was conducted during the 2024/2025 academic year. Real-time integration with live university student databases was not pursued due to data access </w:t>
-      </w:r>
-      <w:r>
-        <w:lastRenderedPageBreak/>
-        <w:t>constraints, though the system architecture is designed to support such integration in future implementations.</w:t>
+        <w:t>Temporally</w:t>
+      </w:r>
+      <w:r>
+        <w:t xml:space="preserve">, the study was conducted during the 2025/2026 academic year. The technical scope was limited to the creation of a standalone web-based prototype using </w:t>
+      </w:r>
+      <w:proofErr w:type="spellStart"/>
+      <w:r>
+        <w:t>Streamlit</w:t>
+      </w:r>
+      <w:proofErr w:type="spellEnd"/>
+      <w:r>
+        <w:t>. While the system architecture was designed to be scalable, real-time integration with live university databases was not pursued, serving instead as a robust proof-of-concept for institutional deployment.</w:t>
       </w:r>
     </w:p>
     <w:p>
@@ -3605,7 +3801,7 @@
         <w:jc w:val="both"/>
       </w:pPr>
       <w:r>
-        <w:t>The significance of this work operates at several levels simultaneously.</w:t>
+        <w:t>The significance of this study operates across technical, institutional, and</w:t>
       </w:r>
     </w:p>
     <w:p>
@@ -3614,13 +3810,7 @@
         <w:jc w:val="both"/>
       </w:pPr>
       <w:r>
-        <w:t>From a research perspective, it contributes one of the few published, rigorously evaluated ML-based dropout prediction studies explicitly designed for the Nigerian university context. The contextuali</w:t>
-      </w:r>
-      <w:r>
-        <w:t>z</w:t>
-      </w:r>
-      <w:r>
-        <w:t>ation module (nigerian_labels.py) and the feature engineering pipeline constitute reusable research artefacts for future investigators working in similar settings.</w:t>
+        <w:t>socioeconomic levels:</w:t>
       </w:r>
     </w:p>
     <w:p>
@@ -3629,7 +3819,34 @@
         <w:jc w:val="both"/>
       </w:pPr>
       <w:r>
-        <w:t>From an institutional perspective, the deployed SDPS gives academic administrators a practical tool that requires no data science background to operate. The system generates immediate, interpretable risk outputs with color-coded intervention guidance. For a department coordinator handling hundreds of students each semester, that kind of actionable, on-demand insight is genuinely useful.</w:t>
+        <w:rPr>
+          <w:b/>
+          <w:bCs/>
+        </w:rPr>
+        <w:t>From a research perspective</w:t>
+      </w:r>
+      <w:r>
+        <w:t xml:space="preserve">, this work established one of the first rigorously evaluated </w:t>
+      </w:r>
+      <w:r>
+        <w:rPr>
+          <w:b/>
+          <w:bCs/>
+        </w:rPr>
+        <w:t>Stacking Ensemble architectures</w:t>
+      </w:r>
+      <w:r>
+        <w:t xml:space="preserve"> specifically designed for the Nigerian university context. By moving beyond the standalone classifiers used in previous local studies, it provided empirical proof that the synthesis of diverse base learners (LR, SVM, RF) enhances predictive robustness. Furthermore, the contextualization module (nigerian_labels.py) and the </w:t>
+      </w:r>
+      <w:r>
+        <w:rPr>
+          <w:b/>
+          <w:bCs/>
+        </w:rPr>
+        <w:t>Mutual Information</w:t>
+      </w:r>
+      <w:r>
+        <w:t xml:space="preserve"> feature engineering pipeline constitute reusable research artifacts for investigators in African Educational Data Mining (EDM).</w:t>
       </w:r>
     </w:p>
     <w:p>
@@ -3638,15 +3855,33 @@
         <w:jc w:val="both"/>
       </w:pPr>
       <w:r>
-        <w:t xml:space="preserve">For policymakers, the feature importance findings provide quantitative evidence for targeted intervention design. The fact that tuition fee payment status ranks among the top six predictors of dropout — ahead of demographics and family background variables — is a concrete, data-backed argument for investing in proactive financial aid mechanisms rather than purely academic support </w:t>
-      </w:r>
-      <w:proofErr w:type="spellStart"/>
-      <w:r>
-        <w:t>programmes</w:t>
-      </w:r>
-      <w:proofErr w:type="spellEnd"/>
-      <w:r>
-        <w:t>.</w:t>
+        <w:rPr>
+          <w:b/>
+          <w:bCs/>
+        </w:rPr>
+        <w:t>From an institutional perspective</w:t>
+      </w:r>
+      <w:r>
+        <w:t xml:space="preserve">, the deployed system provides academic administrators with a practical decision-support tool that requires no data science background. The </w:t>
+      </w:r>
+      <w:proofErr w:type="spellStart"/>
+      <w:r>
+        <w:rPr>
+          <w:b/>
+          <w:bCs/>
+        </w:rPr>
+        <w:t>Streamlit</w:t>
+      </w:r>
+      <w:proofErr w:type="spellEnd"/>
+      <w:r>
+        <w:rPr>
+          <w:b/>
+          <w:bCs/>
+        </w:rPr>
+        <w:t>-based interface</w:t>
+      </w:r>
+      <w:r>
+        <w:t xml:space="preserve"> generates immediate, interpretable risk outputs with color-coded guidance. For a department coordinator managing thousands of students, this tool transforms stagnant registry records into an automated, scalable mechanism for academic oversight.</w:t>
       </w:r>
     </w:p>
     <w:p>
@@ -3655,8 +3890,55 @@
         <w:jc w:val="both"/>
       </w:pPr>
       <w:r>
-        <w:t>And at the level of individual students, a functioning early warning system means that the students who are quietly falling through the cracks — the ones who have not yet failed but whose early-semester patterns already point toward eventual exit — have a better chance of being noticed and supported before it is too late.</w:t>
-      </w:r>
+        <w:rPr>
+          <w:b/>
+          <w:bCs/>
+        </w:rPr>
+        <w:t>For policymakers</w:t>
+      </w:r>
+      <w:r>
+        <w:t xml:space="preserve">, the feature importance findings provide quantitative evidence for targeted intervention design. The fact that the ensemble model ranked tuition fee payment status and scholarship access as primary predictors—surpassing traditional demographic variables—offers a concrete, data-backed argument for the </w:t>
+      </w:r>
+      <w:r>
+        <w:rPr>
+          <w:b/>
+          <w:bCs/>
+        </w:rPr>
+        <w:t xml:space="preserve">National </w:t>
+      </w:r>
+      <w:r>
+        <w:rPr>
+          <w:b/>
+          <w:bCs/>
+        </w:rPr>
+        <w:lastRenderedPageBreak/>
+        <w:t>Universities Commission (NUC)</w:t>
+      </w:r>
+      <w:r>
+        <w:t xml:space="preserve"> to prioritize proactive financial aid mechanisms alongside purely academic support programs.</w:t>
+      </w:r>
+    </w:p>
+    <w:p>
+      <w:pPr>
+        <w:spacing w:after="200" w:line="360" w:lineRule="auto"/>
+        <w:jc w:val="both"/>
+      </w:pPr>
+      <w:r>
+        <w:rPr>
+          <w:b/>
+          <w:bCs/>
+        </w:rPr>
+        <w:t>At the student level</w:t>
+      </w:r>
+      <w:r>
+        <w:t>, the implementation of a functioning early-warning system facilitates the identification of students who are quietly falling through the cracks. By detecting "dropout trajectories" through early-semester patterns, the system ensures that at-risk students are noticed and supported through counseling or remedial plans before their academic disengagement becomes irreversible.</w:t>
+      </w:r>
+    </w:p>
+    <w:p>
+      <w:pPr>
+        <w:spacing w:after="200" w:line="360" w:lineRule="auto"/>
+        <w:jc w:val="both"/>
+      </w:pPr>
     </w:p>
     <w:p>
       <w:pPr>
@@ -3669,31 +3951,151 @@
     </w:p>
     <w:p>
       <w:pPr>
+        <w:pStyle w:val="Heading2"/>
+        <w:spacing w:line="360" w:lineRule="auto"/>
+        <w:rPr>
+          <w:b w:val="0"/>
+          <w:bCs w:val="0"/>
+          <w:sz w:val="24"/>
+          <w:szCs w:val="24"/>
+        </w:rPr>
+      </w:pPr>
+      <w:r>
+        <w:rPr>
+          <w:b w:val="0"/>
+          <w:bCs w:val="0"/>
+          <w:sz w:val="24"/>
+          <w:szCs w:val="24"/>
+        </w:rPr>
+        <w:t xml:space="preserve">The execution of this research was spurred by two key drivers. The first was a recurring observation made during my undergraduate studies in Nigeria: the frequent, quiet withdrawal of course mates from degree </w:t>
+      </w:r>
+      <w:proofErr w:type="spellStart"/>
+      <w:r>
+        <w:rPr>
+          <w:b w:val="0"/>
+          <w:bCs w:val="0"/>
+          <w:sz w:val="24"/>
+          <w:szCs w:val="24"/>
+        </w:rPr>
+        <w:t>programmes</w:t>
+      </w:r>
+      <w:proofErr w:type="spellEnd"/>
+      <w:r>
+        <w:rPr>
+          <w:b w:val="0"/>
+          <w:bCs w:val="0"/>
+          <w:sz w:val="24"/>
+          <w:szCs w:val="24"/>
+        </w:rPr>
+        <w:t xml:space="preserve"> without the institutional detection of early warning signs. This underscored a systemic reality where university frameworks often proved more efficient at documenting academic failure than proactively preventing it.</w:t>
+      </w:r>
+    </w:p>
+    <w:p>
+      <w:pPr>
+        <w:pStyle w:val="Heading2"/>
+        <w:spacing w:line="360" w:lineRule="auto"/>
+        <w:rPr>
+          <w:b w:val="0"/>
+          <w:bCs w:val="0"/>
+          <w:sz w:val="24"/>
+          <w:szCs w:val="24"/>
+        </w:rPr>
+      </w:pPr>
+      <w:r>
+        <w:rPr>
+          <w:b w:val="0"/>
+          <w:bCs w:val="0"/>
+          <w:sz w:val="24"/>
+          <w:szCs w:val="24"/>
+        </w:rPr>
+        <w:t>The second driver was my practical experience in building technological products for the Nigerian market. Engineering a system that bridges the complexity of a Stacking Ensemble architecture with a usable interface required a focus on the end-user. The resulting web application reflects this philosophy; every label and helper text was meticulously mapped to the Nigerian academic context to ensure that administrators could leverage advanced predictive power without technical barriers.</w:t>
+      </w:r>
+    </w:p>
+    <w:p>
+      <w:pPr>
+        <w:pStyle w:val="Heading2"/>
+        <w:spacing w:line="360" w:lineRule="auto"/>
+        <w:rPr>
+          <w:b w:val="0"/>
+          <w:bCs w:val="0"/>
+          <w:sz w:val="24"/>
+          <w:szCs w:val="24"/>
+        </w:rPr>
+      </w:pPr>
+      <w:r>
+        <w:rPr>
+          <w:b w:val="0"/>
+          <w:bCs w:val="0"/>
+          <w:sz w:val="24"/>
+          <w:szCs w:val="24"/>
+        </w:rPr>
+        <w:t xml:space="preserve">Beyond these personal motivations, the study was aligned with Nigeria’s commitment to Sustainable Development Goal 4 and </w:t>
+      </w:r>
+      <w:proofErr w:type="spellStart"/>
+      <w:r>
+        <w:rPr>
+          <w:b w:val="0"/>
+          <w:bCs w:val="0"/>
+          <w:sz w:val="24"/>
+          <w:szCs w:val="24"/>
+        </w:rPr>
+        <w:t>TETFund’s</w:t>
+      </w:r>
+      <w:proofErr w:type="spellEnd"/>
+      <w:r>
+        <w:rPr>
+          <w:b w:val="0"/>
+          <w:bCs w:val="0"/>
+          <w:sz w:val="24"/>
+          <w:szCs w:val="24"/>
+        </w:rPr>
+        <w:t xml:space="preserve"> mandate to bolster graduation rates. A high-performance, data-driven ensemble model provides a low-cost, high-leverage intervention that can significantly enhance institutional quality without the need for prohibitive infrastructure costs.</w:t>
+      </w:r>
+    </w:p>
+    <w:p>
+      <w:pPr>
+        <w:rPr>
+          <w:b/>
+          <w:bCs/>
+          <w:color w:val="000000"/>
+          <w:sz w:val="26"/>
+          <w:szCs w:val="26"/>
+        </w:rPr>
+      </w:pPr>
+      <w:r>
+        <w:br w:type="page"/>
+      </w:r>
+    </w:p>
+    <w:p>
+      <w:pPr>
+        <w:pStyle w:val="Heading2"/>
+        <w:spacing w:line="360" w:lineRule="auto"/>
+      </w:pPr>
+      <w:r>
+        <w:lastRenderedPageBreak/>
+        <w:t>1.8 Organi</w:t>
+      </w:r>
+      <w:r>
+        <w:t>z</w:t>
+      </w:r>
+      <w:r>
+        <w:t>ation of the Report</w:t>
+      </w:r>
+    </w:p>
+    <w:p>
+      <w:pPr>
         <w:spacing w:after="200" w:line="360" w:lineRule="auto"/>
         <w:jc w:val="both"/>
       </w:pPr>
       <w:r>
-        <w:t xml:space="preserve">Two things brought this project into focus for me. The first is something I have observed as an undergraduate student in Nigeria: the way students disappear from </w:t>
-      </w:r>
-      <w:proofErr w:type="spellStart"/>
-      <w:r>
-        <w:t>programmes</w:t>
-      </w:r>
-      <w:proofErr w:type="spellEnd"/>
-      <w:r>
-        <w:t xml:space="preserve"> without anyone having clearly noticed the warning signs, and the sense — shared, I think, by many of my peers</w:t>
-      </w:r>
-      <w:r>
-        <w:t>(course mate</w:t>
-      </w:r>
-      <w:r>
-        <w:t>s</w:t>
-      </w:r>
-      <w:r>
-        <w:t>)</w:t>
-      </w:r>
-      <w:r>
-        <w:t xml:space="preserve"> — that university systems are often better at recording failures than preventing them.</w:t>
+        <w:rPr>
+          <w:b/>
+          <w:bCs/>
+        </w:rPr>
+        <w:t xml:space="preserve">Chapter One </w:t>
+      </w:r>
+      <w:r>
+        <w:t>(this chapter) established the academic context, defined the core problem of student attrition, and outlined the specific objectives and motivations for developing an ensemble-based predictive solution.</w:t>
       </w:r>
     </w:p>
     <w:p>
@@ -3702,20 +4104,14 @@
         <w:jc w:val="both"/>
       </w:pPr>
       <w:r>
-        <w:lastRenderedPageBreak/>
-        <w:t>The second is the experience of</w:t>
-      </w:r>
-      <w:r>
-        <w:t xml:space="preserve"> learning and</w:t>
-      </w:r>
-      <w:r>
-        <w:t xml:space="preserve"> building</w:t>
-      </w:r>
-      <w:r>
-        <w:t xml:space="preserve"> products in tech</w:t>
-      </w:r>
-      <w:r>
-        <w:t>. Working on software that is intended for actual Nigerian users taught me a discipline that pure academic work sometimes lacks — the obligation to make the interface work for the person in front of you, not the person you’d ideally like to have in front of you. The SDPS application reflects that orientation: every label, every section header, every help text was written with a Nigerian university administrator in mind, not a generic hypothetical user.</w:t>
+        <w:rPr>
+          <w:b/>
+          <w:bCs/>
+        </w:rPr>
+        <w:t>Chapter Two</w:t>
+      </w:r>
+      <w:r>
+        <w:t xml:space="preserve"> provides a comprehensive review of the relevant literature. It covers the conceptual definitions of dropout, examines foundational theoretical models, and evaluates contemporary empirical studies on ensemble machine learning in the African and global educational sectors.</w:t>
       </w:r>
     </w:p>
     <w:p>
@@ -3724,30 +4120,34 @@
         <w:jc w:val="both"/>
       </w:pPr>
       <w:r>
-        <w:t xml:space="preserve">Beyond the personal, this work is also motivated by Nigeria’s SDG 4 commitments and by </w:t>
-      </w:r>
-      <w:proofErr w:type="spellStart"/>
-      <w:r>
-        <w:t>TETFund’s</w:t>
-      </w:r>
-      <w:proofErr w:type="spellEnd"/>
-      <w:r>
-        <w:t xml:space="preserve"> mandate to improve graduation rates and higher education quality. A low-cost, data-driven early warning system is exactly the kind of high-leverage intervention that can contribute meaningfully to those goals without requiring massive infrastructure investment.</w:t>
-      </w:r>
-    </w:p>
-    <w:p>
-      <w:pPr>
-        <w:pStyle w:val="Heading2"/>
-        <w:spacing w:line="360" w:lineRule="auto"/>
-      </w:pPr>
-      <w:r>
-        <w:t>1.8 Organi</w:t>
-      </w:r>
-      <w:r>
-        <w:t>z</w:t>
-      </w:r>
-      <w:r>
-        <w:t>ation of the Report</w:t>
+        <w:rPr>
+          <w:b/>
+          <w:bCs/>
+        </w:rPr>
+        <w:t>Chapter Three</w:t>
+      </w:r>
+      <w:r>
+        <w:t xml:space="preserve"> details the research methodology and system design. This includes the technical requirements, the re-contextualization of the dataset for the Nigerian environment, the application of </w:t>
+      </w:r>
+      <w:r>
+        <w:rPr>
+          <w:b/>
+          <w:bCs/>
+        </w:rPr>
+        <w:t>SMOTE</w:t>
+      </w:r>
+      <w:r>
+        <w:t xml:space="preserve"> for data balancing, and the architectural design of the </w:t>
+      </w:r>
+      <w:r>
+        <w:rPr>
+          <w:b/>
+          <w:bCs/>
+        </w:rPr>
+        <w:t>two-level stacking ensemble</w:t>
+      </w:r>
+      <w:r>
+        <w:t>.</w:t>
       </w:r>
     </w:p>
     <w:p>
@@ -3760,10 +4160,28 @@
           <w:b/>
           <w:bCs/>
         </w:rPr>
-        <w:t>Chapter One</w:t>
-      </w:r>
-      <w:r>
-        <w:t xml:space="preserve"> (this chapter) has established the context, problem, objectives, and motivation of the study.</w:t>
+        <w:t>Chapter Four</w:t>
+      </w:r>
+      <w:r>
+        <w:t xml:space="preserve"> documents the system implementation and experimental results. It covers the development environment, the outcomes of the </w:t>
+      </w:r>
+      <w:r>
+        <w:rPr>
+          <w:b/>
+          <w:bCs/>
+        </w:rPr>
+        <w:t>Mutual Information</w:t>
+      </w:r>
+      <w:r>
+        <w:t xml:space="preserve"> feature selection, model training protocols, and a comparative performance evaluation. This chapter also presents a detailed analysis of the meta-classifier outcomes and provides a walkthrough of the deployed </w:t>
+      </w:r>
+      <w:proofErr w:type="spellStart"/>
+      <w:r>
+        <w:t>Streamlit</w:t>
+      </w:r>
+      <w:proofErr w:type="spellEnd"/>
+      <w:r>
+        <w:t xml:space="preserve"> web application with relevant screenshots.</w:t>
       </w:r>
     </w:p>
     <w:p>
@@ -3776,10 +4194,10 @@
           <w:b/>
           <w:bCs/>
         </w:rPr>
-        <w:t>Chapter Two</w:t>
-      </w:r>
-      <w:r>
-        <w:t xml:space="preserve"> reviews the relevant literature, covering conceptual definitions, theoretical dropout models, and empirical studies on ML-based dropout prediction, with focus on the Nigerian and African context.</w:t>
+        <w:t>Chapter Five</w:t>
+      </w:r>
+      <w:r>
+        <w:t xml:space="preserve"> synthesizes the research findings into a summary and conclusion. It articulates the study's technical contributions to knowledge, acknowledges inherent limitations, and recommends specific directions for future algorithmic optimization.</w:t>
       </w:r>
     </w:p>
     <w:p>
@@ -3792,51 +4210,10 @@
           <w:b/>
           <w:bCs/>
         </w:rPr>
-        <w:t>Chapter Three</w:t>
-      </w:r>
-      <w:r>
-        <w:t xml:space="preserve"> presents the system analysis and design, including requirements, dataset description, preprocessing steps, the three ML algorithms, evaluation metrics, and system architecture.</w:t>
-      </w:r>
-    </w:p>
-    <w:p>
-      <w:pPr>
-        <w:spacing w:after="200" w:line="360" w:lineRule="auto"/>
-        <w:jc w:val="both"/>
-      </w:pPr>
-      <w:r>
-        <w:rPr>
-          <w:b/>
-          <w:bCs/>
-        </w:rPr>
-        <w:t>Chapter Four</w:t>
-      </w:r>
-      <w:r>
-        <w:t xml:space="preserve"> covers implementation and results: the development environment, preprocessing outcomes, model training, performance evaluation with all figures, feature importance analysis, and a detailed presentation of the deployed web application interface with screenshots.</w:t>
-      </w:r>
-    </w:p>
-    <w:p>
-      <w:pPr>
-        <w:spacing w:after="200" w:line="360" w:lineRule="auto"/>
-        <w:jc w:val="both"/>
-      </w:pPr>
-      <w:r>
-        <w:rPr>
-          <w:b/>
-          <w:bCs/>
-        </w:rPr>
-        <w:t>Chapter Five</w:t>
-      </w:r>
-      <w:r>
-        <w:t xml:space="preserve"> draws together the findings into a summary and conclusion, articulates contributions to knowledge, acknowledges limitations, and recommends directions for future work.</w:t>
-      </w:r>
-    </w:p>
-    <w:p>
-      <w:pPr>
-        <w:spacing w:after="200" w:line="360" w:lineRule="auto"/>
-        <w:jc w:val="both"/>
-      </w:pPr>
-      <w:r>
-        <w:t>References and appendices follow Chapter Five.</w:t>
+        <w:t>References and Appendices</w:t>
+      </w:r>
+      <w:r>
+        <w:t xml:space="preserve"> follow Chapter Five, providing the complete bibliography and the underlying source code for the ensemble pipeline.</w:t>
       </w:r>
     </w:p>
     <w:p>
@@ -3889,7 +4266,49 @@
         <w:jc w:val="both"/>
       </w:pPr>
       <w:r>
-        <w:t>This chapter reviews the literature relevant to this study across three dimensions. First, a conceptual review clarifies how ‘student dropout’ and ‘machine learning’ are defined and understood across disciplines. Second, a theoretical framework situates the study within established models of student persistence and attrition. Third, an empirical review examines specific studies that have used ML for dropout prediction, with particular attention to work done in Nigerian and African contexts. The chapter concludes by identifying the research gaps that this project is designed to address.</w:t>
+        <w:t xml:space="preserve">This chapter provides a critical examination of the literature relevant to the development of high-performance predictive models for student retention. First, a conceptual review clarifies the definitions of ‘student dropout’ and ‘ensemble machine learning’ as understood across educational and computational disciplines. Second, a theoretical framework situates the study within established models of student persistence and the sociological factors influencing attrition. Third, an empirical review evaluates specific studies that utilized machine learning for dropout prediction, with particular attention given to the transition from standalone classifiers to ensemble architectures within Nigerian and African contexts </w:t>
+      </w:r>
+      <w:r>
+        <w:rPr>
+          <w:b/>
+          <w:bCs/>
+        </w:rPr>
+        <w:t xml:space="preserve">(Bashiru &amp; </w:t>
+      </w:r>
+      <w:proofErr w:type="spellStart"/>
+      <w:r>
+        <w:rPr>
+          <w:b/>
+          <w:bCs/>
+        </w:rPr>
+        <w:t>Malgwi</w:t>
+      </w:r>
+      <w:proofErr w:type="spellEnd"/>
+      <w:r>
+        <w:rPr>
+          <w:b/>
+          <w:bCs/>
+        </w:rPr>
+        <w:t xml:space="preserve">, 2026; </w:t>
+      </w:r>
+      <w:proofErr w:type="spellStart"/>
+      <w:r>
+        <w:rPr>
+          <w:b/>
+          <w:bCs/>
+        </w:rPr>
+        <w:t>Niyogisubizo</w:t>
+      </w:r>
+      <w:proofErr w:type="spellEnd"/>
+      <w:r>
+        <w:rPr>
+          <w:b/>
+          <w:bCs/>
+        </w:rPr>
+        <w:t xml:space="preserve"> et al., 2022)</w:t>
+      </w:r>
+      <w:r>
+        <w:t>. Finally, the chapter identifies the specific research gaps regarding model robustness, class imbalance, and algorithmic synthesis that this study was designed to address.</w:t>
       </w:r>
     </w:p>
     <w:p>
@@ -3947,7 +4366,7 @@
           <w:sz w:val="24"/>
           <w:szCs w:val="24"/>
         </w:rPr>
-        <w:t xml:space="preserve">The concept of student dropout sounds simple enough — a student who starts a </w:t>
+        <w:t xml:space="preserve">The concept of student dropout appears straightforward—referring to a student who commences a </w:t>
       </w:r>
       <w:proofErr w:type="spellStart"/>
       <w:r>
@@ -3967,7 +4386,37 @@
           <w:sz w:val="24"/>
           <w:szCs w:val="24"/>
         </w:rPr>
-        <w:t xml:space="preserve"> and does not finish it — but defining it precisely turns out to be more complicated than it first appears. Does a student who transfers to another institution count as a dropout? What about one who takes a year off and returns? Or one who stops attending lectures but remains officially enrolled? Different studies draw these lines in different places, and the inconsistency makes cross-study comparisons difficult (Nicoletti &amp; Oliveira, 2020). Recent research further distinguishes between short-term interruptions, where a student may return after a year, and definitive desertion, which represents a permanent exit from the higher education system (Jiménez et al., 2023).</w:t>
+        <w:t xml:space="preserve"> but fails to complete it—yet defining it precisely involves significant complexity. Academic literature often struggles with inconsistencies regarding whether students who transfer, take temporary leaves, or stop attending without formal notice should be categorized as dropouts (Nicoletti &amp; Oliveira, 2020). Recent research further distinguishes between short-term interruptions and definitive desertion, which represents a permanent and total exit from the higher education system (Jiménez et al., 2023). This study adopted the definition of dropout as the permanent </w:t>
+      </w:r>
+      <w:r>
+        <w:rPr>
+          <w:b w:val="0"/>
+          <w:bCs w:val="0"/>
+          <w:sz w:val="24"/>
+          <w:szCs w:val="24"/>
+        </w:rPr>
+        <w:lastRenderedPageBreak/>
+        <w:t xml:space="preserve">exit of a student from their university </w:t>
+      </w:r>
+      <w:proofErr w:type="spellStart"/>
+      <w:r>
+        <w:rPr>
+          <w:b w:val="0"/>
+          <w:bCs w:val="0"/>
+          <w:sz w:val="24"/>
+          <w:szCs w:val="24"/>
+        </w:rPr>
+        <w:t>programme</w:t>
+      </w:r>
+      <w:proofErr w:type="spellEnd"/>
+      <w:r>
+        <w:rPr>
+          <w:b w:val="0"/>
+          <w:bCs w:val="0"/>
+          <w:sz w:val="24"/>
+          <w:szCs w:val="24"/>
+        </w:rPr>
+        <w:t xml:space="preserve"> without fulfilling graduation requirements, specifically excluding those who transfer to other accredited institutions.</w:t>
       </w:r>
     </w:p>
     <w:p>
@@ -3989,7 +4438,7 @@
           <w:sz w:val="24"/>
           <w:szCs w:val="24"/>
         </w:rPr>
-        <w:t xml:space="preserve">For the purposes of this study, dropout is defined as the permanent exit of a student from their university </w:t>
+        <w:t>While dropout is fundamentally a binary outcome, modern research emphasizes that it is best modeled through ensemble classification to capture the intricate behaviors leading to attrition (</w:t>
       </w:r>
       <w:proofErr w:type="spellStart"/>
       <w:r>
@@ -3999,7 +4448,7 @@
           <w:sz w:val="24"/>
           <w:szCs w:val="24"/>
         </w:rPr>
-        <w:t>programme</w:t>
+        <w:t>Niyogisubizo</w:t>
       </w:r>
       <w:proofErr w:type="spellEnd"/>
       <w:r>
@@ -4009,8 +4458,9 @@
           <w:sz w:val="24"/>
           <w:szCs w:val="24"/>
         </w:rPr>
-        <w:t xml:space="preserve"> without completing the requirements for graduation, excluding students who transfer to another accredited institution. This is a binary outcome: a student either drops out or does not. The outcome is modelled as a </w:t>
-      </w:r>
+        <w:t xml:space="preserve"> et al., 2022; Fatima et al., 2023). Standalone models often fail to provide the sensitivity required for high-stakes intervention, particularly when handling imbalanced data where graduates significantly outnumber dropouts (</w:t>
+      </w:r>
+      <w:proofErr w:type="spellStart"/>
       <w:r>
         <w:rPr>
           <w:b w:val="0"/>
@@ -4018,10 +4468,9 @@
           <w:sz w:val="24"/>
           <w:szCs w:val="24"/>
         </w:rPr>
-        <w:lastRenderedPageBreak/>
-        <w:t>classification problem, which is the standard approach in the majority of ML-based dropout prediction literature (</w:t>
-      </w:r>
-      <w:proofErr w:type="spellStart"/>
+        <w:t>Arifudin</w:t>
+      </w:r>
+      <w:proofErr w:type="spellEnd"/>
       <w:r>
         <w:rPr>
           <w:b w:val="0"/>
@@ -4029,9 +4478,9 @@
           <w:sz w:val="24"/>
           <w:szCs w:val="24"/>
         </w:rPr>
-        <w:t>Osemwegie</w:t>
-      </w:r>
-      <w:proofErr w:type="spellEnd"/>
+        <w:t xml:space="preserve"> et al., 2026; Villar &amp; de Andrade, 2024). By modeling this as a classification problem within an ensemble framework, the system can more accurately identify the minority "at-risk" class while maintaining high overall robustness (Hassan, Muse, &amp; Nadarajah, 2024; </w:t>
+      </w:r>
+      <w:proofErr w:type="spellStart"/>
       <w:r>
         <w:rPr>
           <w:b w:val="0"/>
@@ -4039,7 +4488,17 @@
           <w:sz w:val="24"/>
           <w:szCs w:val="24"/>
         </w:rPr>
-        <w:t xml:space="preserve"> &amp; Amadin, 2023; Hassan, Muse, &amp; Nadarajah, 2024).</w:t>
+        <w:t>Pecuchova</w:t>
+      </w:r>
+      <w:proofErr w:type="spellEnd"/>
+      <w:r>
+        <w:rPr>
+          <w:b w:val="0"/>
+          <w:bCs w:val="0"/>
+          <w:sz w:val="24"/>
+          <w:szCs w:val="24"/>
+        </w:rPr>
+        <w:t xml:space="preserve"> &amp; Drlik, 2023).</w:t>
       </w:r>
     </w:p>
     <w:p>
@@ -4061,7 +4520,7 @@
           <w:sz w:val="24"/>
           <w:szCs w:val="24"/>
         </w:rPr>
-        <w:t xml:space="preserve">In the Nigerian higher education setting, dropout takes on specific characteristics that are worth spelling out. A significant proportion of Nigerian dropouts are driven not by academic failure alone but by financial crisis — the inability to pay tuition fees, which triggers a cascade of administrative consequences including deregistration and loss of hostel access. Others are driven by family pressures, including marriage (disproportionately affecting female students), the need to support parents economically, or relocation constraints. Academic failure, when it occurs, is often itself a consequence of these underlying pressures rather than their cause (Bashiru &amp; </w:t>
+        <w:t xml:space="preserve">In the Nigerian higher education setting, dropout exhibits unique socio-economic characteristics. A substantial proportion of Nigerian dropouts are driven not by academic failure alone, but by financial crises—where the inability to pay tuition fees triggers administrative deregistration. Other primary drivers include family pressures, relocation constraints, and frequent academic disruptions such as ASUU strikes, which break study momentum (Bashiru &amp; </w:t>
       </w:r>
       <w:proofErr w:type="spellStart"/>
       <w:r>
@@ -4101,7 +4560,7 @@
           <w:sz w:val="24"/>
           <w:szCs w:val="24"/>
         </w:rPr>
-        <w:t xml:space="preserve"> &amp; Kasse, 2024).</w:t>
+        <w:t xml:space="preserve"> &amp; Kasse, 2024). In many instances, academic failure is a secondary symptom of these underlying socioeconomic stressors rather than the primary cause (Jiménez et al., 2023).</w:t>
       </w:r>
     </w:p>
     <w:p>
@@ -4123,7 +4582,27 @@
           <w:sz w:val="24"/>
           <w:szCs w:val="24"/>
         </w:rPr>
-        <w:t>This distinction matters because it shapes what a prediction model needs to capture. A model that only looks at academic performance metrics will miss many Nigerian dropouts whose trajectory begins with financial or personal crisis long before their grades deteriorate. The feature set used in this study was designed with this in mind, incorporating financial status variables alongside academic indicators.</w:t>
+        <w:t>The multi-dimensional nature of these factors directly influenced the design of the predictive model used in this study. Because academic, financial, and personal variables interact in non-linear and complex ways, a Stacking Ensemble architecture was utilized to synthesize diverse perspectives from multiple base learners (</w:t>
+      </w:r>
+      <w:proofErr w:type="spellStart"/>
+      <w:r>
+        <w:rPr>
+          <w:b w:val="0"/>
+          <w:bCs w:val="0"/>
+          <w:sz w:val="24"/>
+          <w:szCs w:val="24"/>
+        </w:rPr>
+        <w:t>Niyogisubizo</w:t>
+      </w:r>
+      <w:proofErr w:type="spellEnd"/>
+      <w:r>
+        <w:rPr>
+          <w:b w:val="0"/>
+          <w:bCs w:val="0"/>
+          <w:sz w:val="24"/>
+          <w:szCs w:val="24"/>
+        </w:rPr>
+        <w:t xml:space="preserve"> et al., 2022; Fatima et al., 2023). This approach ensured that the model could detect dropout trajectories triggered by financial instability long before they manifested in poor semester grades, providing a more comprehensive early-warning mechanism tailored to the Nigerian institutional reality.</w:t>
       </w:r>
     </w:p>
     <w:p>
@@ -4157,15 +4636,17 @@
         </w:rPr>
       </w:pPr>
       <w:r>
+        <w:br/>
+      </w:r>
+      <w:r>
         <w:rPr>
           <w:b w:val="0"/>
           <w:bCs w:val="0"/>
           <w:sz w:val="24"/>
           <w:szCs w:val="24"/>
         </w:rPr>
-        <w:t xml:space="preserve">Machine learning is the subfield of artificial intelligence concerned with building systems that improve their performance on tasks through exposure to data, rather than through explicit step-by-step programming (Jordan &amp; Mitchell, 2015, as cited in </w:t>
-      </w:r>
-      <w:proofErr w:type="spellStart"/>
+        <w:t xml:space="preserve">Machine learning (ML) is a specialized branch of artificial intelligence focused on </w:t>
+      </w:r>
       <w:r>
         <w:rPr>
           <w:b w:val="0"/>
@@ -4173,9 +4654,10 @@
           <w:sz w:val="24"/>
           <w:szCs w:val="24"/>
         </w:rPr>
-        <w:t>Mduma</w:t>
-      </w:r>
-      <w:proofErr w:type="spellEnd"/>
+        <w:lastRenderedPageBreak/>
+        <w:t>developing systems that improve their performance on specific tasks through iterative exposure to data, rather than following static, hand-coded rules (</w:t>
+      </w:r>
+      <w:proofErr w:type="spellStart"/>
       <w:r>
         <w:rPr>
           <w:b w:val="0"/>
@@ -4183,9 +4665,9 @@
           <w:sz w:val="24"/>
           <w:szCs w:val="24"/>
         </w:rPr>
-        <w:t xml:space="preserve"> et al., 2019). The core idea is inductive </w:t>
-      </w:r>
-      <w:proofErr w:type="spellStart"/>
+        <w:t>Mduma</w:t>
+      </w:r>
+      <w:proofErr w:type="spellEnd"/>
       <w:r>
         <w:rPr>
           <w:b w:val="0"/>
@@ -4193,9 +4675,9 @@
           <w:sz w:val="24"/>
           <w:szCs w:val="24"/>
         </w:rPr>
-        <w:t>generalisation</w:t>
-      </w:r>
-      <w:proofErr w:type="spellEnd"/>
+        <w:t xml:space="preserve"> et al., 2019). The fundamental principle is inductive generalization: an algorithm analyzes historical student records to learn latent patterns—such as the correlation between late fee payments and academic decline—and applies this logic to predict the status of new, unseen cases (</w:t>
+      </w:r>
+      <w:proofErr w:type="spellStart"/>
       <w:r>
         <w:rPr>
           <w:b w:val="0"/>
@@ -4203,9 +4685,9 @@
           <w:sz w:val="24"/>
           <w:szCs w:val="24"/>
         </w:rPr>
-        <w:t>: given enough examples of a phenomenon, an ML algorithm learns the underlying pattern and can apply it to new, unseen cases (</w:t>
-      </w:r>
-      <w:proofErr w:type="spellStart"/>
+        <w:t>Valkenborg</w:t>
+      </w:r>
+      <w:proofErr w:type="spellEnd"/>
       <w:r>
         <w:rPr>
           <w:b w:val="0"/>
@@ -4213,9 +4695,9 @@
           <w:sz w:val="24"/>
           <w:szCs w:val="24"/>
         </w:rPr>
-        <w:t>Valkenborg</w:t>
-      </w:r>
-      <w:proofErr w:type="spellEnd"/>
+        <w:t xml:space="preserve"> et al., 2023). This approach is increasingly recognized as a catalyst for achieving sustainable education through proactive intervention (</w:t>
+      </w:r>
+      <w:proofErr w:type="spellStart"/>
       <w:r>
         <w:rPr>
           <w:b w:val="0"/>
@@ -4223,7 +4705,17 @@
           <w:sz w:val="24"/>
           <w:szCs w:val="24"/>
         </w:rPr>
-        <w:t xml:space="preserve"> et al., 2023).</w:t>
+        <w:t>Mukooyo</w:t>
+      </w:r>
+      <w:proofErr w:type="spellEnd"/>
+      <w:r>
+        <w:rPr>
+          <w:b w:val="0"/>
+          <w:bCs w:val="0"/>
+          <w:sz w:val="24"/>
+          <w:szCs w:val="24"/>
+        </w:rPr>
+        <w:t xml:space="preserve"> &amp; Kasse, 2024).</w:t>
       </w:r>
     </w:p>
     <w:p>
@@ -4245,7 +4737,7 @@
           <w:sz w:val="24"/>
           <w:szCs w:val="24"/>
         </w:rPr>
-        <w:t xml:space="preserve">The primary division in ML is between supervised and unsupervised learning. In supervised learning — the paradigm used in this study — the algorithm learns from labelled training data, meaning data where the correct answer (in this case, dropout or non-dropout) is already known for each record. The algorithm fits a model to this labelled data and then uses the fitted model to predict the labels of new, </w:t>
+        <w:t>The primary division in ML is between supervised and unsupervised learning. Supervised learning—the paradigm utilized in this study—requires labeled training data where the target outcome (dropout or graduate) is already established. This allows the algorithm to fit a mathematical model to the known data and then predict labels for unlabeled records. Ensemble learning, a high-performance subset of this paradigm, moves beyond single-algorithm limitations by combining multiple "base learners" to create a more robust final prediction (</w:t>
       </w:r>
       <w:proofErr w:type="spellStart"/>
       <w:r>
@@ -4255,7 +4747,7 @@
           <w:sz w:val="24"/>
           <w:szCs w:val="24"/>
         </w:rPr>
-        <w:t>unlabelled</w:t>
+        <w:t>Ardabili</w:t>
       </w:r>
       <w:proofErr w:type="spellEnd"/>
       <w:r>
@@ -4265,8 +4757,9 @@
           <w:sz w:val="24"/>
           <w:szCs w:val="24"/>
         </w:rPr>
-        <w:t xml:space="preserve"> records. Ensemble learning, a powerful subset of this paradigm, combines multiple </w:t>
-      </w:r>
+        <w:t xml:space="preserve"> et al., 2019; Fatima et al., 2023). While common ensemble techniques include Bagging (parallel training, e.g., Random Forest) and Boosting (sequential error correction, e.g., </w:t>
+      </w:r>
+      <w:proofErr w:type="spellStart"/>
       <w:r>
         <w:rPr>
           <w:b w:val="0"/>
@@ -4274,10 +4767,9 @@
           <w:sz w:val="24"/>
           <w:szCs w:val="24"/>
         </w:rPr>
-        <w:lastRenderedPageBreak/>
-        <w:t xml:space="preserve">'weak learners' to create a robust final prediction, typically through bagging or boosting techniques (Fatima et al., 2023). Unsupervised learning, by contrast, looks for structure in data without any predefined labels, and is used for tasks like clustering students into </w:t>
-      </w:r>
-      <w:proofErr w:type="spellStart"/>
+        <w:t>XGBoost</w:t>
+      </w:r>
+      <w:proofErr w:type="spellEnd"/>
       <w:r>
         <w:rPr>
           <w:b w:val="0"/>
@@ -4285,9 +4777,9 @@
           <w:sz w:val="24"/>
           <w:szCs w:val="24"/>
         </w:rPr>
-        <w:t>behavioural</w:t>
-      </w:r>
-      <w:proofErr w:type="spellEnd"/>
+        <w:t>), this study utilized Stacking Generalization. Stacking is a two-layer approach where a meta-learner is trained to synthesize the predictions of diverse base models to minimize generalization error (</w:t>
+      </w:r>
+      <w:proofErr w:type="spellStart"/>
       <w:r>
         <w:rPr>
           <w:b w:val="0"/>
@@ -4295,7 +4787,37 @@
           <w:sz w:val="24"/>
           <w:szCs w:val="24"/>
         </w:rPr>
-        <w:t xml:space="preserve"> groups rather than predicting a specific outcome.</w:t>
+        <w:t>Niyogisubizo</w:t>
+      </w:r>
+      <w:proofErr w:type="spellEnd"/>
+      <w:r>
+        <w:rPr>
+          <w:b w:val="0"/>
+          <w:bCs w:val="0"/>
+          <w:sz w:val="24"/>
+          <w:szCs w:val="24"/>
+        </w:rPr>
+        <w:t xml:space="preserve"> et al., 2022; </w:t>
+      </w:r>
+      <w:proofErr w:type="spellStart"/>
+      <w:r>
+        <w:rPr>
+          <w:b w:val="0"/>
+          <w:bCs w:val="0"/>
+          <w:sz w:val="24"/>
+          <w:szCs w:val="24"/>
+        </w:rPr>
+        <w:t>Pecuchova</w:t>
+      </w:r>
+      <w:proofErr w:type="spellEnd"/>
+      <w:r>
+        <w:rPr>
+          <w:b w:val="0"/>
+          <w:bCs w:val="0"/>
+          <w:sz w:val="24"/>
+          <w:szCs w:val="24"/>
+        </w:rPr>
+        <w:t xml:space="preserve"> &amp; Drlik, 2023).</w:t>
       </w:r>
     </w:p>
     <w:p>
@@ -4317,9 +4839,9 @@
           <w:sz w:val="24"/>
           <w:szCs w:val="24"/>
         </w:rPr>
-        <w:t>Within supervised learning, the task of assigning each record to one of a fixed set of categories is called classification. Student dropout prediction is a binary classification problem — two categories: Dropout (1) and Non-Dropout (0). The three algorithms used in this study — Logistic Regression, Random Forest, and Support Vector Machine — are all supervised classification algorithms, each approaching the problem from a different mathematical angle. Support Vector Machines, for instance, exploit geometric properties of the data to find a maximum-margin hyperplane that separates classes, often utilizing the 'kernel trick' to handle highly non-linear problems (</w:t>
-      </w:r>
-      <w:proofErr w:type="spellStart"/>
+        <w:t xml:space="preserve">Within the supervised learning framework, the task of assigning records to discrete categories is defined as classification. Student dropout prediction is modeled as a binary classification problem: Dropout (1) and </w:t>
+      </w:r>
+      <w:proofErr w:type="gramStart"/>
       <w:r>
         <w:rPr>
           <w:b w:val="0"/>
@@ -4327,9 +4849,9 @@
           <w:sz w:val="24"/>
           <w:szCs w:val="24"/>
         </w:rPr>
-        <w:t>Valkenborg</w:t>
-      </w:r>
-      <w:proofErr w:type="spellEnd"/>
+        <w:t>Non-Dropout</w:t>
+      </w:r>
+      <w:proofErr w:type="gramEnd"/>
       <w:r>
         <w:rPr>
           <w:b w:val="0"/>
@@ -4337,7 +4859,79 @@
           <w:sz w:val="24"/>
           <w:szCs w:val="24"/>
         </w:rPr>
-        <w:t xml:space="preserve"> et al., 2023). Their theoretical foundations are described in Chapter Three.</w:t>
+        <w:t xml:space="preserve"> (0). The three base learners implemented in this study—Logistic Regression, Random Forest, and Support Vector Machine—were selected to provide the ensemble with diverse mathematical perspectives (Fatima et al., 2023). For instance, Support Vector Machines exploit geometric properties to identify a maximum-margin hyperplane for class separation, utilizing "kernels" to navigate highly non-linear student behavior patterns (</w:t>
+      </w:r>
+      <w:proofErr w:type="spellStart"/>
+      <w:r>
+        <w:rPr>
+          <w:b w:val="0"/>
+          <w:bCs w:val="0"/>
+          <w:sz w:val="24"/>
+          <w:szCs w:val="24"/>
+        </w:rPr>
+        <w:t>Valkenborg</w:t>
+      </w:r>
+      <w:proofErr w:type="spellEnd"/>
+      <w:r>
+        <w:rPr>
+          <w:b w:val="0"/>
+          <w:bCs w:val="0"/>
+          <w:sz w:val="24"/>
+          <w:szCs w:val="24"/>
+        </w:rPr>
+        <w:t xml:space="preserve"> et al., 2023). By stacking these heterogeneous models, the system achieved a level of predictive robustness that standalone classifiers often lack (</w:t>
+      </w:r>
+      <w:proofErr w:type="spellStart"/>
+      <w:r>
+        <w:rPr>
+          <w:b w:val="0"/>
+          <w:bCs w:val="0"/>
+          <w:sz w:val="24"/>
+          <w:szCs w:val="24"/>
+        </w:rPr>
+        <w:t>Arifudin</w:t>
+      </w:r>
+      <w:proofErr w:type="spellEnd"/>
+      <w:r>
+        <w:rPr>
+          <w:b w:val="0"/>
+          <w:bCs w:val="0"/>
+          <w:sz w:val="24"/>
+          <w:szCs w:val="24"/>
+        </w:rPr>
+        <w:t xml:space="preserve"> et al., 2026; </w:t>
+      </w:r>
+      <w:proofErr w:type="spellStart"/>
+      <w:r>
+        <w:rPr>
+          <w:b w:val="0"/>
+          <w:bCs w:val="0"/>
+          <w:sz w:val="24"/>
+          <w:szCs w:val="24"/>
+        </w:rPr>
+        <w:t>Niyogisubizo</w:t>
+      </w:r>
+      <w:proofErr w:type="spellEnd"/>
+      <w:r>
+        <w:rPr>
+          <w:b w:val="0"/>
+          <w:bCs w:val="0"/>
+          <w:sz w:val="24"/>
+          <w:szCs w:val="24"/>
+        </w:rPr>
+        <w:t xml:space="preserve"> et al., 2022).</w:t>
+      </w:r>
+    </w:p>
+    <w:p>
+      <w:pPr>
+        <w:rPr>
+          <w:b/>
+          <w:bCs/>
+          <w:color w:val="000000"/>
+        </w:rPr>
+      </w:pPr>
+      <w:r>
+        <w:br w:type="page"/>
       </w:r>
     </w:p>
     <w:p>
@@ -4355,6 +4949,7 @@
           <w:sz w:val="24"/>
           <w:szCs w:val="24"/>
         </w:rPr>
+        <w:lastRenderedPageBreak/>
         <w:t>2.2.3 Educational Data Mining</w:t>
       </w:r>
     </w:p>
@@ -4377,7 +4972,7 @@
           <w:sz w:val="24"/>
           <w:szCs w:val="24"/>
         </w:rPr>
-        <w:t xml:space="preserve">Educational data mining (EDM) is a research field that applies data analysis and computational methods to the large datasets generated by educational institutions and processes, with the goal of better understanding how students learn and what factors shape their academic trajectories. It overlaps significantly with the broader field of learning analytics (LA), though EDM tends to </w:t>
+        <w:t>Educational data mining (EDM) is an interdisciplinary research field that applies computational methods to the vast datasets generated by educational institutions to uncover latent patterns in student behavior and academic trajectories (</w:t>
       </w:r>
       <w:proofErr w:type="spellStart"/>
       <w:r>
@@ -4387,7 +4982,7 @@
           <w:sz w:val="24"/>
           <w:szCs w:val="24"/>
         </w:rPr>
-        <w:t>emphasise</w:t>
+        <w:t>Niyogisubizo</w:t>
       </w:r>
       <w:proofErr w:type="spellEnd"/>
       <w:r>
@@ -4397,7 +4992,47 @@
           <w:sz w:val="24"/>
           <w:szCs w:val="24"/>
         </w:rPr>
-        <w:t xml:space="preserve"> automated discovery of patterns while LA focuses more on using those patterns to inform educational decision-making.</w:t>
+        <w:t xml:space="preserve"> et al., 2022). It overlaps significantly with the broader field of learning analytics (LA); however, EDM typically emphasizes the automated discovery of complex data patterns while LA focuses on utilizing those patterns to inform institutional decision-making (Naseem et al., 2021). The current state of EDM research has shifted toward achieving "sustainable education" by leveraging artificial intelligence to build proactive early-warning systems (</w:t>
+      </w:r>
+      <w:proofErr w:type="spellStart"/>
+      <w:r>
+        <w:rPr>
+          <w:b w:val="0"/>
+          <w:bCs w:val="0"/>
+          <w:sz w:val="24"/>
+          <w:szCs w:val="24"/>
+        </w:rPr>
+        <w:t>Mukooyo</w:t>
+      </w:r>
+      <w:proofErr w:type="spellEnd"/>
+      <w:r>
+        <w:rPr>
+          <w:b w:val="0"/>
+          <w:bCs w:val="0"/>
+          <w:sz w:val="24"/>
+          <w:szCs w:val="24"/>
+        </w:rPr>
+        <w:t xml:space="preserve"> &amp; Kasse, 2024; </w:t>
+      </w:r>
+      <w:proofErr w:type="spellStart"/>
+      <w:r>
+        <w:rPr>
+          <w:b w:val="0"/>
+          <w:bCs w:val="0"/>
+          <w:sz w:val="24"/>
+          <w:szCs w:val="24"/>
+        </w:rPr>
+        <w:t>Pecuchova</w:t>
+      </w:r>
+      <w:proofErr w:type="spellEnd"/>
+      <w:r>
+        <w:rPr>
+          <w:b w:val="0"/>
+          <w:bCs w:val="0"/>
+          <w:sz w:val="24"/>
+          <w:szCs w:val="24"/>
+        </w:rPr>
+        <w:t xml:space="preserve"> &amp; Drlik, 2023).</w:t>
       </w:r>
     </w:p>
     <w:p>
@@ -4419,7 +5054,7 @@
           <w:sz w:val="24"/>
           <w:szCs w:val="24"/>
         </w:rPr>
-        <w:t xml:space="preserve">The application of EDM to student retention is now a well-established research direction, with studies dating back at least to the early 2000s (Nicoletti &amp; Oliveira, 2020). The data sources commonly used include academic transcript records (grades, credit loads, course registrations), demographic data (age, gender, marital status), socioeconomic indicators (parental education and occupation, scholarship status, fee payment history), and, increasingly, digital </w:t>
+        <w:t xml:space="preserve">The application of EDM to student retention is a well-established direction, with methodologies evolving from basic statistical surveys to sophisticated ensemble machine learning frameworks (Fatima et al., 2023). Typical data sources include transcript records (grades and credit loads), demographic profiles, and socioeconomic indicators such as parental background and fee payment history (Bashiru &amp; </w:t>
       </w:r>
       <w:proofErr w:type="spellStart"/>
       <w:r>
@@ -4429,7 +5064,7 @@
           <w:sz w:val="24"/>
           <w:szCs w:val="24"/>
         </w:rPr>
-        <w:t>behaviour</w:t>
+        <w:t>Malgwi</w:t>
       </w:r>
       <w:proofErr w:type="spellEnd"/>
       <w:r>
@@ -4439,37 +5074,7 @@
           <w:sz w:val="24"/>
           <w:szCs w:val="24"/>
         </w:rPr>
-        <w:t xml:space="preserve"> traces from Learning Management Systems such as Moodle or Blackboard — login frequency, time spent on course materials, discussion forum activity, and so on (Bashiru &amp; </w:t>
-      </w:r>
-      <w:proofErr w:type="spellStart"/>
-      <w:r>
-        <w:rPr>
-          <w:b w:val="0"/>
-          <w:bCs w:val="0"/>
-          <w:sz w:val="24"/>
-          <w:szCs w:val="24"/>
-        </w:rPr>
-        <w:t>Malgwi</w:t>
-      </w:r>
-      <w:proofErr w:type="spellEnd"/>
-      <w:r>
-        <w:rPr>
-          <w:b w:val="0"/>
-          <w:bCs w:val="0"/>
-          <w:sz w:val="24"/>
-          <w:szCs w:val="24"/>
-        </w:rPr>
-        <w:t xml:space="preserve">, 2026). Innovative approaches in EDM are now increasingly focused on analyzing these diverse behavioral data points to effectively identify at-risk students who may not be flagged </w:t>
-      </w:r>
-      <w:r>
-        <w:rPr>
-          <w:b w:val="0"/>
-          <w:bCs w:val="0"/>
-          <w:sz w:val="24"/>
-          <w:szCs w:val="24"/>
-        </w:rPr>
-        <w:lastRenderedPageBreak/>
-        <w:t>by academic records alone (Zhao &amp; Ren, 2025). In this study, the focus is on academic, demographic, and financial features, reflecting the data types most commonly available in Nigerian university administrative systems.</w:t>
+        <w:t>, 2026). Recent innovations in EDM increasingly focus on analyzing these multidimensional variables to identify at-risk students who may be missed by single-algorithm academic checks (Zhao &amp; Ren, 2025).</w:t>
       </w:r>
     </w:p>
     <w:p>
@@ -4478,16 +5083,80 @@
         <w:spacing w:line="360" w:lineRule="auto"/>
         <w:jc w:val="both"/>
         <w:rPr>
+          <w:b w:val="0"/>
+          <w:bCs w:val="0"/>
           <w:sz w:val="24"/>
           <w:szCs w:val="24"/>
         </w:rPr>
       </w:pPr>
       <w:r>
         <w:rPr>
+          <w:b w:val="0"/>
+          <w:bCs w:val="0"/>
           <w:sz w:val="24"/>
           <w:szCs w:val="24"/>
         </w:rPr>
-        <w:t>2.2.4 Early Warning Systems</w:t>
+        <w:t>Furthermore, modern EDM literature highlights that educational datasets often suffer from severe class imbalance, which necessitates advanced preprocessing techniques—such as SMOTE—and the use of stacking ensemble models to improve the sensitivity of identifying the minority "dropout" class (</w:t>
+      </w:r>
+      <w:proofErr w:type="spellStart"/>
+      <w:r>
+        <w:rPr>
+          <w:b w:val="0"/>
+          <w:bCs w:val="0"/>
+          <w:sz w:val="24"/>
+          <w:szCs w:val="24"/>
+        </w:rPr>
+        <w:t>Arifudin</w:t>
+      </w:r>
+      <w:proofErr w:type="spellEnd"/>
+      <w:r>
+        <w:rPr>
+          <w:b w:val="0"/>
+          <w:bCs w:val="0"/>
+          <w:sz w:val="24"/>
+          <w:szCs w:val="24"/>
+        </w:rPr>
+        <w:t xml:space="preserve"> et al., 2026; </w:t>
+      </w:r>
+      <w:proofErr w:type="spellStart"/>
+      <w:r>
+        <w:rPr>
+          <w:b w:val="0"/>
+          <w:bCs w:val="0"/>
+          <w:sz w:val="24"/>
+          <w:szCs w:val="24"/>
+        </w:rPr>
+        <w:t>Niyogisubizo</w:t>
+      </w:r>
+      <w:proofErr w:type="spellEnd"/>
+      <w:r>
+        <w:rPr>
+          <w:b w:val="0"/>
+          <w:bCs w:val="0"/>
+          <w:sz w:val="24"/>
+          <w:szCs w:val="24"/>
+        </w:rPr>
+        <w:t xml:space="preserve"> et al., 2022). In this study, the EDM approach was focused on academic, demographic, and financial features. This selection reflects the specific data types most commonly available in Nigerian university administrative systems, providing a realistic foundation for a deployable, data-driven early warning tool (</w:t>
+      </w:r>
+      <w:proofErr w:type="spellStart"/>
+      <w:r>
+        <w:rPr>
+          <w:b w:val="0"/>
+          <w:bCs w:val="0"/>
+          <w:sz w:val="24"/>
+          <w:szCs w:val="24"/>
+        </w:rPr>
+        <w:t>Mduma</w:t>
+      </w:r>
+      <w:proofErr w:type="spellEnd"/>
+      <w:r>
+        <w:rPr>
+          <w:b w:val="0"/>
+          <w:bCs w:val="0"/>
+          <w:sz w:val="24"/>
+          <w:szCs w:val="24"/>
+        </w:rPr>
+        <w:t xml:space="preserve"> et al., 2019).</w:t>
       </w:r>
     </w:p>
     <w:p>
@@ -4496,20 +5165,16 @@
         <w:spacing w:line="360" w:lineRule="auto"/>
         <w:jc w:val="both"/>
         <w:rPr>
-          <w:b w:val="0"/>
-          <w:bCs w:val="0"/>
           <w:sz w:val="24"/>
           <w:szCs w:val="24"/>
         </w:rPr>
       </w:pPr>
       <w:r>
         <w:rPr>
-          <w:b w:val="0"/>
-          <w:bCs w:val="0"/>
           <w:sz w:val="24"/>
           <w:szCs w:val="24"/>
         </w:rPr>
-        <w:t>An Early Warning System (EWS) in higher education is an analytical tool that identifies students showing early signs of academic difficulty or dropout risk, so that support and intervention can be provided before the situation becomes critical. A well-designed EWS has four characteristics: it is predictive (it flags risk before failure occurs, not after); it is timely (it generates alerts early enough in the semester for intervention to be meaningful); it is interpretable (it explains its outputs in terms that non-technical users can understand); and it is actionable (it connects risk assessments to specific, feasible intervention steps).</w:t>
+        <w:t>2.2.4 Early Warning Systems</w:t>
       </w:r>
     </w:p>
     <w:p>
@@ -4531,9 +5196,8 @@
           <w:sz w:val="24"/>
           <w:szCs w:val="24"/>
         </w:rPr>
-        <w:t>To ensure these systems remain effective, researchers emphasize the use of explanatory frameworks like SHAP (</w:t>
-      </w:r>
-      <w:proofErr w:type="spellStart"/>
+        <w:t xml:space="preserve">An Early Warning System (EWS) in higher education is an analytical framework designed to identify students showing incipient signs of academic distress or dropout risk, so that proactive intervention can be provided before failure becomes irreversible </w:t>
+      </w:r>
       <w:r>
         <w:rPr>
           <w:b w:val="0"/>
@@ -4541,9 +5205,10 @@
           <w:sz w:val="24"/>
           <w:szCs w:val="24"/>
         </w:rPr>
-        <w:t>SHapley</w:t>
-      </w:r>
-      <w:proofErr w:type="spellEnd"/>
+        <w:lastRenderedPageBreak/>
+        <w:t>(</w:t>
+      </w:r>
+      <w:proofErr w:type="spellStart"/>
       <w:r>
         <w:rPr>
           <w:b w:val="0"/>
@@ -4551,9 +5216,9 @@
           <w:sz w:val="24"/>
           <w:szCs w:val="24"/>
         </w:rPr>
-        <w:t xml:space="preserve"> Additive </w:t>
-      </w:r>
-      <w:proofErr w:type="spellStart"/>
+        <w:t>Arifudin</w:t>
+      </w:r>
+      <w:proofErr w:type="spellEnd"/>
       <w:r>
         <w:rPr>
           <w:b w:val="0"/>
@@ -4561,9 +5226,9 @@
           <w:sz w:val="24"/>
           <w:szCs w:val="24"/>
         </w:rPr>
-        <w:t>exPlanations</w:t>
-      </w:r>
-      <w:proofErr w:type="spellEnd"/>
+        <w:t xml:space="preserve"> et al., 2026). A robust EWS must be predictive, timely, and actionable; however, recent literature highlights that standalone models often lack the sensitivity required to handle skewed educational data (</w:t>
+      </w:r>
+      <w:proofErr w:type="spellStart"/>
       <w:r>
         <w:rPr>
           <w:b w:val="0"/>
@@ -4571,9 +5236,9 @@
           <w:sz w:val="24"/>
           <w:szCs w:val="24"/>
         </w:rPr>
-        <w:t xml:space="preserve">) to provide insights into why a specific student was flagged, ensuring that interventions are tailored and personalized (Villar &amp; Andrade, 2024). ML-based EWS have been shown to significantly improve student retention rates when combined with effective intervention </w:t>
-      </w:r>
-      <w:proofErr w:type="spellStart"/>
+        <w:t>Arifudin</w:t>
+      </w:r>
+      <w:proofErr w:type="spellEnd"/>
       <w:r>
         <w:rPr>
           <w:b w:val="0"/>
@@ -4581,9 +5246,9 @@
           <w:sz w:val="24"/>
           <w:szCs w:val="24"/>
         </w:rPr>
-        <w:t>programmes</w:t>
-      </w:r>
-      <w:proofErr w:type="spellEnd"/>
+        <w:t xml:space="preserve"> et al., 2026; </w:t>
+      </w:r>
+      <w:proofErr w:type="spellStart"/>
       <w:r>
         <w:rPr>
           <w:b w:val="0"/>
@@ -4591,9 +5256,9 @@
           <w:sz w:val="24"/>
           <w:szCs w:val="24"/>
         </w:rPr>
-        <w:t xml:space="preserve">, particularly in developed-country higher education contexts (Romero &amp; Ventura, 2020, as cited in Bashiru &amp; </w:t>
-      </w:r>
-      <w:proofErr w:type="spellStart"/>
+        <w:t>Niyogisubizo</w:t>
+      </w:r>
+      <w:proofErr w:type="spellEnd"/>
       <w:r>
         <w:rPr>
           <w:b w:val="0"/>
@@ -4601,9 +5266,9 @@
           <w:sz w:val="24"/>
           <w:szCs w:val="24"/>
         </w:rPr>
-        <w:t>Malgwi</w:t>
-      </w:r>
-      <w:proofErr w:type="spellEnd"/>
+        <w:t xml:space="preserve"> et al., 2022). To overcome this, contemporary systems increasingly utilize Ensemble Learning—specifically Stacking architectures—to synthesize diverse base learners into a more reliable and robust predictive engine (Zhao &amp; Ren, 2025; </w:t>
+      </w:r>
+      <w:proofErr w:type="spellStart"/>
       <w:r>
         <w:rPr>
           <w:b w:val="0"/>
@@ -4611,13 +5276,125 @@
           <w:sz w:val="24"/>
           <w:szCs w:val="24"/>
         </w:rPr>
-        <w:t>, 2026). The gap in developing countries, and in Nigeria specifically, has been the absence of systems designed around local data structures and administrative realities. This study addresses that gap directly.</w:t>
+        <w:t>Pecuchova</w:t>
+      </w:r>
+      <w:proofErr w:type="spellEnd"/>
+      <w:r>
+        <w:rPr>
+          <w:b w:val="0"/>
+          <w:bCs w:val="0"/>
+          <w:sz w:val="24"/>
+          <w:szCs w:val="24"/>
+        </w:rPr>
+        <w:t xml:space="preserve"> &amp; Drlik, 2023).</w:t>
       </w:r>
     </w:p>
     <w:p>
       <w:pPr>
         <w:pStyle w:val="Heading2"/>
         <w:spacing w:line="360" w:lineRule="auto"/>
+        <w:jc w:val="both"/>
+        <w:rPr>
+          <w:b w:val="0"/>
+          <w:bCs w:val="0"/>
+          <w:sz w:val="24"/>
+          <w:szCs w:val="24"/>
+        </w:rPr>
+      </w:pPr>
+      <w:r>
+        <w:rPr>
+          <w:b w:val="0"/>
+          <w:bCs w:val="0"/>
+          <w:sz w:val="24"/>
+          <w:szCs w:val="24"/>
+        </w:rPr>
+        <w:t>To maintain effectiveness, researchers emphasize the integration of explanatory frameworks like SHAP (</w:t>
+      </w:r>
+      <w:proofErr w:type="spellStart"/>
+      <w:r>
+        <w:rPr>
+          <w:b w:val="0"/>
+          <w:bCs w:val="0"/>
+          <w:sz w:val="24"/>
+          <w:szCs w:val="24"/>
+        </w:rPr>
+        <w:t>SHapley</w:t>
+      </w:r>
+      <w:proofErr w:type="spellEnd"/>
+      <w:r>
+        <w:rPr>
+          <w:b w:val="0"/>
+          <w:bCs w:val="0"/>
+          <w:sz w:val="24"/>
+          <w:szCs w:val="24"/>
+        </w:rPr>
+        <w:t xml:space="preserve"> Additive </w:t>
+      </w:r>
+      <w:proofErr w:type="spellStart"/>
+      <w:r>
+        <w:rPr>
+          <w:b w:val="0"/>
+          <w:bCs w:val="0"/>
+          <w:sz w:val="24"/>
+          <w:szCs w:val="24"/>
+        </w:rPr>
+        <w:t>exPlanations</w:t>
+      </w:r>
+      <w:proofErr w:type="spellEnd"/>
+      <w:r>
+        <w:rPr>
+          <w:b w:val="0"/>
+          <w:bCs w:val="0"/>
+          <w:sz w:val="24"/>
+          <w:szCs w:val="24"/>
+        </w:rPr>
+        <w:t xml:space="preserve">) to provide insights into why a specific student was flagged, ensuring that interventions are tailored and personalized (Villar &amp; Andrade, 2024). While traditional EWS have improved retention rates in developed countries, their success depends heavily on the model's ability to minimize "false negatives"—missing a student who is actually at risk (Fatima et al., 2023; </w:t>
+      </w:r>
+      <w:proofErr w:type="spellStart"/>
+      <w:r>
+        <w:rPr>
+          <w:b w:val="0"/>
+          <w:bCs w:val="0"/>
+          <w:sz w:val="24"/>
+          <w:szCs w:val="24"/>
+        </w:rPr>
+        <w:t>Mukooyo</w:t>
+      </w:r>
+      <w:proofErr w:type="spellEnd"/>
+      <w:r>
+        <w:rPr>
+          <w:b w:val="0"/>
+          <w:bCs w:val="0"/>
+          <w:sz w:val="24"/>
+          <w:szCs w:val="24"/>
+        </w:rPr>
+        <w:t xml:space="preserve"> &amp; Kasse, 2024). The gap in Nigeria has been the over-reliance on standalone classifiers and the absence of systems designed around local data structures and administrative realities (Bashiru &amp; </w:t>
+      </w:r>
+      <w:proofErr w:type="spellStart"/>
+      <w:r>
+        <w:rPr>
+          <w:b w:val="0"/>
+          <w:bCs w:val="0"/>
+          <w:sz w:val="24"/>
+          <w:szCs w:val="24"/>
+        </w:rPr>
+        <w:t>Malgwi</w:t>
+      </w:r>
+      <w:proofErr w:type="spellEnd"/>
+      <w:r>
+        <w:rPr>
+          <w:b w:val="0"/>
+          <w:bCs w:val="0"/>
+          <w:sz w:val="24"/>
+          <w:szCs w:val="24"/>
+        </w:rPr>
+        <w:t>, 2026). This study addressed that gap by implementing a two-level stacking ensemble specifically optimized for the Nigerian institutional context.</w:t>
+      </w:r>
+    </w:p>
+    <w:p>
+      <w:pPr>
+        <w:pStyle w:val="Heading2"/>
+        <w:spacing w:line="360" w:lineRule="auto"/>
       </w:pPr>
       <w:r>
         <w:t>2.3 Theoretical Framework</w:t>
@@ -4634,15 +5411,165 @@
     </w:p>
     <w:p>
       <w:pPr>
+        <w:pStyle w:val="Heading3"/>
+        <w:spacing w:line="360" w:lineRule="auto"/>
+        <w:rPr>
+          <w:b w:val="0"/>
+          <w:bCs w:val="0"/>
+          <w:i w:val="0"/>
+          <w:iCs w:val="0"/>
+        </w:rPr>
+      </w:pPr>
+      <w:r>
+        <w:rPr>
+          <w:b w:val="0"/>
+          <w:bCs w:val="0"/>
+          <w:i w:val="0"/>
+          <w:iCs w:val="0"/>
+        </w:rPr>
+        <w:t>The foundational theoretical framework for understanding student attrition was established by William Spady (1970, 1971), who adapted Emile Durkheim’s sociological theories to the academic environment. Spady posited that dropout is the result of insufficient integration into the university’s academic and social subsystems (Nicoletti &amp; Oliveira, 2020). His Model of the Dropout Process (MDP) identifies nine interrelated modules that function as a temporal sequence: Family Background, Academic Potential, Normative Congruence, Grade Performance, Intellectual Development, Friendship Support, Social Integration, Satisfaction, and Institutional Commitment (Naseem et al., 2021).</w:t>
+      </w:r>
+    </w:p>
+    <w:p>
+      <w:pPr>
+        <w:pStyle w:val="Heading3"/>
+        <w:spacing w:line="360" w:lineRule="auto"/>
+        <w:rPr>
+          <w:b w:val="0"/>
+          <w:bCs w:val="0"/>
+          <w:i w:val="0"/>
+          <w:iCs w:val="0"/>
+        </w:rPr>
+      </w:pPr>
+      <w:r>
+        <w:rPr>
+          <w:b w:val="0"/>
+          <w:bCs w:val="0"/>
+          <w:i w:val="0"/>
+          <w:iCs w:val="0"/>
+        </w:rPr>
+        <w:lastRenderedPageBreak/>
+        <w:t xml:space="preserve">Because Spady’s model describes a highly complex and non-linear interplay between these modules, it provides a strong theoretical justification for the use of Ensemble Machine Learning. While standalone models may struggle to map the "interaction effects" between social and academic integration, a Stacking Ensemble architecture is specifically engineered to discern these intricate, non-linear dependencies (Fatima et al., 2023; </w:t>
+      </w:r>
+      <w:proofErr w:type="spellStart"/>
+      <w:r>
+        <w:rPr>
+          <w:b w:val="0"/>
+          <w:bCs w:val="0"/>
+          <w:i w:val="0"/>
+          <w:iCs w:val="0"/>
+        </w:rPr>
+        <w:t>Arifudin</w:t>
+      </w:r>
+      <w:proofErr w:type="spellEnd"/>
+      <w:r>
+        <w:rPr>
+          <w:b w:val="0"/>
+          <w:bCs w:val="0"/>
+          <w:i w:val="0"/>
+          <w:iCs w:val="0"/>
+        </w:rPr>
+        <w:t xml:space="preserve"> et al., 2026). In this study, the feature set was meticulously aligned with Spady’s MDP; semester grades and approved course counts mapped to the Grade Performance module, while parental education and occupation proxy the Family Background module (Jiménez et al., 2023). Furthermore, tuition fee status was treated as an external socioeconomic constraint impacting Institutional Commitment (</w:t>
+      </w:r>
+      <w:proofErr w:type="spellStart"/>
+      <w:r>
+        <w:rPr>
+          <w:b w:val="0"/>
+          <w:bCs w:val="0"/>
+          <w:i w:val="0"/>
+          <w:iCs w:val="0"/>
+        </w:rPr>
+        <w:t>Mukooyo</w:t>
+      </w:r>
+      <w:proofErr w:type="spellEnd"/>
+      <w:r>
+        <w:rPr>
+          <w:b w:val="0"/>
+          <w:bCs w:val="0"/>
+          <w:i w:val="0"/>
+          <w:iCs w:val="0"/>
+        </w:rPr>
+        <w:t xml:space="preserve"> &amp; Kasse, 2024). By utilizing this multifactorial theoretical lens, the ensemble model was able to transform sociological concepts into a quantifiable early-warning mechanism.</w:t>
+      </w:r>
+    </w:p>
+    <w:p>
+      <w:pPr>
+        <w:pStyle w:val="Heading3"/>
+        <w:spacing w:line="360" w:lineRule="auto"/>
+      </w:pPr>
+      <w:r>
+        <w:t>2.3.2 Tinto’s Student Integration Model</w:t>
+      </w:r>
+    </w:p>
+    <w:p>
+      <w:pPr>
         <w:spacing w:after="200" w:line="360" w:lineRule="auto"/>
         <w:jc w:val="both"/>
       </w:pPr>
       <w:r>
-        <w:t xml:space="preserve">The earliest and most influential theoretical framework for understanding university dropout was proposed by William Spady in 1970 and 1971, drawing on Emile Durkheim’s sociological theory of suicide as a conceptual template. Spady argued that students drop out of university for fundamentally the same reason that individuals disengage from any social system: insufficient integration. His Model of the Dropout Process (MDP) identifies nine interrelated modules arranged in a temporal sequence, beginning with a student’s Family Background and proceeding through Academic </w:t>
-      </w:r>
-      <w:r>
-        <w:lastRenderedPageBreak/>
-        <w:t>Potential, Normative Congruence, Grade Performance, Intellectual Development, Friendship Support, Social Integration, Satisfaction, and Institutional Commitment (Nicoletti &amp; Oliveira, 2020). When a student’s Institutional Commitment falls below a critical threshold, the dropout decision is made.</w:t>
+        <w:t xml:space="preserve">Vincent Tinto’s Student Integration Model (1975, 1997) remains the most authoritative framework in attrition literature, positing that dropout is the result of a dynamic process where pre-entry attributes interact with institutional experiences </w:t>
+      </w:r>
+      <w:r>
+        <w:rPr>
+          <w:b/>
+          <w:bCs/>
+        </w:rPr>
+        <w:t>(Jiménez et al., 2023)</w:t>
+      </w:r>
+      <w:r>
+        <w:t xml:space="preserve">. Tinto argued that academic integration (grades and engagement) and social integration (peer/faculty connections) collectively determine a student’s goal and institutional commitment. Since these interactions are inherently multifaceted and non-linear, this study utilized a </w:t>
+      </w:r>
+      <w:r>
+        <w:rPr>
+          <w:b/>
+          <w:bCs/>
+        </w:rPr>
+        <w:t>Stacking Ensemble architecture</w:t>
+      </w:r>
+      <w:r>
+        <w:t xml:space="preserve"> to capture the "longitudinal process" Tinto described, thereby overcoming the predictive limitations of standalone models </w:t>
+      </w:r>
+      <w:r>
+        <w:rPr>
+          <w:b/>
+          <w:bCs/>
+        </w:rPr>
+        <w:t>(</w:t>
+      </w:r>
+      <w:proofErr w:type="spellStart"/>
+      <w:r>
+        <w:rPr>
+          <w:b/>
+          <w:bCs/>
+        </w:rPr>
+        <w:t>Arifudin</w:t>
+      </w:r>
+      <w:proofErr w:type="spellEnd"/>
+      <w:r>
+        <w:rPr>
+          <w:b/>
+          <w:bCs/>
+        </w:rPr>
+        <w:t xml:space="preserve"> et al., 2026; </w:t>
+      </w:r>
+      <w:proofErr w:type="spellStart"/>
+      <w:r>
+        <w:rPr>
+          <w:b/>
+          <w:bCs/>
+        </w:rPr>
+        <w:t>Niyogisubizo</w:t>
+      </w:r>
+      <w:proofErr w:type="spellEnd"/>
+      <w:r>
+        <w:rPr>
+          <w:b/>
+          <w:bCs/>
+        </w:rPr>
+        <w:t xml:space="preserve"> et al., 2022)</w:t>
+      </w:r>
+      <w:r>
+        <w:t>.</w:t>
       </w:r>
     </w:p>
     <w:p>
@@ -4651,8 +5578,96 @@
         <w:jc w:val="both"/>
       </w:pPr>
       <w:r>
-        <w:t>Several of the 24 features used in this study map directly onto Spady’s modules. Semester grades and approved course counts correspond to his Grade Performance module. Parental education and occupation proxy Family Background. Tuition fee status can be understood as an external constraint on Institutional Commitment. The model thus provides a theoretical grounding for the selection of features in the SDPS.</w:t>
-      </w:r>
+        <w:t xml:space="preserve">Global validation of Tinto's model consistently identifies academic integration as the primary predictor of retention—a finding corroborated by the </w:t>
+      </w:r>
+      <w:r>
+        <w:rPr>
+          <w:b/>
+          <w:bCs/>
+        </w:rPr>
+        <w:t>Mutual Information</w:t>
+      </w:r>
+      <w:r>
+        <w:t xml:space="preserve"> analysis in this study, which ranked first-year programming course grades as high-impact variables </w:t>
+      </w:r>
+      <w:r>
+        <w:rPr>
+          <w:b/>
+          <w:bCs/>
+        </w:rPr>
+        <w:t xml:space="preserve">(Naseem et al., 2021; </w:t>
+      </w:r>
+      <w:proofErr w:type="spellStart"/>
+      <w:r>
+        <w:rPr>
+          <w:b/>
+          <w:bCs/>
+        </w:rPr>
+        <w:t>Pecuchova</w:t>
+      </w:r>
+      <w:proofErr w:type="spellEnd"/>
+      <w:r>
+        <w:rPr>
+          <w:b/>
+          <w:bCs/>
+        </w:rPr>
+        <w:t xml:space="preserve"> &amp; Drlik, 2023)</w:t>
+      </w:r>
+      <w:r>
+        <w:t xml:space="preserve">. Furthermore, Tinto acknowledged the moderating role of financial stressors, which is a critical harbinger of attrition in the Nigerian context </w:t>
+      </w:r>
+      <w:r>
+        <w:rPr>
+          <w:b/>
+          <w:bCs/>
+        </w:rPr>
+        <w:t>(</w:t>
+      </w:r>
+      <w:proofErr w:type="spellStart"/>
+      <w:r>
+        <w:rPr>
+          <w:b/>
+          <w:bCs/>
+        </w:rPr>
+        <w:t>Mukooyo</w:t>
+      </w:r>
+      <w:proofErr w:type="spellEnd"/>
+      <w:r>
+        <w:rPr>
+          <w:b/>
+          <w:bCs/>
+        </w:rPr>
+        <w:t xml:space="preserve"> &amp; Kasse, 2024)</w:t>
+      </w:r>
+      <w:r>
+        <w:t xml:space="preserve">. By synthesizing these diverse variables through a </w:t>
+      </w:r>
+      <w:r>
+        <w:rPr>
+          <w:b/>
+          <w:bCs/>
+        </w:rPr>
+        <w:t>meta-classifier</w:t>
+      </w:r>
+      <w:r>
+        <w:t xml:space="preserve">, this study transformed Tinto’s theoretical components into a robust early-warning system capable of identifying risk patterns long before a student makes the final decision to withdraw </w:t>
+      </w:r>
+      <w:r>
+        <w:rPr>
+          <w:b/>
+          <w:bCs/>
+        </w:rPr>
+        <w:t>(Zhao &amp; Ren, 2025; Fatima et al., 2023)</w:t>
+      </w:r>
+      <w:r>
+        <w:t>.</w:t>
+      </w:r>
+    </w:p>
+    <w:p>
+      <w:pPr>
+        <w:spacing w:after="200" w:line="360" w:lineRule="auto"/>
+        <w:jc w:val="both"/>
+      </w:pPr>
     </w:p>
     <w:p>
       <w:pPr>
@@ -4660,7 +5675,7 @@
         <w:spacing w:line="360" w:lineRule="auto"/>
       </w:pPr>
       <w:r>
-        <w:t>2.3.2 Tinto’s Student Integration Model</w:t>
+        <w:t>2.3.3 Bean’s Student Attrition Model</w:t>
       </w:r>
     </w:p>
     <w:p>
@@ -4669,7 +5684,63 @@
         <w:jc w:val="both"/>
       </w:pPr>
       <w:r>
-        <w:t>Vincent Tinto’s Student Integration Model, developed between 1975 and 1997, is probably the most widely cited framework in the dropout literature. Building on Spady’s earlier work but introducing more conceptual precision, Tinto argues that dropout is the outcome of a dynamic, longitudinal process in which students’ pre-entry attributes interact with their experiences inside the institution to produce varying levels of academic and social integration. Academic integration captures how well a student meets the institution’s formal and informal academic standards — measured primarily through grades and intellectual engagement. Social integration captures the quality of a student’s interpersonal connections with faculty and peers.</w:t>
+        <w:t xml:space="preserve">John Bean’s Student Attrition Model (1980, 1985) provides a psychological perspective by comparing student dropout to employee turnover. He argued that the decision to leave an institution is driven by a combination of organizational satisfaction, background characteristics, and critically, external environmental factors </w:t>
+      </w:r>
+      <w:r>
+        <w:rPr>
+          <w:b/>
+          <w:bCs/>
+        </w:rPr>
+        <w:t>(Nicoletti &amp; Oliveira, 2020; Naseem et al., 2021)</w:t>
+      </w:r>
+      <w:r>
+        <w:t xml:space="preserve">. Because Bean’s model emphasizes that these diverse factors often conflict or interact in non-linear ways, it provides a strong theoretical basis for using </w:t>
+      </w:r>
+      <w:r>
+        <w:rPr>
+          <w:b/>
+          <w:bCs/>
+        </w:rPr>
+        <w:t>Ensemble Learning</w:t>
+      </w:r>
+      <w:r>
+        <w:t xml:space="preserve">. Specifically, a </w:t>
+      </w:r>
+      <w:r>
+        <w:rPr>
+          <w:b/>
+          <w:bCs/>
+        </w:rPr>
+        <w:t>Stacking Ensemble architecture</w:t>
+      </w:r>
+      <w:r>
+        <w:t xml:space="preserve"> was adopted in this study to better handle the "interaction effects" between internal academic performance and external socioeconomic pressures that standalone models frequently overlook </w:t>
+      </w:r>
+      <w:r>
+        <w:rPr>
+          <w:b/>
+          <w:bCs/>
+        </w:rPr>
+        <w:t>(</w:t>
+      </w:r>
+      <w:proofErr w:type="spellStart"/>
+      <w:r>
+        <w:rPr>
+          <w:b/>
+          <w:bCs/>
+        </w:rPr>
+        <w:t>Niyogisubizo</w:t>
+      </w:r>
+      <w:proofErr w:type="spellEnd"/>
+      <w:r>
+        <w:rPr>
+          <w:b/>
+          <w:bCs/>
+        </w:rPr>
+        <w:t xml:space="preserve"> et al., 2022; Fatima et al., 2023)</w:t>
+      </w:r>
+      <w:r>
+        <w:t>.</w:t>
       </w:r>
     </w:p>
     <w:p>
@@ -4678,8 +5749,533 @@
         <w:jc w:val="both"/>
       </w:pPr>
       <w:r>
-        <w:t>Higher levels of both forms of integration generate stronger goal commitment (the student’s determination to complete their degree) and institutional commitment (loyalty to the specific university), which together reduce dropout probability. Tinto’s model has been extensively tested and broadly confirmed across diverse institutional contexts, with academic integration emerging consistently as the strongest predictor — a finding well supported by the feature importance results of this study. Tinto also acknowledges the moderating role of financial factors, which is particularly relevant to the Nigerian context.</w:t>
-      </w:r>
+        <w:t xml:space="preserve">Bean’s model is especially relevant to the Nigerian context due to its focus on external, non-institutional drivers. In Nigeria, stressors such as financial hardship, family obligations, and the broader economic environment are often more decisive than academic ability </w:t>
+      </w:r>
+      <w:r>
+        <w:rPr>
+          <w:b/>
+          <w:bCs/>
+        </w:rPr>
+        <w:t>(</w:t>
+      </w:r>
+      <w:proofErr w:type="spellStart"/>
+      <w:r>
+        <w:rPr>
+          <w:b/>
+          <w:bCs/>
+        </w:rPr>
+        <w:t>Mukooyo</w:t>
+      </w:r>
+      <w:proofErr w:type="spellEnd"/>
+      <w:r>
+        <w:rPr>
+          <w:b/>
+          <w:bCs/>
+        </w:rPr>
+        <w:t xml:space="preserve"> &amp; Kasse, 2024; </w:t>
+      </w:r>
+      <w:proofErr w:type="spellStart"/>
+      <w:r>
+        <w:rPr>
+          <w:b/>
+          <w:bCs/>
+        </w:rPr>
+        <w:t>Arifudin</w:t>
+      </w:r>
+      <w:proofErr w:type="spellEnd"/>
+      <w:r>
+        <w:rPr>
+          <w:b/>
+          <w:bCs/>
+        </w:rPr>
+        <w:t xml:space="preserve"> et al., 2026)</w:t>
+      </w:r>
+      <w:r>
+        <w:t xml:space="preserve">. To reflect Bean’s theoretical insight, the built model included the national inflation rate as a macroeconomic contextual variable and utilized </w:t>
+      </w:r>
+      <w:r>
+        <w:rPr>
+          <w:b/>
+          <w:bCs/>
+        </w:rPr>
+        <w:t>Mutual Information</w:t>
+      </w:r>
+      <w:r>
+        <w:t xml:space="preserve"> to prioritize financial status features </w:t>
+      </w:r>
+      <w:r>
+        <w:rPr>
+          <w:b/>
+          <w:bCs/>
+        </w:rPr>
+        <w:t>(Villar &amp; de Andrade, 2024)</w:t>
+      </w:r>
+      <w:r>
+        <w:t xml:space="preserve">. This enabled the ensemble system to detect risk trajectories where external economic factors serve as the primary catalyst for withdrawal, transforming Bean's psychological concepts into a functional early-warning tool </w:t>
+      </w:r>
+      <w:r>
+        <w:rPr>
+          <w:b/>
+          <w:bCs/>
+        </w:rPr>
+        <w:t xml:space="preserve">(Zhao &amp; Ren, 2025; Bashiru &amp; </w:t>
+      </w:r>
+      <w:proofErr w:type="spellStart"/>
+      <w:r>
+        <w:rPr>
+          <w:b/>
+          <w:bCs/>
+        </w:rPr>
+        <w:t>Malgwi</w:t>
+      </w:r>
+      <w:proofErr w:type="spellEnd"/>
+      <w:r>
+        <w:rPr>
+          <w:b/>
+          <w:bCs/>
+        </w:rPr>
+        <w:t>, 2026)</w:t>
+      </w:r>
+      <w:r>
+        <w:t>.</w:t>
+      </w:r>
+    </w:p>
+    <w:p>
+      <w:pPr>
+        <w:spacing w:after="200" w:line="360" w:lineRule="auto"/>
+        <w:jc w:val="both"/>
+        <w:rPr>
+          <w:b/>
+          <w:bCs/>
+        </w:rPr>
+      </w:pPr>
+      <w:r>
+        <w:rPr>
+          <w:b/>
+          <w:bCs/>
+        </w:rPr>
+        <w:t>2.</w:t>
+      </w:r>
+      <w:r>
+        <w:rPr>
+          <w:b/>
+          <w:bCs/>
+        </w:rPr>
+        <w:t>3</w:t>
+      </w:r>
+      <w:r>
+        <w:rPr>
+          <w:b/>
+          <w:bCs/>
+        </w:rPr>
+        <w:t>.</w:t>
+      </w:r>
+      <w:r>
+        <w:rPr>
+          <w:b/>
+          <w:bCs/>
+        </w:rPr>
+        <w:t>4</w:t>
+      </w:r>
+      <w:r>
+        <w:rPr>
+          <w:b/>
+          <w:bCs/>
+        </w:rPr>
+        <w:t xml:space="preserve"> Ensemble Learning and Stacking Generalization</w:t>
+      </w:r>
+    </w:p>
+    <w:p>
+      <w:pPr>
+        <w:spacing w:after="200" w:line="360" w:lineRule="auto"/>
+        <w:jc w:val="both"/>
+      </w:pPr>
+      <w:r>
+        <w:t xml:space="preserve">Ensemble learning is a meta-algorithmic approach that seeks to improve predictive performance by combining the outputs of multiple base models. The fundamental logic is that a collection of diverse models can cancel out individual errors and provide a more generalized solution than any single classifier </w:t>
+      </w:r>
+      <w:r>
+        <w:rPr>
+          <w:b/>
+          <w:bCs/>
+        </w:rPr>
+        <w:t xml:space="preserve">(Fatima et al., 2023; </w:t>
+      </w:r>
+      <w:proofErr w:type="spellStart"/>
+      <w:r>
+        <w:rPr>
+          <w:b/>
+          <w:bCs/>
+        </w:rPr>
+        <w:t>Ardabili</w:t>
+      </w:r>
+      <w:proofErr w:type="spellEnd"/>
+      <w:r>
+        <w:rPr>
+          <w:b/>
+          <w:bCs/>
+        </w:rPr>
+        <w:t xml:space="preserve"> et al., 2019)</w:t>
+      </w:r>
+      <w:r>
+        <w:t xml:space="preserve">. While techniques like </w:t>
+      </w:r>
+      <w:r>
+        <w:rPr>
+          <w:b/>
+          <w:bCs/>
+        </w:rPr>
+        <w:t>Bagging</w:t>
+      </w:r>
+      <w:r>
+        <w:t xml:space="preserve"> (parallel training) and </w:t>
+      </w:r>
+      <w:r>
+        <w:rPr>
+          <w:b/>
+          <w:bCs/>
+        </w:rPr>
+        <w:t>Boosting</w:t>
+      </w:r>
+      <w:r>
+        <w:t xml:space="preserve"> (sequential training) are common, this study focused on </w:t>
+      </w:r>
+      <w:r>
+        <w:rPr>
+          <w:b/>
+          <w:bCs/>
+        </w:rPr>
+        <w:t>Stacking Generalization</w:t>
+      </w:r>
+      <w:r>
+        <w:t xml:space="preserve">. Stacking involves a two-layer hierarchy where "Level 0" base learners generate initial predictions, which are then used as input features for a "Level 1" meta-learner </w:t>
+      </w:r>
+      <w:r>
+        <w:rPr>
+          <w:b/>
+          <w:bCs/>
+        </w:rPr>
+        <w:lastRenderedPageBreak/>
+        <w:t>(</w:t>
+      </w:r>
+      <w:proofErr w:type="spellStart"/>
+      <w:r>
+        <w:rPr>
+          <w:b/>
+          <w:bCs/>
+        </w:rPr>
+        <w:t>Niyogisubizo</w:t>
+      </w:r>
+      <w:proofErr w:type="spellEnd"/>
+      <w:r>
+        <w:rPr>
+          <w:b/>
+          <w:bCs/>
+        </w:rPr>
+        <w:t xml:space="preserve"> et al., 2022)</w:t>
+      </w:r>
+      <w:r>
+        <w:t xml:space="preserve">. Research indicates that using a stable linear model like Logistic Regression as a meta-learner can significantly reduce the "black box" nature of ensembles while maximizing ROC-AUC scores </w:t>
+      </w:r>
+      <w:r>
+        <w:rPr>
+          <w:b/>
+          <w:bCs/>
+        </w:rPr>
+        <w:t>(</w:t>
+      </w:r>
+      <w:proofErr w:type="spellStart"/>
+      <w:r>
+        <w:rPr>
+          <w:b/>
+          <w:bCs/>
+        </w:rPr>
+        <w:t>Pecuchova</w:t>
+      </w:r>
+      <w:proofErr w:type="spellEnd"/>
+      <w:r>
+        <w:rPr>
+          <w:b/>
+          <w:bCs/>
+        </w:rPr>
+        <w:t xml:space="preserve"> &amp; Drlik, 2023; </w:t>
+      </w:r>
+      <w:proofErr w:type="spellStart"/>
+      <w:r>
+        <w:rPr>
+          <w:b/>
+          <w:bCs/>
+        </w:rPr>
+        <w:t>Arifudin</w:t>
+      </w:r>
+      <w:proofErr w:type="spellEnd"/>
+      <w:r>
+        <w:rPr>
+          <w:b/>
+          <w:bCs/>
+        </w:rPr>
+        <w:t xml:space="preserve"> et al., 2026)</w:t>
+      </w:r>
+      <w:r>
+        <w:t>.</w:t>
+      </w:r>
+    </w:p>
+    <w:p>
+      <w:pPr>
+        <w:spacing w:after="200" w:line="360" w:lineRule="auto"/>
+        <w:jc w:val="both"/>
+        <w:rPr>
+          <w:b/>
+          <w:bCs/>
+        </w:rPr>
+      </w:pPr>
+      <w:r>
+        <w:rPr>
+          <w:b/>
+          <w:bCs/>
+        </w:rPr>
+        <w:t>2.</w:t>
+      </w:r>
+      <w:r>
+        <w:rPr>
+          <w:b/>
+          <w:bCs/>
+        </w:rPr>
+        <w:t>3</w:t>
+      </w:r>
+      <w:r>
+        <w:rPr>
+          <w:b/>
+          <w:bCs/>
+        </w:rPr>
+        <w:t>.</w:t>
+      </w:r>
+      <w:r>
+        <w:rPr>
+          <w:b/>
+          <w:bCs/>
+        </w:rPr>
+        <w:t>5</w:t>
+      </w:r>
+      <w:r>
+        <w:rPr>
+          <w:b/>
+          <w:bCs/>
+        </w:rPr>
+        <w:t xml:space="preserve"> Handling Class Imbalance with SMOTE</w:t>
+      </w:r>
+    </w:p>
+    <w:p>
+      <w:pPr>
+        <w:spacing w:after="200" w:line="360" w:lineRule="auto"/>
+        <w:jc w:val="both"/>
+      </w:pPr>
+      <w:r>
+        <w:t xml:space="preserve">A significant challenge in Educational Data Mining is "class imbalance," a situation where the number of successful students far exceeds those who drop out. This disproportion often leads to the "Accuracy Paradox," where a model appears highly accurate but fails to detect the minority "at-risk" class </w:t>
+      </w:r>
+      <w:r>
+        <w:rPr>
+          <w:b/>
+          <w:bCs/>
+        </w:rPr>
+        <w:t>(</w:t>
+      </w:r>
+      <w:proofErr w:type="spellStart"/>
+      <w:r>
+        <w:rPr>
+          <w:b/>
+          <w:bCs/>
+        </w:rPr>
+        <w:t>Arifudin</w:t>
+      </w:r>
+      <w:proofErr w:type="spellEnd"/>
+      <w:r>
+        <w:rPr>
+          <w:b/>
+          <w:bCs/>
+        </w:rPr>
+        <w:t xml:space="preserve"> et al., 2026)</w:t>
+      </w:r>
+      <w:r>
+        <w:t xml:space="preserve">. To mitigate this, this study utilized the </w:t>
+      </w:r>
+      <w:r>
+        <w:rPr>
+          <w:b/>
+          <w:bCs/>
+        </w:rPr>
+        <w:t>Synthetic Minority Over-sampling Technique (SMOTE)</w:t>
+      </w:r>
+      <w:r>
+        <w:t xml:space="preserve">. Unlike simple over-sampling, which replicates existing data, SMOTE generates novel synthetic instances by interpolating between existing minority class samples in the feature space </w:t>
+      </w:r>
+      <w:r>
+        <w:rPr>
+          <w:b/>
+          <w:bCs/>
+        </w:rPr>
+        <w:t>(Villar &amp; de Andrade, 2024)</w:t>
+      </w:r>
+      <w:r>
+        <w:t xml:space="preserve">. Studies have shown that applying SMOTE during the preprocessing phase significantly boosts "Recall" rates, ensuring that early-warning systems do not overlook vulnerable students </w:t>
+      </w:r>
+      <w:r>
+        <w:rPr>
+          <w:b/>
+          <w:bCs/>
+        </w:rPr>
+        <w:t>(</w:t>
+      </w:r>
+      <w:proofErr w:type="spellStart"/>
+      <w:r>
+        <w:rPr>
+          <w:b/>
+          <w:bCs/>
+        </w:rPr>
+        <w:t>Niyogisubizo</w:t>
+      </w:r>
+      <w:proofErr w:type="spellEnd"/>
+      <w:r>
+        <w:rPr>
+          <w:b/>
+          <w:bCs/>
+        </w:rPr>
+        <w:t xml:space="preserve"> et al., 2022; </w:t>
+      </w:r>
+      <w:proofErr w:type="spellStart"/>
+      <w:r>
+        <w:rPr>
+          <w:b/>
+          <w:bCs/>
+        </w:rPr>
+        <w:t>Arifudin</w:t>
+      </w:r>
+      <w:proofErr w:type="spellEnd"/>
+      <w:r>
+        <w:rPr>
+          <w:b/>
+          <w:bCs/>
+        </w:rPr>
+        <w:t xml:space="preserve"> et al., 2026)</w:t>
+      </w:r>
+      <w:r>
+        <w:t>.</w:t>
+      </w:r>
+    </w:p>
+    <w:p>
+      <w:pPr>
+        <w:spacing w:after="200" w:line="360" w:lineRule="auto"/>
+        <w:jc w:val="both"/>
+        <w:rPr>
+          <w:b/>
+          <w:bCs/>
+        </w:rPr>
+      </w:pPr>
+      <w:r>
+        <w:rPr>
+          <w:b/>
+          <w:bCs/>
+        </w:rPr>
+        <w:t>2.</w:t>
+      </w:r>
+      <w:r>
+        <w:rPr>
+          <w:b/>
+          <w:bCs/>
+        </w:rPr>
+        <w:t>3</w:t>
+      </w:r>
+      <w:r>
+        <w:rPr>
+          <w:b/>
+          <w:bCs/>
+        </w:rPr>
+        <w:t>.</w:t>
+      </w:r>
+      <w:r>
+        <w:rPr>
+          <w:b/>
+          <w:bCs/>
+        </w:rPr>
+        <w:t>6</w:t>
+      </w:r>
+      <w:r>
+        <w:rPr>
+          <w:b/>
+          <w:bCs/>
+        </w:rPr>
+        <w:t xml:space="preserve"> Feature Selection via Mutual Information (MI)</w:t>
+      </w:r>
+    </w:p>
+    <w:p>
+      <w:pPr>
+        <w:spacing w:after="200" w:line="360" w:lineRule="auto"/>
+        <w:jc w:val="both"/>
+      </w:pPr>
+      <w:r>
+        <w:t xml:space="preserve">Effective dropout prediction requires identifying the most influential variables to reduce model complexity and prevent overfitting. This study employed </w:t>
+      </w:r>
+      <w:r>
+        <w:rPr>
+          <w:b/>
+          <w:bCs/>
+        </w:rPr>
+        <w:t>Mutual Information (MI)</w:t>
+      </w:r>
+      <w:r>
+        <w:t xml:space="preserve">, a filter-based feature selection method that measures the statistical dependence between each predictor and the target variable </w:t>
+      </w:r>
+      <w:r>
+        <w:rPr>
+          <w:b/>
+          <w:bCs/>
+        </w:rPr>
+        <w:t>(Naseem et al., 2021)</w:t>
+      </w:r>
+      <w:r>
+        <w:t xml:space="preserve">. Unlike linear correlation, MI can capture non-linear relationships, making it ideal for the complex interplay of academic and socio-economic student data </w:t>
+      </w:r>
+      <w:r>
+        <w:rPr>
+          <w:b/>
+          <w:bCs/>
+        </w:rPr>
+        <w:t>(</w:t>
+      </w:r>
+      <w:proofErr w:type="spellStart"/>
+      <w:r>
+        <w:rPr>
+          <w:b/>
+          <w:bCs/>
+        </w:rPr>
+        <w:t>Ardabili</w:t>
+      </w:r>
+      <w:proofErr w:type="spellEnd"/>
+      <w:r>
+        <w:rPr>
+          <w:b/>
+          <w:bCs/>
+        </w:rPr>
+        <w:t xml:space="preserve"> et al., 2019)</w:t>
+      </w:r>
+      <w:r>
+        <w:t xml:space="preserve">. By calculating MI scores, the study prioritized high-impact features—such as second-semester performance and tuition payment status—while discarding variables with low predictive value, thereby enhancing the computational efficiency of the final ensemble model </w:t>
+      </w:r>
+      <w:r>
+        <w:rPr>
+          <w:b/>
+          <w:bCs/>
+        </w:rPr>
+        <w:t>(Fatima et al., 2023; Fernández-García et al., 2021)</w:t>
+      </w:r>
+      <w:r>
+        <w:t>.</w:t>
+      </w:r>
+    </w:p>
+    <w:p>
+      <w:pPr>
+        <w:spacing w:after="200" w:line="360" w:lineRule="auto"/>
+        <w:jc w:val="both"/>
+      </w:pPr>
     </w:p>
     <w:p>
       <w:pPr>
@@ -4687,7 +6283,13 @@
         <w:spacing w:line="360" w:lineRule="auto"/>
       </w:pPr>
       <w:r>
-        <w:t>2.3.3 Bean’s Student Attrition Model</w:t>
+        <w:t>2.3.</w:t>
+      </w:r>
+      <w:r>
+        <w:t>7</w:t>
+      </w:r>
+      <w:r>
+        <w:t xml:space="preserve"> Relevance to This Study</w:t>
       </w:r>
     </w:p>
     <w:p>
@@ -4696,27 +6298,73 @@
         <w:jc w:val="both"/>
       </w:pPr>
       <w:r>
-        <w:t xml:space="preserve">John Bean’s Student Attrition Model, proposed in 1980 and further developed in 1985, adapts </w:t>
-      </w:r>
-      <w:proofErr w:type="spellStart"/>
-      <w:r>
-        <w:t>organisational</w:t>
-      </w:r>
-      <w:proofErr w:type="spellEnd"/>
-      <w:r>
-        <w:t xml:space="preserve"> psychology — specifically work turnover theory — to the problem of student dropout. Bean’s central argument is that students’ decisions to leave </w:t>
+        <w:t xml:space="preserve">Taken together, these three theoretical frameworks — Spady’s MDP, Tinto’s SIM, and Bean’s SAM — provided a comprehensive theoretical justification for the feature set </w:t>
       </w:r>
       <w:r>
         <w:lastRenderedPageBreak/>
-        <w:t xml:space="preserve">or stay are analogous to employees’ decisions to quit or remain: both are driven by a combination of </w:t>
-      </w:r>
-      <w:proofErr w:type="spellStart"/>
-      <w:r>
-        <w:t>organisational</w:t>
-      </w:r>
-      <w:proofErr w:type="spellEnd"/>
-      <w:r>
-        <w:t xml:space="preserve"> satisfaction (how well the institution meets the student’s expectations), background characteristics (prior attitudes, family circumstances), and external factors (employment opportunities, family obligations, peer influence).</w:t>
+        <w:t xml:space="preserve">utilized in this research. Academic performance variables, such as average scores and approved course counts, were grounded in the models of Tinto and Spady </w:t>
+      </w:r>
+      <w:r>
+        <w:rPr>
+          <w:b/>
+          <w:bCs/>
+        </w:rPr>
+        <w:t>(Jiménez et al., 2023)</w:t>
+      </w:r>
+      <w:r>
+        <w:t xml:space="preserve">. Financial variables, including fee payment status, scholarship access, and debt, were grounded in the theories of Bean and Tinto </w:t>
+      </w:r>
+      <w:r>
+        <w:rPr>
+          <w:b/>
+          <w:bCs/>
+        </w:rPr>
+        <w:t>(</w:t>
+      </w:r>
+      <w:proofErr w:type="spellStart"/>
+      <w:r>
+        <w:rPr>
+          <w:b/>
+          <w:bCs/>
+        </w:rPr>
+        <w:t>Mukooyo</w:t>
+      </w:r>
+      <w:proofErr w:type="spellEnd"/>
+      <w:r>
+        <w:rPr>
+          <w:b/>
+          <w:bCs/>
+        </w:rPr>
+        <w:t xml:space="preserve"> &amp; Kasse, 2024)</w:t>
+      </w:r>
+      <w:r>
+        <w:t xml:space="preserve">. Demographic and family background variables, such as marital status and parental occupation, appeared as critical indicators across all three frameworks </w:t>
+      </w:r>
+      <w:r>
+        <w:rPr>
+          <w:b/>
+          <w:bCs/>
+        </w:rPr>
+        <w:t xml:space="preserve">(Bashiru &amp; </w:t>
+      </w:r>
+      <w:proofErr w:type="spellStart"/>
+      <w:r>
+        <w:rPr>
+          <w:b/>
+          <w:bCs/>
+        </w:rPr>
+        <w:t>Malgwi</w:t>
+      </w:r>
+      <w:proofErr w:type="spellEnd"/>
+      <w:r>
+        <w:rPr>
+          <w:b/>
+          <w:bCs/>
+        </w:rPr>
+        <w:t>, 2026)</w:t>
+      </w:r>
+      <w:r>
+        <w:t>.</w:t>
       </w:r>
     </w:p>
     <w:p>
@@ -4725,25 +6373,53 @@
         <w:jc w:val="both"/>
       </w:pPr>
       <w:r>
-        <w:t>What is especially valuable about Bean’s model for this study is its explicit attention to external, non-institutional factors as drivers of dropout. In the Nigerian context, these external factors — financial hardship, family obligations, the pressure of employment, and the broader economic environment — are, if anything, more powerful than in the American university settings Bean originally studied. Including the inflation rate as a macroeconomic contextual variable in the SDPS feature set, and financial status variables as prominent predictors, reflects Bean’s theoretical insight.</w:t>
-      </w:r>
-    </w:p>
-    <w:p>
-      <w:pPr>
-        <w:pStyle w:val="Heading3"/>
-        <w:spacing w:line="360" w:lineRule="auto"/>
-      </w:pPr>
-      <w:r>
-        <w:t>2.3.4 Relevance to This Study</w:t>
-      </w:r>
-    </w:p>
-    <w:p>
-      <w:pPr>
-        <w:spacing w:after="200" w:line="360" w:lineRule="auto"/>
-        <w:jc w:val="both"/>
-      </w:pPr>
-      <w:r>
-        <w:t>Taken together, these three theoretical frameworks — Spady’s MDP, Tinto’s SIM, and Bean’s SAM — provide a comprehensive theoretical justification for the feature set used in this study. Academic performance variables (grades, approved courses) are grounded in Tinto and Spady. Financial variables (fee status, scholarship, debt) are grounded in Bean and Tinto. Demographic variables (age, marital status, relocation) are grounded in Bean and Spady. Family background variables (parental education and occupation) appear in all three frameworks. The consistency across theories reinforces confidence that the SDPS is measuring constructs that are genuinely theoretically connected to dropout outcomes.</w:t>
+        <w:t xml:space="preserve">The consistency across these theories reinforced the confidence that the predictor variables selected for this study were genuinely connected to dropout outcomes. Furthermore, because these frameworks describe a highly complex and "intertwined" relationship between academic and social factors, they provided the technical rationale for moving beyond standalone models toward a </w:t>
+      </w:r>
+      <w:r>
+        <w:rPr>
+          <w:b/>
+          <w:bCs/>
+        </w:rPr>
+        <w:t>Stacking Ensemble architecture (</w:t>
+      </w:r>
+      <w:proofErr w:type="spellStart"/>
+      <w:r>
+        <w:rPr>
+          <w:b/>
+          <w:bCs/>
+        </w:rPr>
+        <w:t>Niyogisubizo</w:t>
+      </w:r>
+      <w:proofErr w:type="spellEnd"/>
+      <w:r>
+        <w:rPr>
+          <w:b/>
+          <w:bCs/>
+        </w:rPr>
+        <w:t xml:space="preserve"> et al., 2022)</w:t>
+      </w:r>
+      <w:r>
+        <w:t xml:space="preserve">. By using </w:t>
+      </w:r>
+      <w:r>
+        <w:rPr>
+          <w:b/>
+          <w:bCs/>
+        </w:rPr>
+        <w:t>Mutual Information (MI)</w:t>
+      </w:r>
+      <w:r>
+        <w:t xml:space="preserve"> to empirically validate these theoretical drivers and a meta-classifier to synthesize their effects, this study transformed abstract sociological concepts into a high-precision, deployable early-warning system </w:t>
+      </w:r>
+      <w:r>
+        <w:rPr>
+          <w:b/>
+          <w:bCs/>
+        </w:rPr>
+        <w:t>(Fatima et al., 2023; Villar &amp; de Andrade, 2024)</w:t>
+      </w:r>
+      <w:r>
+        <w:t>.</w:t>
       </w:r>
     </w:p>
     <w:p>
@@ -4844,8 +6520,9 @@
           <w:i w:val="0"/>
           <w:iCs w:val="0"/>
         </w:rPr>
-        <w:t>, and Machuve conducted what remains one of the most useful survey papers in this field: a systematic review of machine learning approaches to student dropout prediction covering literature from 2013 to 2017. Their paper is worth spending some time on because it maps the territory that this study enters.</w:t>
-      </w:r>
+        <w:t>, and Machuve (2019) provided a foundational systematic review of machine learning applications for student dropout prediction, covering literature from 2013 to 2017. Their paper mapped the academic landscape that this research entered. The survey revealed a stark geographical disparity, where research was predominantly conducted in developed nations, leaving the Sub-Saharan African context severely under-represented (</w:t>
+      </w:r>
+      <w:proofErr w:type="spellStart"/>
       <w:r>
         <w:rPr>
           <w:b w:val="0"/>
@@ -4853,9 +6530,9 @@
           <w:i w:val="0"/>
           <w:iCs w:val="0"/>
         </w:rPr>
-        <w:br/>
-        <w:t xml:space="preserve">The survey found that most dropout prediction research has been done in developed countries — the United States, Europe, Australia — using datasets that reflect those contexts. The developing world, Sub-Saharan Africa in particular, is severely </w:t>
-      </w:r>
+        <w:t>Mduma</w:t>
+      </w:r>
+      <w:proofErr w:type="spellEnd"/>
       <w:r>
         <w:rPr>
           <w:b w:val="0"/>
@@ -4863,8 +6540,7 @@
           <w:i w:val="0"/>
           <w:iCs w:val="0"/>
         </w:rPr>
-        <w:lastRenderedPageBreak/>
-        <w:t xml:space="preserve">underrepresented. Among supervised learning algorithms, Neural Networks and Decision Trees were the most frequently used, owing to their respective strengths in capturing non-linear interactions and producing interpretable tree structures. Among the most significant methodological gaps the survey identified: insufficient attention to class imbalance (dropout students are always a minority in any dataset, and models trained without accounting for this tend to underperform at identifying them); an over-focus on early prediction without sufficient attention to ranking students by risk severity or forecasting at-risk cohorts; and the near-complete absence of school-level variables (teacher-student ratios, resource availability) in </w:t>
+        <w:t xml:space="preserve"> et al., 2019). They noted that most investigators relied on standalone models like Neural Networks and Decision Trees, which often failed to handle the complex, non-linear dependencies in educational data (Fatima et al., 2023; </w:t>
       </w:r>
       <w:proofErr w:type="spellStart"/>
       <w:r>
@@ -4874,7 +6550,7 @@
           <w:i w:val="0"/>
           <w:iCs w:val="0"/>
         </w:rPr>
-        <w:t>favour</w:t>
+        <w:t>Niyogisubizo</w:t>
       </w:r>
       <w:proofErr w:type="spellEnd"/>
       <w:r>
@@ -4884,7 +6560,7 @@
           <w:i w:val="0"/>
           <w:iCs w:val="0"/>
         </w:rPr>
-        <w:t xml:space="preserve"> of purely student-level features. This study addresses the first of these gaps directly, and the field context gap comprehensively.</w:t>
+        <w:t xml:space="preserve"> et al., 2022).</w:t>
       </w:r>
     </w:p>
     <w:p>
@@ -4893,16 +6569,110 @@
         <w:spacing w:line="360" w:lineRule="auto"/>
         <w:jc w:val="both"/>
         <w:rPr>
+          <w:b w:val="0"/>
+          <w:bCs w:val="0"/>
           <w:i w:val="0"/>
           <w:iCs w:val="0"/>
         </w:rPr>
       </w:pPr>
       <w:r>
         <w:rPr>
+          <w:b w:val="0"/>
+          <w:bCs w:val="0"/>
           <w:i w:val="0"/>
           <w:iCs w:val="0"/>
         </w:rPr>
-        <w:t>2.4.2 Nicoletti and Oliveira (2020)</w:t>
+        <w:t xml:space="preserve">Significantly, </w:t>
+      </w:r>
+      <w:proofErr w:type="spellStart"/>
+      <w:r>
+        <w:rPr>
+          <w:b w:val="0"/>
+          <w:bCs w:val="0"/>
+          <w:i w:val="0"/>
+          <w:iCs w:val="0"/>
+        </w:rPr>
+        <w:t>Mduma</w:t>
+      </w:r>
+      <w:proofErr w:type="spellEnd"/>
+      <w:r>
+        <w:rPr>
+          <w:b w:val="0"/>
+          <w:bCs w:val="0"/>
+          <w:i w:val="0"/>
+          <w:iCs w:val="0"/>
+        </w:rPr>
+        <w:t xml:space="preserve"> et al. identified the failure to address class imbalance as a primary methodological gap. They argued that models trained without accounting for the minority "dropout" class suffer from the "Accuracy Paradox," leading to poor sensitivity in identifying at-risk students (</w:t>
+      </w:r>
+      <w:proofErr w:type="spellStart"/>
+      <w:r>
+        <w:rPr>
+          <w:b w:val="0"/>
+          <w:bCs w:val="0"/>
+          <w:i w:val="0"/>
+          <w:iCs w:val="0"/>
+        </w:rPr>
+        <w:t>Arifudin</w:t>
+      </w:r>
+      <w:proofErr w:type="spellEnd"/>
+      <w:r>
+        <w:rPr>
+          <w:b w:val="0"/>
+          <w:bCs w:val="0"/>
+          <w:i w:val="0"/>
+          <w:iCs w:val="0"/>
+        </w:rPr>
+        <w:t xml:space="preserve"> et al., 2026). This current study </w:t>
+      </w:r>
+      <w:r>
+        <w:rPr>
+          <w:b w:val="0"/>
+          <w:bCs w:val="0"/>
+          <w:i w:val="0"/>
+          <w:iCs w:val="0"/>
+        </w:rPr>
+        <w:lastRenderedPageBreak/>
+        <w:t xml:space="preserve">directly tackled this limitation by implementing the Synthetic Minority Over-sampling Technique (SMOTE) to balance the dataset. Additionally, while the 2019 survey critiqued the lack of risk severity ranking, the Stacking Ensemble model engineered in this research produces graduated risk probabilities. By synthesizing diverse base learners, this study moved the field from the standalone limitations identified by </w:t>
+      </w:r>
+      <w:proofErr w:type="spellStart"/>
+      <w:r>
+        <w:rPr>
+          <w:b w:val="0"/>
+          <w:bCs w:val="0"/>
+          <w:i w:val="0"/>
+          <w:iCs w:val="0"/>
+        </w:rPr>
+        <w:t>Mduma</w:t>
+      </w:r>
+      <w:proofErr w:type="spellEnd"/>
+      <w:r>
+        <w:rPr>
+          <w:b w:val="0"/>
+          <w:bCs w:val="0"/>
+          <w:i w:val="0"/>
+          <w:iCs w:val="0"/>
+        </w:rPr>
+        <w:t xml:space="preserve"> et al. toward a more robust, ensemble-driven early warning framework (</w:t>
+      </w:r>
+      <w:proofErr w:type="spellStart"/>
+      <w:r>
+        <w:rPr>
+          <w:b w:val="0"/>
+          <w:bCs w:val="0"/>
+          <w:i w:val="0"/>
+          <w:iCs w:val="0"/>
+        </w:rPr>
+        <w:t>Pecuchova</w:t>
+      </w:r>
+      <w:proofErr w:type="spellEnd"/>
+      <w:r>
+        <w:rPr>
+          <w:b w:val="0"/>
+          <w:bCs w:val="0"/>
+          <w:i w:val="0"/>
+          <w:iCs w:val="0"/>
+        </w:rPr>
+        <w:t xml:space="preserve"> &amp; Drlik, 2023; Zhao &amp; Ren, 2025).</w:t>
       </w:r>
     </w:p>
     <w:p>
@@ -4917,55 +6687,6 @@
           <w:iCs w:val="0"/>
         </w:rPr>
       </w:pPr>
-      <w:r>
-        <w:rPr>
-          <w:b w:val="0"/>
-          <w:bCs w:val="0"/>
-          <w:i w:val="0"/>
-          <w:iCs w:val="0"/>
-        </w:rPr>
-        <w:t xml:space="preserve">Nicoletti and Oliveira’s paper proposed an architecture for a dropout prediction system (which they called PDE — Predicting Dropout Events) built around Instance-Based Learning (IBL) algorithms, particularly the Nearest </w:t>
-      </w:r>
-      <w:proofErr w:type="spellStart"/>
-      <w:r>
-        <w:rPr>
-          <w:b w:val="0"/>
-          <w:bCs w:val="0"/>
-          <w:i w:val="0"/>
-          <w:iCs w:val="0"/>
-        </w:rPr>
-        <w:t>Neighbour</w:t>
-      </w:r>
-      <w:proofErr w:type="spellEnd"/>
-      <w:r>
-        <w:rPr>
-          <w:b w:val="0"/>
-          <w:bCs w:val="0"/>
-          <w:i w:val="0"/>
-          <w:iCs w:val="0"/>
-        </w:rPr>
-        <w:t xml:space="preserve"> family. What makes this paper interesting is not just the technical proposal but the meticulous way the authors review and </w:t>
-      </w:r>
-      <w:proofErr w:type="spellStart"/>
-      <w:r>
-        <w:rPr>
-          <w:b w:val="0"/>
-          <w:bCs w:val="0"/>
-          <w:i w:val="0"/>
-          <w:iCs w:val="0"/>
-        </w:rPr>
-        <w:t>operationalise</w:t>
-      </w:r>
-      <w:proofErr w:type="spellEnd"/>
-      <w:r>
-        <w:rPr>
-          <w:b w:val="0"/>
-          <w:bCs w:val="0"/>
-          <w:i w:val="0"/>
-          <w:iCs w:val="0"/>
-        </w:rPr>
-        <w:t xml:space="preserve"> the earlier theoretical models — Spady, Tinto, and Pascarella — as structured feature sets for ML-based prediction.</w:t>
-      </w:r>
     </w:p>
     <w:p>
       <w:pPr>
@@ -4973,20 +6694,16 @@
         <w:spacing w:line="360" w:lineRule="auto"/>
         <w:jc w:val="both"/>
         <w:rPr>
-          <w:b w:val="0"/>
-          <w:bCs w:val="0"/>
           <w:i w:val="0"/>
           <w:iCs w:val="0"/>
         </w:rPr>
       </w:pPr>
       <w:r>
         <w:rPr>
-          <w:b w:val="0"/>
-          <w:bCs w:val="0"/>
           <w:i w:val="0"/>
           <w:iCs w:val="0"/>
         </w:rPr>
-        <w:t>Their insistence on the importance of feature selection — identifying which variables are genuinely informative versus which are redundant or noisy — directly influenced the feature selection approach used in the present study. The paper also makes a practical point that is easy to overlook: a prediction model is only as good as the quality of the data it is trained on, and educational data, in its raw form, is almost always incomplete, inconsistent, and partially irrelevant. The preprocessing pipeline described in Chapter Three of this report reflects those lessons.</w:t>
+        <w:t>2.4.2 Nicoletti and Oliveira (2020)</w:t>
       </w:r>
     </w:p>
     <w:p>
@@ -4995,32 +6712,40 @@
         <w:spacing w:line="360" w:lineRule="auto"/>
         <w:jc w:val="both"/>
         <w:rPr>
+          <w:b w:val="0"/>
+          <w:bCs w:val="0"/>
           <w:i w:val="0"/>
           <w:iCs w:val="0"/>
         </w:rPr>
       </w:pPr>
       <w:r>
         <w:rPr>
+          <w:b w:val="0"/>
+          <w:bCs w:val="0"/>
           <w:i w:val="0"/>
           <w:iCs w:val="0"/>
         </w:rPr>
-        <w:t xml:space="preserve">2.4.3 </w:t>
-      </w:r>
-      <w:proofErr w:type="spellStart"/>
-      <w:r>
-        <w:rPr>
+        <w:t xml:space="preserve">Nicoletti and Oliveira (2020) proposed an architecture for a dropout prediction system (PDE) built around Instance-Based Learning (IBL) algorithms, specifically the Nearest </w:t>
+      </w:r>
+      <w:proofErr w:type="spellStart"/>
+      <w:r>
+        <w:rPr>
+          <w:b w:val="0"/>
+          <w:bCs w:val="0"/>
           <w:i w:val="0"/>
           <w:iCs w:val="0"/>
         </w:rPr>
-        <w:t>Osemwegie</w:t>
-      </w:r>
-      <w:proofErr w:type="spellEnd"/>
-      <w:r>
-        <w:rPr>
+        <w:t>Neighbour</w:t>
+      </w:r>
+      <w:proofErr w:type="spellEnd"/>
+      <w:r>
+        <w:rPr>
+          <w:b w:val="0"/>
+          <w:bCs w:val="0"/>
           <w:i w:val="0"/>
           <w:iCs w:val="0"/>
         </w:rPr>
-        <w:t xml:space="preserve"> and Amadin (2023)</w:t>
+        <w:t xml:space="preserve"> family. Their work was significant for the meticulous way it operationalized earlier theoretical models—Spady, Tinto, and Pascarella—into structured feature sets for machine learning (Nicoletti &amp; Oliveira, 2020). Their insistence on the importance of feature selection to identify genuinely informative variables directly influenced the use of Mutual Information (MI) in this research to isolate the top predictive features (Fatima et al., 2023; Naseem et al., 2021).</w:t>
       </w:r>
     </w:p>
     <w:p>
@@ -5042,7 +6767,7 @@
           <w:i w:val="0"/>
           <w:iCs w:val="0"/>
         </w:rPr>
-        <w:t xml:space="preserve">For this project, the </w:t>
+        <w:t xml:space="preserve">Furthermore, the authors argued that a prediction model is only as effective as the quality of its training data, noting that raw educational records are frequently incomplete or inconsistent (Nicoletti &amp; Oliveira, 2020). This current study reflected those lessons by implementing a rigorous preprocessing pipeline, including the use of </w:t>
       </w:r>
       <w:proofErr w:type="spellStart"/>
       <w:r>
@@ -5052,7 +6777,7 @@
           <w:i w:val="0"/>
           <w:iCs w:val="0"/>
         </w:rPr>
-        <w:t>Osemwegie</w:t>
+        <w:t>StandardScaler</w:t>
       </w:r>
       <w:proofErr w:type="spellEnd"/>
       <w:r>
@@ -5062,8 +6787,9 @@
           <w:i w:val="0"/>
           <w:iCs w:val="0"/>
         </w:rPr>
-        <w:t xml:space="preserve"> and Amadin study is the most directly relevant Nigerian antecedent. The authors predicted dropout from the Computer Science Department of the University of Benin using five years of academic records (2016/17 to 2020/21) from 947 first-year students, of whom 906 records were retained after </w:t>
-      </w:r>
+        <w:t xml:space="preserve"> and SMOTE to ensure the model was trained on balanced, high-quality data (</w:t>
+      </w:r>
+      <w:proofErr w:type="spellStart"/>
       <w:r>
         <w:rPr>
           <w:b w:val="0"/>
@@ -5071,10 +6797,9 @@
           <w:i w:val="0"/>
           <w:iCs w:val="0"/>
         </w:rPr>
-        <w:lastRenderedPageBreak/>
-        <w:t xml:space="preserve">cleaning. They tested six classifiers: Naive Bayes, Logistic Regression, SVM, Decision Tree, K-Nearest </w:t>
-      </w:r>
-      <w:proofErr w:type="spellStart"/>
+        <w:t>Arifudin</w:t>
+      </w:r>
+      <w:proofErr w:type="spellEnd"/>
       <w:r>
         <w:rPr>
           <w:b w:val="0"/>
@@ -5082,9 +6807,9 @@
           <w:i w:val="0"/>
           <w:iCs w:val="0"/>
         </w:rPr>
-        <w:t>Neighbours</w:t>
-      </w:r>
-      <w:proofErr w:type="spellEnd"/>
+        <w:t xml:space="preserve"> et al., 2026; Villar &amp; de Andrade, 2024). While Nicoletti and Oliveira focused on a single family of algorithms, this research advanced their conceptual framework by deploying a Stacking Ensemble architecture, thereby synthesizing diverse base learners to improve the robustness and generalization of the early warning system (</w:t>
+      </w:r>
+      <w:proofErr w:type="spellStart"/>
       <w:r>
         <w:rPr>
           <w:b w:val="0"/>
@@ -5092,7 +6817,37 @@
           <w:i w:val="0"/>
           <w:iCs w:val="0"/>
         </w:rPr>
-        <w:t>, and ANN.</w:t>
+        <w:t>Niyogisubizo</w:t>
+      </w:r>
+      <w:proofErr w:type="spellEnd"/>
+      <w:r>
+        <w:rPr>
+          <w:b w:val="0"/>
+          <w:bCs w:val="0"/>
+          <w:i w:val="0"/>
+          <w:iCs w:val="0"/>
+        </w:rPr>
+        <w:t xml:space="preserve"> et al., 2022; </w:t>
+      </w:r>
+      <w:proofErr w:type="spellStart"/>
+      <w:r>
+        <w:rPr>
+          <w:b w:val="0"/>
+          <w:bCs w:val="0"/>
+          <w:i w:val="0"/>
+          <w:iCs w:val="0"/>
+        </w:rPr>
+        <w:t>Pecuchova</w:t>
+      </w:r>
+      <w:proofErr w:type="spellEnd"/>
+      <w:r>
+        <w:rPr>
+          <w:b w:val="0"/>
+          <w:bCs w:val="0"/>
+          <w:i w:val="0"/>
+          <w:iCs w:val="0"/>
+        </w:rPr>
+        <w:t xml:space="preserve"> &amp; Drlik, 2023).</w:t>
       </w:r>
     </w:p>
     <w:p>
@@ -5101,50 +6856,32 @@
         <w:spacing w:line="360" w:lineRule="auto"/>
         <w:jc w:val="both"/>
         <w:rPr>
-          <w:b w:val="0"/>
-          <w:bCs w:val="0"/>
           <w:i w:val="0"/>
           <w:iCs w:val="0"/>
         </w:rPr>
       </w:pPr>
       <w:r>
         <w:rPr>
-          <w:b w:val="0"/>
-          <w:bCs w:val="0"/>
           <w:i w:val="0"/>
           <w:iCs w:val="0"/>
         </w:rPr>
-        <w:t>The results were striking. Logistic Regression achieved 98.9% accuracy and 100% precision on the test set — numbers that, at first glance, seem almost impossibly high, but can be explained by the relatively limited and homogeneous dataset (first-year CS students at a single department) and the strong predictive power of CGPA and credit pass rates in that context. The LR model was selected for deployment primarily because it offered the best F1-score and recall at a much faster execution time than the SVM. The study is important not only for its results but for its demonstration that ML-based dropout prediction is technically feasible with data that Nigerian universities already collect.</w:t>
-      </w:r>
-      <w:r>
-        <w:rPr>
-          <w:b w:val="0"/>
-          <w:bCs w:val="0"/>
+        <w:t xml:space="preserve">2.4.3 </w:t>
+      </w:r>
+      <w:proofErr w:type="spellStart"/>
+      <w:r>
+        <w:rPr>
           <w:i w:val="0"/>
           <w:iCs w:val="0"/>
         </w:rPr>
-        <w:br/>
-        <w:t xml:space="preserve">This study builds directly on that foundation, extending it in three ways: a richer and more diverse feature set (24 variables across seven categories, compared to </w:t>
-      </w:r>
-      <w:proofErr w:type="spellStart"/>
-      <w:r>
-        <w:rPr>
-          <w:b w:val="0"/>
-          <w:bCs w:val="0"/>
+        <w:t>Osemwegie</w:t>
+      </w:r>
+      <w:proofErr w:type="spellEnd"/>
+      <w:r>
+        <w:rPr>
           <w:i w:val="0"/>
           <w:iCs w:val="0"/>
         </w:rPr>
-        <w:t>Osemwegie</w:t>
-      </w:r>
-      <w:proofErr w:type="spellEnd"/>
-      <w:r>
-        <w:rPr>
-          <w:b w:val="0"/>
-          <w:bCs w:val="0"/>
-          <w:i w:val="0"/>
-          <w:iCs w:val="0"/>
-        </w:rPr>
-        <w:t xml:space="preserve"> and Amadin’s credit-and-grade focused features); a broader institutional context (adapted for universities generally rather than a single department); and a fully deployed web application that makes the prediction accessible to non-technical administrators.</w:t>
+        <w:t xml:space="preserve"> and Amadin (2023)</w:t>
       </w:r>
     </w:p>
     <w:p>
@@ -5153,16 +6890,101 @@
         <w:spacing w:line="360" w:lineRule="auto"/>
         <w:jc w:val="both"/>
         <w:rPr>
+          <w:b w:val="0"/>
+          <w:bCs w:val="0"/>
           <w:i w:val="0"/>
           <w:iCs w:val="0"/>
         </w:rPr>
       </w:pPr>
-      <w:r>
-        <w:rPr>
+      <w:proofErr w:type="spellStart"/>
+      <w:r>
+        <w:rPr>
+          <w:b w:val="0"/>
+          <w:bCs w:val="0"/>
           <w:i w:val="0"/>
           <w:iCs w:val="0"/>
         </w:rPr>
-        <w:t>2.4.4 Hassan, Muse and Nadarajah (2024)</w:t>
+        <w:t>Osemwegie</w:t>
+      </w:r>
+      <w:proofErr w:type="spellEnd"/>
+      <w:r>
+        <w:rPr>
+          <w:b w:val="0"/>
+          <w:bCs w:val="0"/>
+          <w:i w:val="0"/>
+          <w:iCs w:val="0"/>
+        </w:rPr>
+        <w:t xml:space="preserve"> and Amadin (2023) provided a highly relevant Nigerian baseline by predicting dropout in the Computer Science Department at the University of Benin. </w:t>
+      </w:r>
+      <w:r>
+        <w:rPr>
+          <w:b w:val="0"/>
+          <w:bCs w:val="0"/>
+          <w:i w:val="0"/>
+          <w:iCs w:val="0"/>
+        </w:rPr>
+        <w:lastRenderedPageBreak/>
+        <w:t xml:space="preserve">Their research analyzed 906 usable records of first-year students and evaluated six standalone classifiers: Naive Bayes, Logistic Regression, SVM, Decision Tree, K-Nearest </w:t>
+      </w:r>
+      <w:proofErr w:type="spellStart"/>
+      <w:r>
+        <w:rPr>
+          <w:b w:val="0"/>
+          <w:bCs w:val="0"/>
+          <w:i w:val="0"/>
+          <w:iCs w:val="0"/>
+        </w:rPr>
+        <w:t>Neighbours</w:t>
+      </w:r>
+      <w:proofErr w:type="spellEnd"/>
+      <w:r>
+        <w:rPr>
+          <w:b w:val="0"/>
+          <w:bCs w:val="0"/>
+          <w:i w:val="0"/>
+          <w:iCs w:val="0"/>
+        </w:rPr>
+        <w:t>, and ANN (</w:t>
+      </w:r>
+      <w:proofErr w:type="spellStart"/>
+      <w:r>
+        <w:rPr>
+          <w:b w:val="0"/>
+          <w:bCs w:val="0"/>
+          <w:i w:val="0"/>
+          <w:iCs w:val="0"/>
+        </w:rPr>
+        <w:t>Osemwegie</w:t>
+      </w:r>
+      <w:proofErr w:type="spellEnd"/>
+      <w:r>
+        <w:rPr>
+          <w:b w:val="0"/>
+          <w:bCs w:val="0"/>
+          <w:i w:val="0"/>
+          <w:iCs w:val="0"/>
+        </w:rPr>
+        <w:t xml:space="preserve"> &amp; Amadin, 2023). Their findings indicated that Logistic Regression achieved a remarkable 98.9% accuracy, which the authors attributed to the strong predictive power of CGPA within a homogeneous departmental dataset. While their study proved the technical feasibility of using local registry data, it relied on a single-algorithm approach which contemporary literature suggests may lack the robustness required for more complex, heterogeneous university datasets (Fatima et al., 2023; </w:t>
+      </w:r>
+      <w:proofErr w:type="spellStart"/>
+      <w:r>
+        <w:rPr>
+          <w:b w:val="0"/>
+          <w:bCs w:val="0"/>
+          <w:i w:val="0"/>
+          <w:iCs w:val="0"/>
+        </w:rPr>
+        <w:t>Arifudin</w:t>
+      </w:r>
+      <w:proofErr w:type="spellEnd"/>
+      <w:r>
+        <w:rPr>
+          <w:b w:val="0"/>
+          <w:bCs w:val="0"/>
+          <w:i w:val="0"/>
+          <w:iCs w:val="0"/>
+        </w:rPr>
+        <w:t xml:space="preserve"> et al., 2026).</w:t>
       </w:r>
     </w:p>
     <w:p>
@@ -5184,7 +7006,7 @@
           <w:i w:val="0"/>
           <w:iCs w:val="0"/>
         </w:rPr>
-        <w:t xml:space="preserve">Hassan and colleagues published a comprehensive dropout prediction study using data from the 2022 National Education Accessibility Survey (NEAS) in Somaliland, which surveyed 1,957 households across twelve districts. The dataset spanned both student-level variables (age, grade, sex, disability, school distance) and household-level socioeconomic variables (income, household size, housing type, occupation of household head). Seven algorithms were tested: Logistic Regression, Probit Regression, Naive Bayes, Decision Tree, Random Forest, SVM, and K-Nearest </w:t>
+        <w:t xml:space="preserve">This current research built directly on that foundation but introduced significant technical advancements to improve generalization. While </w:t>
       </w:r>
       <w:proofErr w:type="spellStart"/>
       <w:r>
@@ -5194,7 +7016,7 @@
           <w:i w:val="0"/>
           <w:iCs w:val="0"/>
         </w:rPr>
-        <w:t>Neighbours</w:t>
+        <w:t>Osemwegie</w:t>
       </w:r>
       <w:proofErr w:type="spellEnd"/>
       <w:r>
@@ -5204,8 +7026,9 @@
           <w:i w:val="0"/>
           <w:iCs w:val="0"/>
         </w:rPr>
-        <w:t>.</w:t>
-      </w:r>
+        <w:t xml:space="preserve"> and Amadin focused on standalone performance, this study implemented a Two-Level Stacking Ensemble to synthesize the complementary strengths of diverse classifiers (</w:t>
+      </w:r>
+      <w:proofErr w:type="spellStart"/>
       <w:r>
         <w:rPr>
           <w:b w:val="0"/>
@@ -5213,9 +7036,9 @@
           <w:i w:val="0"/>
           <w:iCs w:val="0"/>
         </w:rPr>
-        <w:br/>
-        <w:t xml:space="preserve">The study found an overall dropout rate of 12.67%, with Random Forest achieving the highest predictive accuracy at 95.0% and the highest AUC at 0.988. Feature importance analysis across models was remarkably consistent: age and grade emerged as the two strongest predictors in the logistic and probit models, while grade dominated the Random Forest and KNN models. Household income and housing type were significant in the Naive Bayes model. These patterns align closely with the Mutual Information </w:t>
-      </w:r>
+        <w:t>Niyogisubizo</w:t>
+      </w:r>
+      <w:proofErr w:type="spellEnd"/>
       <w:r>
         <w:rPr>
           <w:b w:val="0"/>
@@ -5223,8 +7046,47 @@
           <w:i w:val="0"/>
           <w:iCs w:val="0"/>
         </w:rPr>
-        <w:lastRenderedPageBreak/>
-        <w:t>results from this study, and the convergence across two independent African-context studies is reassuring.</w:t>
+        <w:t xml:space="preserve"> et al., 2022; </w:t>
+      </w:r>
+      <w:proofErr w:type="spellStart"/>
+      <w:r>
+        <w:rPr>
+          <w:b w:val="0"/>
+          <w:bCs w:val="0"/>
+          <w:i w:val="0"/>
+          <w:iCs w:val="0"/>
+        </w:rPr>
+        <w:t>Pecuchova</w:t>
+      </w:r>
+      <w:proofErr w:type="spellEnd"/>
+      <w:r>
+        <w:rPr>
+          <w:b w:val="0"/>
+          <w:bCs w:val="0"/>
+          <w:i w:val="0"/>
+          <w:iCs w:val="0"/>
+        </w:rPr>
+        <w:t xml:space="preserve"> &amp; Drlik, 2023). Furthermore, this study addressed the "Accuracy Paradox" through the application of SMOTE—a step not explicitly detailed in the UNIBEN study—to ensure the model remained sensitive to the minority dropout class (Villar &amp; de Andrade, 2024; </w:t>
+      </w:r>
+      <w:proofErr w:type="spellStart"/>
+      <w:r>
+        <w:rPr>
+          <w:b w:val="0"/>
+          <w:bCs w:val="0"/>
+          <w:i w:val="0"/>
+          <w:iCs w:val="0"/>
+        </w:rPr>
+        <w:t>Arifudin</w:t>
+      </w:r>
+      <w:proofErr w:type="spellEnd"/>
+      <w:r>
+        <w:rPr>
+          <w:b w:val="0"/>
+          <w:bCs w:val="0"/>
+          <w:i w:val="0"/>
+          <w:iCs w:val="0"/>
+        </w:rPr>
+        <w:t xml:space="preserve"> et al., 2026).</w:t>
       </w:r>
     </w:p>
     <w:p>
@@ -5233,32 +7095,40 @@
         <w:spacing w:line="360" w:lineRule="auto"/>
         <w:jc w:val="both"/>
         <w:rPr>
+          <w:b w:val="0"/>
+          <w:bCs w:val="0"/>
           <w:i w:val="0"/>
           <w:iCs w:val="0"/>
         </w:rPr>
       </w:pPr>
       <w:r>
         <w:rPr>
+          <w:b w:val="0"/>
+          <w:bCs w:val="0"/>
           <w:i w:val="0"/>
           <w:iCs w:val="0"/>
         </w:rPr>
-        <w:t xml:space="preserve">2.4.5 </w:t>
-      </w:r>
-      <w:proofErr w:type="spellStart"/>
-      <w:r>
-        <w:rPr>
+        <w:t xml:space="preserve">By expanding the feature set to twenty-four variables using Mutual Information and deploying the results through a </w:t>
+      </w:r>
+      <w:proofErr w:type="spellStart"/>
+      <w:r>
+        <w:rPr>
+          <w:b w:val="0"/>
+          <w:bCs w:val="0"/>
           <w:i w:val="0"/>
           <w:iCs w:val="0"/>
         </w:rPr>
-        <w:t>Mukooyo</w:t>
-      </w:r>
-      <w:proofErr w:type="spellEnd"/>
-      <w:r>
-        <w:rPr>
+        <w:t>Streamlit</w:t>
+      </w:r>
+      <w:proofErr w:type="spellEnd"/>
+      <w:r>
+        <w:rPr>
+          <w:b w:val="0"/>
+          <w:bCs w:val="0"/>
           <w:i w:val="0"/>
           <w:iCs w:val="0"/>
         </w:rPr>
-        <w:t xml:space="preserve"> and Kasse (2024)</w:t>
+        <w:t xml:space="preserve"> interface, this research moved beyond departmental experimentation toward a scalable, institutional early-warning framework (Zhao &amp; Ren, 2025; Naseem et al., 2021). This transition from a standalone linear model to a synthesized ensemble architecture provided the technical rigor necessary to handle the diverse socio-economic and academic profiles characteristic of the broader Nigerian university system.</w:t>
       </w:r>
     </w:p>
     <w:p>
@@ -5267,51 +7137,16 @@
         <w:spacing w:line="360" w:lineRule="auto"/>
         <w:jc w:val="both"/>
         <w:rPr>
-          <w:b w:val="0"/>
-          <w:bCs w:val="0"/>
           <w:i w:val="0"/>
           <w:iCs w:val="0"/>
         </w:rPr>
       </w:pPr>
-      <w:proofErr w:type="spellStart"/>
-      <w:r>
-        <w:rPr>
-          <w:b w:val="0"/>
-          <w:bCs w:val="0"/>
+      <w:r>
+        <w:rPr>
           <w:i w:val="0"/>
           <w:iCs w:val="0"/>
         </w:rPr>
-        <w:t>Mukooyo</w:t>
-      </w:r>
-      <w:proofErr w:type="spellEnd"/>
-      <w:r>
-        <w:rPr>
-          <w:b w:val="0"/>
-          <w:bCs w:val="0"/>
-          <w:i w:val="0"/>
-          <w:iCs w:val="0"/>
-        </w:rPr>
-        <w:t xml:space="preserve"> and Kasse studied dropout in five Ugandan higher education institutions, combining qualitative survey data (532 students) with a machine learning prediction model incorporating academic, financial, and personal variables. Their qualitative findings are especially useful: non-academic factors accounted for 60% of reported dropout causes, with social factors (family commitments, social life pressures) and work-related obligations ranking highest among non-academic reasons. Among academic factors, lack of free or </w:t>
-      </w:r>
-      <w:proofErr w:type="spellStart"/>
-      <w:r>
-        <w:rPr>
-          <w:b w:val="0"/>
-          <w:bCs w:val="0"/>
-          <w:i w:val="0"/>
-          <w:iCs w:val="0"/>
-        </w:rPr>
-        <w:t>subsidised</w:t>
-      </w:r>
-      <w:proofErr w:type="spellEnd"/>
-      <w:r>
-        <w:rPr>
-          <w:b w:val="0"/>
-          <w:bCs w:val="0"/>
-          <w:i w:val="0"/>
-          <w:iCs w:val="0"/>
-        </w:rPr>
-        <w:t xml:space="preserve"> meals (18.8%), absence of teacher support (15.4%), and poor attendance (15.0%) were most prominent.</w:t>
+        <w:t>2.4.4 Hassan, Muse and Nadarajah (2024)</w:t>
       </w:r>
     </w:p>
     <w:p>
@@ -5333,7 +7168,17 @@
           <w:i w:val="0"/>
           <w:iCs w:val="0"/>
         </w:rPr>
-        <w:t>The authors deployed Random Forest, Decision Trees, Bayesian Classifier, SVM, KNN, and Logistic Regression. Their validation experiment predicted a 10% dropout rate, which the authors found consistent with institutional records. The study is directly relevant here because Uganda and Nigeria share broadly similar higher education environments: public fee-paying institutions with limited student welfare infrastructure, large class sizes, and student populations under significant socioeconomic stress. The finding that non-academic, structural factors drive the majority of dropout cases is an important reminder that prediction models need to incorporate more than just GPA data.</w:t>
+        <w:t xml:space="preserve">Hassan and colleagues (2024) provided a comprehensive African benchmark by analyzing student attrition through the 2022 National Education Accessibility Survey (NEAS) in Somaliland. Their research utilized a multidimensional dataset of 1,957 households, incorporating both student-level demographics and household socioeconomic indicators (Hassan et al., 2024). By evaluating seven standalone algorithms, they identified an overall dropout rate of 12.67%. Their results established that Random Forest—an ensemble tree-based method—was the superior standalone </w:t>
+      </w:r>
+      <w:r>
+        <w:rPr>
+          <w:b w:val="0"/>
+          <w:bCs w:val="0"/>
+          <w:i w:val="0"/>
+          <w:iCs w:val="0"/>
+        </w:rPr>
+        <w:lastRenderedPageBreak/>
+        <w:t>classifier, achieving 95.0% accuracy and an AUC of 0.988 (Hassan et al., 2024; Fatima et al., 2023).</w:t>
       </w:r>
     </w:p>
     <w:p>
@@ -5342,32 +7187,80 @@
         <w:spacing w:line="360" w:lineRule="auto"/>
         <w:jc w:val="both"/>
         <w:rPr>
+          <w:b w:val="0"/>
+          <w:bCs w:val="0"/>
           <w:i w:val="0"/>
           <w:iCs w:val="0"/>
         </w:rPr>
       </w:pPr>
       <w:r>
         <w:rPr>
+          <w:b w:val="0"/>
+          <w:bCs w:val="0"/>
           <w:i w:val="0"/>
           <w:iCs w:val="0"/>
         </w:rPr>
-        <w:t xml:space="preserve">2.4.6 Bashiru and </w:t>
-      </w:r>
-      <w:proofErr w:type="spellStart"/>
-      <w:r>
-        <w:rPr>
+        <w:t>The study identified age and grade level as the most potent predictors, patterns that were empirically mirrored in the Mutual Information (MI) analysis conducted in this research (Naseem et al., 2021; Villar &amp; de Andrade, 2024). Furthermore, their results highlighted the significance of household income and housing type, which supported the decision to prioritize financial variables within this study’s feature set (</w:t>
+      </w:r>
+      <w:proofErr w:type="spellStart"/>
+      <w:r>
+        <w:rPr>
+          <w:b w:val="0"/>
+          <w:bCs w:val="0"/>
           <w:i w:val="0"/>
           <w:iCs w:val="0"/>
         </w:rPr>
-        <w:t>Malgwi</w:t>
-      </w:r>
-      <w:proofErr w:type="spellEnd"/>
-      <w:r>
-        <w:rPr>
+        <w:t>Mukooyo</w:t>
+      </w:r>
+      <w:proofErr w:type="spellEnd"/>
+      <w:r>
+        <w:rPr>
+          <w:b w:val="0"/>
+          <w:bCs w:val="0"/>
           <w:i w:val="0"/>
           <w:iCs w:val="0"/>
         </w:rPr>
-        <w:t xml:space="preserve"> (2026)</w:t>
+        <w:t xml:space="preserve"> &amp; Kasse, 2024). While Hassan et al. focused on identifying the best standalone model, this research extended their work by utilizing those high-performing classifiers—specifically RF, SVM, and LR—as Level 0 base learners within a Stacking Ensemble architecture. This synthesis was designed to capitalize on the high discriminatory power noted in the Somaliland study while utilizing a meta-classifier to further enhance predictive reliability and mitigate single-algorithm biases (</w:t>
+      </w:r>
+      <w:proofErr w:type="spellStart"/>
+      <w:r>
+        <w:rPr>
+          <w:b w:val="0"/>
+          <w:bCs w:val="0"/>
+          <w:i w:val="0"/>
+          <w:iCs w:val="0"/>
+        </w:rPr>
+        <w:t>Arifudin</w:t>
+      </w:r>
+      <w:proofErr w:type="spellEnd"/>
+      <w:r>
+        <w:rPr>
+          <w:b w:val="0"/>
+          <w:bCs w:val="0"/>
+          <w:i w:val="0"/>
+          <w:iCs w:val="0"/>
+        </w:rPr>
+        <w:t xml:space="preserve"> et al., 2026; </w:t>
+      </w:r>
+      <w:proofErr w:type="spellStart"/>
+      <w:r>
+        <w:rPr>
+          <w:b w:val="0"/>
+          <w:bCs w:val="0"/>
+          <w:i w:val="0"/>
+          <w:iCs w:val="0"/>
+        </w:rPr>
+        <w:t>Niyogisubizo</w:t>
+      </w:r>
+      <w:proofErr w:type="spellEnd"/>
+      <w:r>
+        <w:rPr>
+          <w:b w:val="0"/>
+          <w:bCs w:val="0"/>
+          <w:i w:val="0"/>
+          <w:iCs w:val="0"/>
+        </w:rPr>
+        <w:t xml:space="preserve"> et al., 2022).</w:t>
       </w:r>
     </w:p>
     <w:p>
@@ -5376,80 +7269,32 @@
         <w:spacing w:line="360" w:lineRule="auto"/>
         <w:jc w:val="both"/>
         <w:rPr>
-          <w:b w:val="0"/>
-          <w:bCs w:val="0"/>
           <w:i w:val="0"/>
           <w:iCs w:val="0"/>
         </w:rPr>
       </w:pPr>
       <w:r>
         <w:rPr>
-          <w:b w:val="0"/>
-          <w:bCs w:val="0"/>
           <w:i w:val="0"/>
           <w:iCs w:val="0"/>
         </w:rPr>
-        <w:t xml:space="preserve">The most recent Nigerian study in this review is that of Bashiru and </w:t>
-      </w:r>
-      <w:proofErr w:type="spellStart"/>
-      <w:r>
-        <w:rPr>
-          <w:b w:val="0"/>
-          <w:bCs w:val="0"/>
+        <w:t xml:space="preserve">2.4.5 </w:t>
+      </w:r>
+      <w:proofErr w:type="spellStart"/>
+      <w:r>
+        <w:rPr>
           <w:i w:val="0"/>
           <w:iCs w:val="0"/>
         </w:rPr>
-        <w:t>Malgwi</w:t>
-      </w:r>
-      <w:proofErr w:type="spellEnd"/>
-      <w:r>
-        <w:rPr>
-          <w:b w:val="0"/>
-          <w:bCs w:val="0"/>
+        <w:t>Mukooyo</w:t>
+      </w:r>
+      <w:proofErr w:type="spellEnd"/>
+      <w:r>
+        <w:rPr>
           <w:i w:val="0"/>
           <w:iCs w:val="0"/>
         </w:rPr>
-        <w:t xml:space="preserve">, published in the </w:t>
-      </w:r>
-      <w:proofErr w:type="spellStart"/>
-      <w:r>
-        <w:rPr>
-          <w:b w:val="0"/>
-          <w:bCs w:val="0"/>
-          <w:i w:val="0"/>
-          <w:iCs w:val="0"/>
-        </w:rPr>
-        <w:t>Mambilla</w:t>
-      </w:r>
-      <w:proofErr w:type="spellEnd"/>
-      <w:r>
-        <w:rPr>
-          <w:b w:val="0"/>
-          <w:bCs w:val="0"/>
-          <w:i w:val="0"/>
-          <w:iCs w:val="0"/>
-        </w:rPr>
-        <w:t xml:space="preserve"> Journal of Science and the Environment. Working with data from 1,200 Taraba State University undergraduate students collected between 2023 and 2025, they built a machine learning-based EWS using Logistic Regression and Random Forest. Their dataset included academic performance variables, </w:t>
-      </w:r>
-      <w:proofErr w:type="spellStart"/>
-      <w:r>
-        <w:rPr>
-          <w:b w:val="0"/>
-          <w:bCs w:val="0"/>
-          <w:i w:val="0"/>
-          <w:iCs w:val="0"/>
-        </w:rPr>
-        <w:t>behavioural</w:t>
-      </w:r>
-      <w:proofErr w:type="spellEnd"/>
-      <w:r>
-        <w:rPr>
-          <w:b w:val="0"/>
-          <w:bCs w:val="0"/>
-          <w:i w:val="0"/>
-          <w:iCs w:val="0"/>
-        </w:rPr>
-        <w:t xml:space="preserve"> indicators (attendance rate, study hours, LMS engagement), and socioeconomic factors (parental income, parental education).</w:t>
+        <w:t xml:space="preserve"> and Kasse (2024)</w:t>
       </w:r>
     </w:p>
     <w:p>
@@ -5464,6 +7309,7 @@
           <w:iCs w:val="0"/>
         </w:rPr>
       </w:pPr>
+      <w:proofErr w:type="spellStart"/>
       <w:r>
         <w:rPr>
           <w:b w:val="0"/>
@@ -5471,8 +7317,9 @@
           <w:i w:val="0"/>
           <w:iCs w:val="0"/>
         </w:rPr>
-        <w:t xml:space="preserve">Random Forest significantly outperformed Logistic Regression: 89% versus 81% accuracy, 0.87 versus 0.77 F1-score, 0.92 versus 0.85 AUC. Feature importance analysis identified attendance rate, study hours, LMS engagement, and parental income </w:t>
-      </w:r>
+        <w:t>Mukooyo</w:t>
+      </w:r>
+      <w:proofErr w:type="spellEnd"/>
       <w:r>
         <w:rPr>
           <w:b w:val="0"/>
@@ -5480,8 +7327,47 @@
           <w:i w:val="0"/>
           <w:iCs w:val="0"/>
         </w:rPr>
-        <w:lastRenderedPageBreak/>
-        <w:t>as the four most influential predictors — a finding that is consistent with the present study’s results, even though the specific feature set differs. The study conclusively establishes that Random Forest is a robust and suitable algorithm for Nigerian public university dropout prediction, and its methodology was influential in the design of this project.</w:t>
+        <w:t xml:space="preserve"> and Kasse (2024) investigated student attrition across five Ugandan higher education institutions, utilizing a mix of qualitative data and machine learning modeling. Their research provided critical insights into the "Sustainable Education" agenda, revealing that non-academic factors accounted for 60% of dropout triggers, with social commitments and work-related obligations ranking as primary drivers (</w:t>
+      </w:r>
+      <w:proofErr w:type="spellStart"/>
+      <w:r>
+        <w:rPr>
+          <w:b w:val="0"/>
+          <w:bCs w:val="0"/>
+          <w:i w:val="0"/>
+          <w:iCs w:val="0"/>
+        </w:rPr>
+        <w:t>Mukooyo</w:t>
+      </w:r>
+      <w:proofErr w:type="spellEnd"/>
+      <w:r>
+        <w:rPr>
+          <w:b w:val="0"/>
+          <w:bCs w:val="0"/>
+          <w:i w:val="0"/>
+          <w:iCs w:val="0"/>
+        </w:rPr>
+        <w:t xml:space="preserve"> &amp; Kasse, 2024). Among academic variables, lack of institutional support and poor attendance were established as significant precursors, findings that support the inclusion of behavioral and financial indicators in predictive modeling (Jiménez et al., 2023; </w:t>
+      </w:r>
+      <w:proofErr w:type="spellStart"/>
+      <w:r>
+        <w:rPr>
+          <w:b w:val="0"/>
+          <w:bCs w:val="0"/>
+          <w:i w:val="0"/>
+          <w:iCs w:val="0"/>
+        </w:rPr>
+        <w:t>Mukooyo</w:t>
+      </w:r>
+      <w:proofErr w:type="spellEnd"/>
+      <w:r>
+        <w:rPr>
+          <w:b w:val="0"/>
+          <w:bCs w:val="0"/>
+          <w:i w:val="0"/>
+          <w:iCs w:val="0"/>
+        </w:rPr>
+        <w:t xml:space="preserve"> &amp; Kasse, 2024).</w:t>
       </w:r>
     </w:p>
     <w:p>
@@ -5490,16 +7376,90 @@
         <w:spacing w:line="360" w:lineRule="auto"/>
         <w:jc w:val="both"/>
         <w:rPr>
+          <w:b w:val="0"/>
+          <w:bCs w:val="0"/>
           <w:i w:val="0"/>
           <w:iCs w:val="0"/>
         </w:rPr>
       </w:pPr>
       <w:r>
         <w:rPr>
+          <w:b w:val="0"/>
+          <w:bCs w:val="0"/>
           <w:i w:val="0"/>
           <w:iCs w:val="0"/>
         </w:rPr>
-        <w:t>2.4.7 Jiménez et al. (2023)</w:t>
+        <w:t>The authors evaluated several standalone models, including Random Forest and SVM, to predict a 10% dropout rate consistent with local institutional records. The study is highly relevant to this research because the Ugandan and Nigerian higher education environments share structural similarities, specifically regarding public fee-paying systems and students under intense socioeconomic stress (</w:t>
+      </w:r>
+      <w:proofErr w:type="spellStart"/>
+      <w:r>
+        <w:rPr>
+          <w:b w:val="0"/>
+          <w:bCs w:val="0"/>
+          <w:i w:val="0"/>
+          <w:iCs w:val="0"/>
+        </w:rPr>
+        <w:t>Arifudin</w:t>
+      </w:r>
+      <w:proofErr w:type="spellEnd"/>
+      <w:r>
+        <w:rPr>
+          <w:b w:val="0"/>
+          <w:bCs w:val="0"/>
+          <w:i w:val="0"/>
+          <w:iCs w:val="0"/>
+        </w:rPr>
+        <w:t xml:space="preserve"> et al., 2026). While </w:t>
+      </w:r>
+      <w:proofErr w:type="spellStart"/>
+      <w:r>
+        <w:rPr>
+          <w:b w:val="0"/>
+          <w:bCs w:val="0"/>
+          <w:i w:val="0"/>
+          <w:iCs w:val="0"/>
+        </w:rPr>
+        <w:t>Mukooyo</w:t>
+      </w:r>
+      <w:proofErr w:type="spellEnd"/>
+      <w:r>
+        <w:rPr>
+          <w:b w:val="0"/>
+          <w:bCs w:val="0"/>
+          <w:i w:val="0"/>
+          <w:iCs w:val="0"/>
+        </w:rPr>
+        <w:t xml:space="preserve"> and Kasse demonstrated the feasibility of using diverse feature sets, this current study advanced the technical framework by transition from their standalone approach to a Stacking Ensemble architecture. This upgrade was necessary to better </w:t>
+      </w:r>
+      <w:r>
+        <w:rPr>
+          <w:b w:val="0"/>
+          <w:bCs w:val="0"/>
+          <w:i w:val="0"/>
+          <w:iCs w:val="0"/>
+        </w:rPr>
+        <w:lastRenderedPageBreak/>
+        <w:t xml:space="preserve">discern the intricate, non-linear relationships between the socio-economic stressors identified in their work, ensuring that the early-warning system remains robust across the broader Nigerian university landscape (Fatima et al., 2023; </w:t>
+      </w:r>
+      <w:proofErr w:type="spellStart"/>
+      <w:r>
+        <w:rPr>
+          <w:b w:val="0"/>
+          <w:bCs w:val="0"/>
+          <w:i w:val="0"/>
+          <w:iCs w:val="0"/>
+        </w:rPr>
+        <w:t>Niyogisubizo</w:t>
+      </w:r>
+      <w:proofErr w:type="spellEnd"/>
+      <w:r>
+        <w:rPr>
+          <w:b w:val="0"/>
+          <w:bCs w:val="0"/>
+          <w:i w:val="0"/>
+          <w:iCs w:val="0"/>
+        </w:rPr>
+        <w:t xml:space="preserve"> et al., 2022; Zhao &amp; Ren, 2025).</w:t>
       </w:r>
     </w:p>
     <w:p>
@@ -5508,20 +7468,32 @@
         <w:spacing w:line="360" w:lineRule="auto"/>
         <w:jc w:val="both"/>
         <w:rPr>
-          <w:b w:val="0"/>
-          <w:bCs w:val="0"/>
           <w:i w:val="0"/>
           <w:iCs w:val="0"/>
         </w:rPr>
       </w:pPr>
       <w:r>
         <w:rPr>
-          <w:b w:val="0"/>
-          <w:bCs w:val="0"/>
           <w:i w:val="0"/>
           <w:iCs w:val="0"/>
         </w:rPr>
-        <w:t>Jiménez and colleagues implemented a predictive model specifically to identify students at risk of dropout in Peruvian universities. Using the CRISP-DM methodology, they surveyed 385 students across diverse faculties, incorporating cognitive, affective, and socioeconomic variables. They evaluated four algorithms: Random Forest, Decision Tree, Neural Networks, and Support Vector Machine. Their results identified "age," "academic term," and "financing method" as the most critical predictors of attrition. Notably, the study found that Random Forest achieved the superior predictive performance with an AUC of 0.9623. This outcome reinforces the utility of the CRISP-DM approach in developing countries and provides additional validation for the high performance of Random Forest in university dropout contexts (Jiménez et al., 2023).</w:t>
+        <w:t xml:space="preserve">2.4.6 Bashiru and </w:t>
+      </w:r>
+      <w:proofErr w:type="spellStart"/>
+      <w:r>
+        <w:rPr>
+          <w:i w:val="0"/>
+          <w:iCs w:val="0"/>
+        </w:rPr>
+        <w:t>Malgwi</w:t>
+      </w:r>
+      <w:proofErr w:type="spellEnd"/>
+      <w:r>
+        <w:rPr>
+          <w:i w:val="0"/>
+          <w:iCs w:val="0"/>
+        </w:rPr>
+        <w:t xml:space="preserve"> (2026)</w:t>
       </w:r>
     </w:p>
     <w:p>
@@ -5530,16 +7502,80 @@
         <w:spacing w:line="360" w:lineRule="auto"/>
         <w:jc w:val="both"/>
         <w:rPr>
+          <w:b w:val="0"/>
+          <w:bCs w:val="0"/>
           <w:i w:val="0"/>
           <w:iCs w:val="0"/>
         </w:rPr>
       </w:pPr>
       <w:r>
         <w:rPr>
+          <w:b w:val="0"/>
+          <w:bCs w:val="0"/>
           <w:i w:val="0"/>
           <w:iCs w:val="0"/>
         </w:rPr>
-        <w:t>2.4.8 Villar and Andrade (2024)</w:t>
+        <w:t xml:space="preserve">The most recent Nigerian study in this review is that of Bashiru and </w:t>
+      </w:r>
+      <w:proofErr w:type="spellStart"/>
+      <w:r>
+        <w:rPr>
+          <w:b w:val="0"/>
+          <w:bCs w:val="0"/>
+          <w:i w:val="0"/>
+          <w:iCs w:val="0"/>
+        </w:rPr>
+        <w:t>Malgwi</w:t>
+      </w:r>
+      <w:proofErr w:type="spellEnd"/>
+      <w:r>
+        <w:rPr>
+          <w:b w:val="0"/>
+          <w:bCs w:val="0"/>
+          <w:i w:val="0"/>
+          <w:iCs w:val="0"/>
+        </w:rPr>
+        <w:t xml:space="preserve"> (2026), who examined 1,200 undergraduate students at Taraba State University. They developed a machine learning-based EWS using academic performance, </w:t>
+      </w:r>
+      <w:proofErr w:type="spellStart"/>
+      <w:r>
+        <w:rPr>
+          <w:b w:val="0"/>
+          <w:bCs w:val="0"/>
+          <w:i w:val="0"/>
+          <w:iCs w:val="0"/>
+        </w:rPr>
+        <w:t>behavioural</w:t>
+      </w:r>
+      <w:proofErr w:type="spellEnd"/>
+      <w:r>
+        <w:rPr>
+          <w:b w:val="0"/>
+          <w:bCs w:val="0"/>
+          <w:i w:val="0"/>
+          <w:iCs w:val="0"/>
+        </w:rPr>
+        <w:t xml:space="preserve"> indicators, and socioeconomic factors (Bashiru &amp; </w:t>
+      </w:r>
+      <w:proofErr w:type="spellStart"/>
+      <w:r>
+        <w:rPr>
+          <w:b w:val="0"/>
+          <w:bCs w:val="0"/>
+          <w:i w:val="0"/>
+          <w:iCs w:val="0"/>
+        </w:rPr>
+        <w:t>Malgwi</w:t>
+      </w:r>
+      <w:proofErr w:type="spellEnd"/>
+      <w:r>
+        <w:rPr>
+          <w:b w:val="0"/>
+          <w:bCs w:val="0"/>
+          <w:i w:val="0"/>
+          <w:iCs w:val="0"/>
+        </w:rPr>
+        <w:t>, 2026). Their results provided empirical evidence that an ensemble approach (Random Forest) significantly outperformed a standalone linear model (Logistic Regression), achieving an AUC of 0.92 versus 0.85. This finding aligns with global technical literature which suggests that ensemble tree-based methods are more adept at capturing the non-linear behavioral patterns of at-risk students than traditional classifiers (Fatima et al., 2023; Villar &amp; de Andrade, 2024).</w:t>
       </w:r>
     </w:p>
     <w:p>
@@ -5561,7 +7597,7 @@
           <w:i w:val="0"/>
           <w:iCs w:val="0"/>
         </w:rPr>
-        <w:t xml:space="preserve">Villar and Andrade conducted a rigorous comparative study focusing on the efficacy of various machine learning algorithms in handling imbalanced educational datasets. Utilizing the same base dataset from the Polytechnic Institute of </w:t>
+        <w:t xml:space="preserve">Feature importance analysis in their study identified attendance rate, LMS engagement, and parental income as the primary predictors of dropout—factors that were prioritized in the Mutual Information pipeline of this study (Naseem et al., 2021; Bashiru &amp; </w:t>
       </w:r>
       <w:proofErr w:type="spellStart"/>
       <w:r>
@@ -5571,7 +7607,7 @@
           <w:i w:val="0"/>
           <w:iCs w:val="0"/>
         </w:rPr>
-        <w:t>Portalegre</w:t>
+        <w:t>Malgwi</w:t>
       </w:r>
       <w:proofErr w:type="spellEnd"/>
       <w:r>
@@ -5581,7 +7617,7 @@
           <w:i w:val="0"/>
           <w:iCs w:val="0"/>
         </w:rPr>
-        <w:t xml:space="preserve"> used in this project, the authors applied SMOTE resampling to address class imbalance. They benchmarked traditional algorithms (SVM, RF, DT) against advanced boosting techniques like </w:t>
+        <w:t xml:space="preserve">, 2026). While Bashiru and </w:t>
       </w:r>
       <w:proofErr w:type="spellStart"/>
       <w:r>
@@ -5591,7 +7627,7 @@
           <w:i w:val="0"/>
           <w:iCs w:val="0"/>
         </w:rPr>
-        <w:t>LightGBM</w:t>
+        <w:t>Malgwi</w:t>
       </w:r>
       <w:proofErr w:type="spellEnd"/>
       <w:r>
@@ -5601,7 +7637,7 @@
           <w:i w:val="0"/>
           <w:iCs w:val="0"/>
         </w:rPr>
-        <w:t xml:space="preserve"> and </w:t>
+        <w:t xml:space="preserve"> established Random Forest as a robust standalone algorithm for the Nigerian context, this current research advanced their methodology by utilizing Stacking Generalization. By integrating high-performing base learners (Level 0) with a meta-classifier (Level 1), this study sought to surpass the 89% accuracy achieved in Taraba, while explicitly addressing the class imbalance issues—via SMOTE—that often lead to biased results in single-ensemble models (</w:t>
       </w:r>
       <w:proofErr w:type="spellStart"/>
       <w:r>
@@ -5611,7 +7647,7 @@
           <w:i w:val="0"/>
           <w:iCs w:val="0"/>
         </w:rPr>
-        <w:t>CatBoost</w:t>
+        <w:t>Arifudin</w:t>
       </w:r>
       <w:proofErr w:type="spellEnd"/>
       <w:r>
@@ -5621,7 +7657,7 @@
           <w:i w:val="0"/>
           <w:iCs w:val="0"/>
         </w:rPr>
-        <w:t>. Their findings indicated that while boosting algorithms showed slightly higher F1-scores, Random Forest remained a top-performing and stable traditional classifier. They further utilized SHAP (</w:t>
+        <w:t xml:space="preserve"> et al., 2026; </w:t>
       </w:r>
       <w:proofErr w:type="spellStart"/>
       <w:r>
@@ -5631,7 +7667,7 @@
           <w:i w:val="0"/>
           <w:iCs w:val="0"/>
         </w:rPr>
-        <w:t>SHapley</w:t>
+        <w:t>Niyogisubizo</w:t>
       </w:r>
       <w:proofErr w:type="spellEnd"/>
       <w:r>
@@ -5641,27 +7677,7 @@
           <w:i w:val="0"/>
           <w:iCs w:val="0"/>
         </w:rPr>
-        <w:t xml:space="preserve"> Additive </w:t>
-      </w:r>
-      <w:proofErr w:type="spellStart"/>
-      <w:r>
-        <w:rPr>
-          <w:b w:val="0"/>
-          <w:bCs w:val="0"/>
-          <w:i w:val="0"/>
-          <w:iCs w:val="0"/>
-        </w:rPr>
-        <w:t>exPlanations</w:t>
-      </w:r>
-      <w:proofErr w:type="spellEnd"/>
-      <w:r>
-        <w:rPr>
-          <w:b w:val="0"/>
-          <w:bCs w:val="0"/>
-          <w:i w:val="0"/>
-          <w:iCs w:val="0"/>
-        </w:rPr>
-        <w:t>) to identify that second-semester academic variables were the strongest predictors, a finding that aligns with the feature importance analysis of the current study (Villar &amp; Andrade, 2024).</w:t>
+        <w:t xml:space="preserve"> et al., 2022).</w:t>
       </w:r>
     </w:p>
     <w:p>
@@ -5679,7 +7695,7 @@
           <w:i w:val="0"/>
           <w:iCs w:val="0"/>
         </w:rPr>
-        <w:t>2.4.9 Zhao and Ren (2025)</w:t>
+        <w:t>2.4.7 Jiménez et al. (2023)</w:t>
       </w:r>
     </w:p>
     <w:p>
@@ -5701,8 +7717,37 @@
           <w:i w:val="0"/>
           <w:iCs w:val="0"/>
         </w:rPr>
+        <w:t xml:space="preserve">Jiménez and colleagues (2023) implemented a predictive analysis model specifically designed to identify at-risk students within the Peruvian university system. Utilizing the CRISP-DM methodology, they analyzed cognitive, affective, and socioeconomic variables obtained through a survey of 385 students (Jiménez et al., 2023). Their comparative evaluation of four algorithms—Random Forest, Decision Tree, Neural </w:t>
+      </w:r>
+      <w:r>
+        <w:rPr>
+          <w:b w:val="0"/>
+          <w:bCs w:val="0"/>
+          <w:i w:val="0"/>
+          <w:iCs w:val="0"/>
+        </w:rPr>
         <w:lastRenderedPageBreak/>
-        <w:t>Addressing the challenge of early identification in Chinese higher education, Zhao and Ren developed a Random Forest-based early warning system that specifically leveraged behavioral data. Their research emphasized that student dropout is rarely a sudden event but a process identifiable through longitudinal data analysis. They demonstrated that Random Forest is particularly adept at handling the high-dimensional and multifaceted nature of student behavioral records, such as library usage and campus facilities access. The study highlighted the algorithm's ability to mitigate overfitting through bootstrap sampling, ultimately offering a more precise method for early risk detection and timely institutional intervention (Zhao &amp; Ren, 2025).</w:t>
+        <w:t xml:space="preserve">Networks, and Support Vector Machine—revealed that Random Forest was the superior classifier, achieving a high AUC of 0.9623. This finding provides further evidence that ensemble tree-based methods possess a synergistic advantage over single-model architectures when processing heterogeneous student data (Fatima et al., 2023; </w:t>
+      </w:r>
+      <w:proofErr w:type="spellStart"/>
+      <w:r>
+        <w:rPr>
+          <w:b w:val="0"/>
+          <w:bCs w:val="0"/>
+          <w:i w:val="0"/>
+          <w:iCs w:val="0"/>
+        </w:rPr>
+        <w:t>Arifudin</w:t>
+      </w:r>
+      <w:proofErr w:type="spellEnd"/>
+      <w:r>
+        <w:rPr>
+          <w:b w:val="0"/>
+          <w:bCs w:val="0"/>
+          <w:i w:val="0"/>
+          <w:iCs w:val="0"/>
+        </w:rPr>
+        <w:t xml:space="preserve"> et al., 2026).</w:t>
       </w:r>
     </w:p>
     <w:p>
@@ -5711,32 +7756,60 @@
         <w:spacing w:line="360" w:lineRule="auto"/>
         <w:jc w:val="both"/>
         <w:rPr>
+          <w:b w:val="0"/>
+          <w:bCs w:val="0"/>
           <w:i w:val="0"/>
           <w:iCs w:val="0"/>
         </w:rPr>
       </w:pPr>
       <w:r>
         <w:rPr>
+          <w:b w:val="0"/>
+          <w:bCs w:val="0"/>
           <w:i w:val="0"/>
           <w:iCs w:val="0"/>
         </w:rPr>
-        <w:t xml:space="preserve">2.4.10 Fatima et al. (2023) and </w:t>
-      </w:r>
-      <w:proofErr w:type="spellStart"/>
-      <w:r>
-        <w:rPr>
+        <w:t>Their research identified student age, academic term, and financing methods as the most influential variables, a result that mirrors the Mutual Information (MI) scores prioritized in this study (Naseem et al., 2021; Villar &amp; de Andrade, 2024). While the Peruvian study successfully validated the utility of Random Forest as a standalone ensemble, it did not address the potential performance gains achievable through Stacking Generalization. This current study bridged that gap by taking the high-performing algorithms identified by Jiménez et al.—specifically RF and SVM—and integrating them as Level 0 base learners within a synthesized stacking framework. This technical evolution was designed to achieve higher predictive stability and minimize the generalization errors often associated with small, survey-based datasets (</w:t>
+      </w:r>
+      <w:proofErr w:type="spellStart"/>
+      <w:r>
+        <w:rPr>
+          <w:b w:val="0"/>
+          <w:bCs w:val="0"/>
           <w:i w:val="0"/>
           <w:iCs w:val="0"/>
         </w:rPr>
-        <w:t>Valkenborg</w:t>
-      </w:r>
-      <w:proofErr w:type="spellEnd"/>
-      <w:r>
-        <w:rPr>
+        <w:t>Niyogisubizo</w:t>
+      </w:r>
+      <w:proofErr w:type="spellEnd"/>
+      <w:r>
+        <w:rPr>
+          <w:b w:val="0"/>
+          <w:bCs w:val="0"/>
           <w:i w:val="0"/>
           <w:iCs w:val="0"/>
         </w:rPr>
-        <w:t xml:space="preserve"> et al. (2023)</w:t>
+        <w:t xml:space="preserve"> et al., 2022; </w:t>
+      </w:r>
+      <w:proofErr w:type="spellStart"/>
+      <w:r>
+        <w:rPr>
+          <w:b w:val="0"/>
+          <w:bCs w:val="0"/>
+          <w:i w:val="0"/>
+          <w:iCs w:val="0"/>
+        </w:rPr>
+        <w:t>Pecuchova</w:t>
+      </w:r>
+      <w:proofErr w:type="spellEnd"/>
+      <w:r>
+        <w:rPr>
+          <w:b w:val="0"/>
+          <w:bCs w:val="0"/>
+          <w:i w:val="0"/>
+          <w:iCs w:val="0"/>
+        </w:rPr>
+        <w:t xml:space="preserve"> &amp; Drlik, 2023).</w:t>
       </w:r>
     </w:p>
     <w:p>
@@ -5745,32 +7818,30 @@
         <w:spacing w:line="360" w:lineRule="auto"/>
         <w:jc w:val="both"/>
         <w:rPr>
-          <w:b w:val="0"/>
-          <w:bCs w:val="0"/>
           <w:i w:val="0"/>
           <w:iCs w:val="0"/>
         </w:rPr>
       </w:pPr>
       <w:r>
         <w:rPr>
-          <w:b w:val="0"/>
-          <w:bCs w:val="0"/>
           <w:i w:val="0"/>
           <w:iCs w:val="0"/>
         </w:rPr>
-        <w:t xml:space="preserve">Recent technical analyses have further clarified the mathematical and operational differences between common ensemble and classification algorithms. Fatima et al. (2023) performed an in-depth comparison between Random Forest and </w:t>
-      </w:r>
-      <w:proofErr w:type="spellStart"/>
-      <w:r>
+        <w:t>2.4.8 Villar and Andrade (2024)</w:t>
+      </w:r>
+    </w:p>
+    <w:p>
+      <w:pPr>
+        <w:pStyle w:val="Heading3"/>
+        <w:spacing w:line="360" w:lineRule="auto"/>
+        <w:jc w:val="both"/>
         <w:rPr>
           <w:b w:val="0"/>
           <w:bCs w:val="0"/>
           <w:i w:val="0"/>
           <w:iCs w:val="0"/>
         </w:rPr>
-        <w:t>XGBoost</w:t>
-      </w:r>
-      <w:proofErr w:type="spellEnd"/>
+      </w:pPr>
       <w:r>
         <w:rPr>
           <w:b w:val="0"/>
@@ -5778,7 +7849,7 @@
           <w:i w:val="0"/>
           <w:iCs w:val="0"/>
         </w:rPr>
-        <w:t xml:space="preserve">, noting that while </w:t>
+        <w:t xml:space="preserve">Villar and Andrade (2024) conducted a rigorous comparative study focusing on algorithmic efficacy when handling imbalanced educational datasets. Utilizing the same baseline dataset from the Polytechnic Institute of </w:t>
       </w:r>
       <w:proofErr w:type="spellStart"/>
       <w:r>
@@ -5788,7 +7859,7 @@
           <w:i w:val="0"/>
           <w:iCs w:val="0"/>
         </w:rPr>
-        <w:t>XGBoost</w:t>
+        <w:t>Portalegre</w:t>
       </w:r>
       <w:proofErr w:type="spellEnd"/>
       <w:r>
@@ -5798,7 +7869,7 @@
           <w:i w:val="0"/>
           <w:iCs w:val="0"/>
         </w:rPr>
-        <w:t xml:space="preserve"> may offer marginal gains in execution speed, Random Forest is often more robust in handling missing values and avoiding overfitting in datasets with noisy features. Simultaneously, </w:t>
+        <w:t xml:space="preserve"> used in this research, the authors applied the Synthetic Minority Over-sampling Technique (SMOTE) to mitigate the "Accuracy Paradox" (Villar &amp; Andrade, 2024). Their benchmarking of traditional algorithms against advanced boosting techniques like </w:t>
       </w:r>
       <w:proofErr w:type="spellStart"/>
       <w:r>
@@ -5808,7 +7879,7 @@
           <w:i w:val="0"/>
           <w:iCs w:val="0"/>
         </w:rPr>
-        <w:t>Valkenborg</w:t>
+        <w:t>LightGBM</w:t>
       </w:r>
       <w:proofErr w:type="spellEnd"/>
       <w:r>
@@ -5818,7 +7889,7 @@
           <w:i w:val="0"/>
           <w:iCs w:val="0"/>
         </w:rPr>
-        <w:t xml:space="preserve"> et al. (2023) provided a comprehensive review of Support Vector Machines (SVM), highlighting the significance of the "kernel trick" and the RBF kernel. They explained that SVMs are particularly valuable for non-linearly separable data—typical in educational settings—because they can implicitly map features to a higher-dimensional space to find a maximum-margin separator. These technical insights justify the selection of RF and SVM as core components of the SDPS (Fatima et al., 2023; </w:t>
+        <w:t xml:space="preserve"> provided empirical evidence that while sequential boosting is powerful, ensemble methods like Random Forest offer superior stability across skewed data distributions. This finding provided the technical justification for the inclusion of Random Forest and Support Vector Machines as foundational Level 0 base learners in the stacking ensemble developed for this study (Fatima et al., 2023; </w:t>
       </w:r>
       <w:proofErr w:type="spellStart"/>
       <w:r>
@@ -5828,7 +7899,7 @@
           <w:i w:val="0"/>
           <w:iCs w:val="0"/>
         </w:rPr>
-        <w:t>Valkenborg</w:t>
+        <w:t>Niyogisubizo</w:t>
       </w:r>
       <w:proofErr w:type="spellEnd"/>
       <w:r>
@@ -5838,8 +7909,1000 @@
           <w:i w:val="0"/>
           <w:iCs w:val="0"/>
         </w:rPr>
+        <w:t xml:space="preserve"> et al., 2022).</w:t>
+      </w:r>
+    </w:p>
+    <w:p>
+      <w:pPr>
+        <w:pStyle w:val="Heading3"/>
+        <w:spacing w:line="360" w:lineRule="auto"/>
+        <w:jc w:val="both"/>
+        <w:rPr>
+          <w:b w:val="0"/>
+          <w:bCs w:val="0"/>
+          <w:i w:val="0"/>
+          <w:iCs w:val="0"/>
+        </w:rPr>
+      </w:pPr>
+      <w:r>
+        <w:rPr>
+          <w:b w:val="0"/>
+          <w:bCs w:val="0"/>
+          <w:i w:val="0"/>
+          <w:iCs w:val="0"/>
+        </w:rPr>
+        <w:t>Furthermore, the authors utilized SHAP (</w:t>
+      </w:r>
+      <w:proofErr w:type="spellStart"/>
+      <w:r>
+        <w:rPr>
+          <w:b w:val="0"/>
+          <w:bCs w:val="0"/>
+          <w:i w:val="0"/>
+          <w:iCs w:val="0"/>
+        </w:rPr>
+        <w:t>SHapley</w:t>
+      </w:r>
+      <w:proofErr w:type="spellEnd"/>
+      <w:r>
+        <w:rPr>
+          <w:b w:val="0"/>
+          <w:bCs w:val="0"/>
+          <w:i w:val="0"/>
+          <w:iCs w:val="0"/>
+        </w:rPr>
+        <w:t xml:space="preserve"> Additive </w:t>
+      </w:r>
+      <w:proofErr w:type="spellStart"/>
+      <w:r>
+        <w:rPr>
+          <w:b w:val="0"/>
+          <w:bCs w:val="0"/>
+          <w:i w:val="0"/>
+          <w:iCs w:val="0"/>
+        </w:rPr>
+        <w:t>exPlanations</w:t>
+      </w:r>
+      <w:proofErr w:type="spellEnd"/>
+      <w:r>
+        <w:rPr>
+          <w:b w:val="0"/>
+          <w:bCs w:val="0"/>
+          <w:i w:val="0"/>
+          <w:iCs w:val="0"/>
+        </w:rPr>
+        <w:t xml:space="preserve">) to interpret model outputs, establishing that second-semester academic variables—specifically the number of units approved—are the most potent predictors of student outcomes. This result was empirically validated by the Mutual Information (MI) scores prioritized in </w:t>
+      </w:r>
+      <w:r>
+        <w:rPr>
+          <w:b w:val="0"/>
+          <w:bCs w:val="0"/>
+          <w:i w:val="0"/>
+          <w:iCs w:val="0"/>
+        </w:rPr>
+        <w:lastRenderedPageBreak/>
+        <w:t>this study’s preprocessing pipeline (Naseem et al., 2021; Villar &amp; Andrade, 2024). By building on their interpretability findings, this research moved beyond simple benchmarking to a meta-algorithmic synthesis. This was achieved by deploying a stacking architecture that combined the high-performing learners identified by Villar and Andrade into a single, optimized framework, which was then re-contextualized for the Nigerian academic landscape (</w:t>
+      </w:r>
+      <w:proofErr w:type="spellStart"/>
+      <w:r>
+        <w:rPr>
+          <w:b w:val="0"/>
+          <w:bCs w:val="0"/>
+          <w:i w:val="0"/>
+          <w:iCs w:val="0"/>
+        </w:rPr>
+        <w:t>Arifudin</w:t>
+      </w:r>
+      <w:proofErr w:type="spellEnd"/>
+      <w:r>
+        <w:rPr>
+          <w:b w:val="0"/>
+          <w:bCs w:val="0"/>
+          <w:i w:val="0"/>
+          <w:iCs w:val="0"/>
+        </w:rPr>
+        <w:t xml:space="preserve"> et al., 2026; </w:t>
+      </w:r>
+      <w:proofErr w:type="spellStart"/>
+      <w:r>
+        <w:rPr>
+          <w:b w:val="0"/>
+          <w:bCs w:val="0"/>
+          <w:i w:val="0"/>
+          <w:iCs w:val="0"/>
+        </w:rPr>
+        <w:t>Pecuchova</w:t>
+      </w:r>
+      <w:proofErr w:type="spellEnd"/>
+      <w:r>
+        <w:rPr>
+          <w:b w:val="0"/>
+          <w:bCs w:val="0"/>
+          <w:i w:val="0"/>
+          <w:iCs w:val="0"/>
+        </w:rPr>
+        <w:t xml:space="preserve"> &amp; Drlik, 2023).</w:t>
+      </w:r>
+    </w:p>
+    <w:p>
+      <w:pPr>
+        <w:pStyle w:val="Heading3"/>
+        <w:spacing w:line="360" w:lineRule="auto"/>
+        <w:jc w:val="both"/>
+        <w:rPr>
+          <w:i w:val="0"/>
+          <w:iCs w:val="0"/>
+        </w:rPr>
+      </w:pPr>
+      <w:r>
+        <w:rPr>
+          <w:i w:val="0"/>
+          <w:iCs w:val="0"/>
+        </w:rPr>
+        <w:t>2.4.9 Zhao and Ren (2025)</w:t>
+      </w:r>
+    </w:p>
+    <w:p>
+      <w:pPr>
+        <w:pStyle w:val="Heading3"/>
+        <w:spacing w:line="360" w:lineRule="auto"/>
+        <w:jc w:val="both"/>
+        <w:rPr>
+          <w:b w:val="0"/>
+          <w:bCs w:val="0"/>
+          <w:i w:val="0"/>
+          <w:iCs w:val="0"/>
+        </w:rPr>
+      </w:pPr>
+      <w:r>
+        <w:rPr>
+          <w:b w:val="0"/>
+          <w:bCs w:val="0"/>
+          <w:i w:val="0"/>
+          <w:iCs w:val="0"/>
+        </w:rPr>
+        <w:t xml:space="preserve">Addressing the challenge of early risk identification in higher education, Zhao and Ren (2025) developed an early warning system that specifically leveraged behavioral data. Their research emphasized that student dropout is rarely a sudden occurrence but rather a longitudinal process identifiable through persistent data patterns. They demonstrated that Random Forest—an ensemble bagging method—is particularly adept at handling the high-dimensional and multifaceted nature of student records by utilizing bootstrap sampling to mitigate overfitting (Zhao &amp; Ren, 2025). This finding provided significant technical evidence for the inclusion of Random Forest as a foundational Level 0 base learner in this study's stacking architecture, as it captures the "interaction effects" between diverse predictors that standalone linear models often miss (Fatima et al., 2023; </w:t>
+      </w:r>
+      <w:proofErr w:type="spellStart"/>
+      <w:r>
+        <w:rPr>
+          <w:b w:val="0"/>
+          <w:bCs w:val="0"/>
+          <w:i w:val="0"/>
+          <w:iCs w:val="0"/>
+        </w:rPr>
+        <w:t>Arifudin</w:t>
+      </w:r>
+      <w:proofErr w:type="spellEnd"/>
+      <w:r>
+        <w:rPr>
+          <w:b w:val="0"/>
+          <w:bCs w:val="0"/>
+          <w:i w:val="0"/>
+          <w:iCs w:val="0"/>
+        </w:rPr>
+        <w:t xml:space="preserve"> et al., 2026).</w:t>
+      </w:r>
+    </w:p>
+    <w:p>
+      <w:pPr>
+        <w:pStyle w:val="Heading3"/>
+        <w:spacing w:line="360" w:lineRule="auto"/>
+        <w:jc w:val="both"/>
+        <w:rPr>
+          <w:b w:val="0"/>
+          <w:bCs w:val="0"/>
+          <w:i w:val="0"/>
+          <w:iCs w:val="0"/>
+        </w:rPr>
+      </w:pPr>
+      <w:r>
+        <w:rPr>
+          <w:b w:val="0"/>
+          <w:bCs w:val="0"/>
+          <w:i w:val="0"/>
+          <w:iCs w:val="0"/>
+        </w:rPr>
+        <w:t>The study by Zhao and Ren further highlighted that the precision of early warning systems is significantly improved when behavioral indicators are processed through ensemble frameworks rather than single algorithms. While their work focused on a standalone ensemble, this current research advanced the methodology by utilizing Stacking Generalization. This involved taking the robust behavioral patterns identified by Zhao and Ren and synthesizing them through a meta-classifier to achieve a more reliable risk probability score (</w:t>
+      </w:r>
+      <w:proofErr w:type="spellStart"/>
+      <w:r>
+        <w:rPr>
+          <w:b w:val="0"/>
+          <w:bCs w:val="0"/>
+          <w:i w:val="0"/>
+          <w:iCs w:val="0"/>
+        </w:rPr>
+        <w:t>Niyogisubizo</w:t>
+      </w:r>
+      <w:proofErr w:type="spellEnd"/>
+      <w:r>
+        <w:rPr>
+          <w:b w:val="0"/>
+          <w:bCs w:val="0"/>
+          <w:i w:val="0"/>
+          <w:iCs w:val="0"/>
+        </w:rPr>
+        <w:t xml:space="preserve"> et al., 2022; </w:t>
+      </w:r>
+      <w:proofErr w:type="spellStart"/>
+      <w:r>
+        <w:rPr>
+          <w:b w:val="0"/>
+          <w:bCs w:val="0"/>
+          <w:i w:val="0"/>
+          <w:iCs w:val="0"/>
+        </w:rPr>
+        <w:t>Pecuchova</w:t>
+      </w:r>
+      <w:proofErr w:type="spellEnd"/>
+      <w:r>
+        <w:rPr>
+          <w:b w:val="0"/>
+          <w:bCs w:val="0"/>
+          <w:i w:val="0"/>
+          <w:iCs w:val="0"/>
+        </w:rPr>
+        <w:t xml:space="preserve"> &amp; Drlik, 2023). By grounding the early identification logic in their "process-oriented" view of dropout, this research was able to build a more sensitive system that maps behavioral trajectories to real-time risk bands within the Nigerian context (</w:t>
+      </w:r>
+      <w:proofErr w:type="spellStart"/>
+      <w:r>
+        <w:rPr>
+          <w:b w:val="0"/>
+          <w:bCs w:val="0"/>
+          <w:i w:val="0"/>
+          <w:iCs w:val="0"/>
+        </w:rPr>
+        <w:t>Mukooyo</w:t>
+      </w:r>
+      <w:proofErr w:type="spellEnd"/>
+      <w:r>
+        <w:rPr>
+          <w:b w:val="0"/>
+          <w:bCs w:val="0"/>
+          <w:i w:val="0"/>
+          <w:iCs w:val="0"/>
+        </w:rPr>
+        <w:t xml:space="preserve"> &amp; Kasse, 2024).</w:t>
+      </w:r>
+    </w:p>
+    <w:p>
+      <w:pPr>
+        <w:pStyle w:val="Heading3"/>
+        <w:spacing w:line="360" w:lineRule="auto"/>
+        <w:jc w:val="both"/>
+        <w:rPr>
+          <w:i w:val="0"/>
+          <w:iCs w:val="0"/>
+        </w:rPr>
+      </w:pPr>
+      <w:r>
+        <w:rPr>
+          <w:i w:val="0"/>
+          <w:iCs w:val="0"/>
+        </w:rPr>
+        <w:t xml:space="preserve">2.4.10 Fatima et al. (2023) and </w:t>
+      </w:r>
+      <w:proofErr w:type="spellStart"/>
+      <w:r>
+        <w:rPr>
+          <w:i w:val="0"/>
+          <w:iCs w:val="0"/>
+        </w:rPr>
+        <w:t>Valkenborg</w:t>
+      </w:r>
+      <w:proofErr w:type="spellEnd"/>
+      <w:r>
+        <w:rPr>
+          <w:i w:val="0"/>
+          <w:iCs w:val="0"/>
+        </w:rPr>
+        <w:t xml:space="preserve"> et al. (2023)</w:t>
+      </w:r>
+    </w:p>
+    <w:p>
+      <w:pPr>
+        <w:pStyle w:val="Heading3"/>
+        <w:spacing w:line="360" w:lineRule="auto"/>
+        <w:jc w:val="both"/>
+        <w:rPr>
+          <w:b w:val="0"/>
+          <w:bCs w:val="0"/>
+          <w:i w:val="0"/>
+          <w:iCs w:val="0"/>
+        </w:rPr>
+      </w:pPr>
+      <w:r>
+        <w:rPr>
+          <w:b w:val="0"/>
+          <w:bCs w:val="0"/>
+          <w:i w:val="0"/>
+          <w:iCs w:val="0"/>
+        </w:rPr>
+        <w:t xml:space="preserve">Technical analyses by Fatima et al. (2023) and </w:t>
+      </w:r>
+      <w:proofErr w:type="spellStart"/>
+      <w:r>
+        <w:rPr>
+          <w:b w:val="0"/>
+          <w:bCs w:val="0"/>
+          <w:i w:val="0"/>
+          <w:iCs w:val="0"/>
+        </w:rPr>
+        <w:t>Valkenborg</w:t>
+      </w:r>
+      <w:proofErr w:type="spellEnd"/>
+      <w:r>
+        <w:rPr>
+          <w:b w:val="0"/>
+          <w:bCs w:val="0"/>
+          <w:i w:val="0"/>
+          <w:iCs w:val="0"/>
+        </w:rPr>
+        <w:t xml:space="preserve"> et al. (2023) established the mathematical rationale for the base learners used in the ensemble's primary layer. </w:t>
+      </w:r>
+      <w:r>
+        <w:rPr>
+          <w:b w:val="0"/>
+          <w:bCs w:val="0"/>
+          <w:i w:val="0"/>
+          <w:iCs w:val="0"/>
+        </w:rPr>
+        <w:lastRenderedPageBreak/>
+        <w:t xml:space="preserve">Fatima and colleagues conducted an in-depth comparative study between Random Forest and </w:t>
+      </w:r>
+      <w:proofErr w:type="spellStart"/>
+      <w:r>
+        <w:rPr>
+          <w:b w:val="0"/>
+          <w:bCs w:val="0"/>
+          <w:i w:val="0"/>
+          <w:iCs w:val="0"/>
+        </w:rPr>
+        <w:t>XGBoost</w:t>
+      </w:r>
+      <w:proofErr w:type="spellEnd"/>
+      <w:r>
+        <w:rPr>
+          <w:b w:val="0"/>
+          <w:bCs w:val="0"/>
+          <w:i w:val="0"/>
+          <w:iCs w:val="0"/>
+        </w:rPr>
+        <w:t xml:space="preserve">, concluding that while sequential boosting offers execution speed, Random Forest demonstrates superior robustness in mitigating overfitting when processing noisy datasets (Fatima et al., 2023). This characteristic was vital for the high-variance data common in Nigerian university records. Simultaneously, </w:t>
+      </w:r>
+      <w:proofErr w:type="spellStart"/>
+      <w:r>
+        <w:rPr>
+          <w:b w:val="0"/>
+          <w:bCs w:val="0"/>
+          <w:i w:val="0"/>
+          <w:iCs w:val="0"/>
+        </w:rPr>
+        <w:t>Valkenborg</w:t>
+      </w:r>
+      <w:proofErr w:type="spellEnd"/>
+      <w:r>
+        <w:rPr>
+          <w:b w:val="0"/>
+          <w:bCs w:val="0"/>
+          <w:i w:val="0"/>
+          <w:iCs w:val="0"/>
+        </w:rPr>
+        <w:t xml:space="preserve"> et al. (2023) provided a comprehensive evaluation of Support Vector Machines (SVM), highlighting the "kernel trick" as a decisive tool for classifying non-linearly separable data. They established that the RBF kernel allows SVMs to implicitly map student features into higher-dimensional spaces to identify a maximum-margin separator (</w:t>
+      </w:r>
+      <w:proofErr w:type="spellStart"/>
+      <w:r>
+        <w:rPr>
+          <w:b w:val="0"/>
+          <w:bCs w:val="0"/>
+          <w:i w:val="0"/>
+          <w:iCs w:val="0"/>
+        </w:rPr>
+        <w:t>Valkenborg</w:t>
+      </w:r>
+      <w:proofErr w:type="spellEnd"/>
+      <w:r>
+        <w:rPr>
+          <w:b w:val="0"/>
+          <w:bCs w:val="0"/>
+          <w:i w:val="0"/>
+          <w:iCs w:val="0"/>
+        </w:rPr>
         <w:t xml:space="preserve"> et al., 2023).</w:t>
       </w:r>
+    </w:p>
+    <w:p>
+      <w:pPr>
+        <w:pStyle w:val="Heading3"/>
+        <w:spacing w:line="360" w:lineRule="auto"/>
+        <w:jc w:val="both"/>
+        <w:rPr>
+          <w:b w:val="0"/>
+          <w:bCs w:val="0"/>
+          <w:i w:val="0"/>
+          <w:iCs w:val="0"/>
+        </w:rPr>
+      </w:pPr>
+      <w:r>
+        <w:rPr>
+          <w:b w:val="0"/>
+          <w:bCs w:val="0"/>
+          <w:i w:val="0"/>
+          <w:iCs w:val="0"/>
+        </w:rPr>
+        <w:t xml:space="preserve">These technical insights provided the scientific foundation for the Stacking Ensemble architecture implemented in this study. By building on the conclusions of Fatima et al. regarding tree-based bagging and </w:t>
+      </w:r>
+      <w:proofErr w:type="spellStart"/>
+      <w:r>
+        <w:rPr>
+          <w:b w:val="0"/>
+          <w:bCs w:val="0"/>
+          <w:i w:val="0"/>
+          <w:iCs w:val="0"/>
+        </w:rPr>
+        <w:t>Valkenborg</w:t>
+      </w:r>
+      <w:proofErr w:type="spellEnd"/>
+      <w:r>
+        <w:rPr>
+          <w:b w:val="0"/>
+          <w:bCs w:val="0"/>
+          <w:i w:val="0"/>
+          <w:iCs w:val="0"/>
+        </w:rPr>
+        <w:t xml:space="preserve"> et al. regarding kernel-based geometric separation, the research was able to integrate these diverse mathematical approaches as Level 0 base learners (</w:t>
+      </w:r>
+      <w:proofErr w:type="spellStart"/>
+      <w:r>
+        <w:rPr>
+          <w:b w:val="0"/>
+          <w:bCs w:val="0"/>
+          <w:i w:val="0"/>
+          <w:iCs w:val="0"/>
+        </w:rPr>
+        <w:t>Niyogisubizo</w:t>
+      </w:r>
+      <w:proofErr w:type="spellEnd"/>
+      <w:r>
+        <w:rPr>
+          <w:b w:val="0"/>
+          <w:bCs w:val="0"/>
+          <w:i w:val="0"/>
+          <w:iCs w:val="0"/>
+        </w:rPr>
+        <w:t xml:space="preserve"> et al., 2022). This synthesis ensured that the meta-classifier could leverage the specific strengths of both algorithms—handling noise via RF and navigating non-linearity via SVM—to achieve a more reliable and generalized early-warning system than any single-model approach could provide (Fatima et al., 2023; </w:t>
+      </w:r>
+      <w:proofErr w:type="spellStart"/>
+      <w:r>
+        <w:rPr>
+          <w:b w:val="0"/>
+          <w:bCs w:val="0"/>
+          <w:i w:val="0"/>
+          <w:iCs w:val="0"/>
+        </w:rPr>
+        <w:t>Valkenborg</w:t>
+      </w:r>
+      <w:proofErr w:type="spellEnd"/>
+      <w:r>
+        <w:rPr>
+          <w:b w:val="0"/>
+          <w:bCs w:val="0"/>
+          <w:i w:val="0"/>
+          <w:iCs w:val="0"/>
+        </w:rPr>
+        <w:t xml:space="preserve"> et al., 2023).</w:t>
+      </w:r>
+    </w:p>
+    <w:p>
+      <w:pPr>
+        <w:rPr>
+          <w:b/>
+          <w:bCs/>
+        </w:rPr>
+      </w:pPr>
+      <w:r>
+        <w:rPr>
+          <w:b/>
+          <w:bCs/>
+        </w:rPr>
+        <w:t>2.4.11 Naseem et al. (2021)</w:t>
+      </w:r>
+    </w:p>
+    <w:p>
+      <w:pPr>
+        <w:spacing w:line="360" w:lineRule="auto"/>
+      </w:pPr>
+      <w:r>
+        <w:br/>
+        <w:t xml:space="preserve">Naseem and colleagues (2021) investigated student attrition specifically within Computing Science (CS) degree </w:t>
+      </w:r>
+      <w:proofErr w:type="spellStart"/>
+      <w:r>
+        <w:t>programmes</w:t>
+      </w:r>
+      <w:proofErr w:type="spellEnd"/>
+      <w:r>
+        <w:t xml:space="preserve"> using an ensemble decision tree approach. Their research analyzed historical data from first-year undergraduate students in a South Pacific tertiary institution, evaluating demographic, financial, and academic variables </w:t>
+      </w:r>
+      <w:r>
+        <w:rPr>
+          <w:b/>
+          <w:bCs/>
+        </w:rPr>
+        <w:t>(Naseem et al., 2021)</w:t>
+      </w:r>
+      <w:r>
+        <w:t xml:space="preserve">. A significant finding of their study was that performance in foundational programming courses served as the most potent predictor of eventual dropout. This empirical evidence supported the technical decision in this study to heavily weight first-semester performance metrics within the ensemble pipeline. Furthermore, Naseem et al. utilized cross-validation to prevent model overfitting, a practice that was strictly replicated in the development of the stacking architecture for this research </w:t>
+      </w:r>
+      <w:r>
+        <w:rPr>
+          <w:b/>
+          <w:bCs/>
+        </w:rPr>
+        <w:t>(Fatima et al., 2023; Naseem et al., 2021)</w:t>
+      </w:r>
+      <w:r>
+        <w:t>.</w:t>
+      </w:r>
+    </w:p>
+    <w:p>
+      <w:pPr>
+        <w:spacing w:line="360" w:lineRule="auto"/>
+      </w:pPr>
+    </w:p>
+    <w:p>
+      <w:pPr>
+        <w:spacing w:line="360" w:lineRule="auto"/>
+        <w:rPr>
+          <w:b/>
+          <w:bCs/>
+        </w:rPr>
+      </w:pPr>
+      <w:r>
+        <w:rPr>
+          <w:b/>
+          <w:bCs/>
+        </w:rPr>
+        <w:t xml:space="preserve">2.4.12 </w:t>
+      </w:r>
+      <w:proofErr w:type="spellStart"/>
+      <w:r>
+        <w:rPr>
+          <w:b/>
+          <w:bCs/>
+        </w:rPr>
+        <w:t>Arifudin</w:t>
+      </w:r>
+      <w:proofErr w:type="spellEnd"/>
+      <w:r>
+        <w:rPr>
+          <w:b/>
+          <w:bCs/>
+        </w:rPr>
+        <w:t xml:space="preserve"> et al. (2026)</w:t>
+      </w:r>
+    </w:p>
+    <w:p>
+      <w:pPr>
+        <w:spacing w:line="360" w:lineRule="auto"/>
+      </w:pPr>
+      <w:r>
+        <w:lastRenderedPageBreak/>
+        <w:br/>
+        <w:t xml:space="preserve">The study by </w:t>
+      </w:r>
+      <w:proofErr w:type="spellStart"/>
+      <w:r>
+        <w:t>Arifudin</w:t>
+      </w:r>
+      <w:proofErr w:type="spellEnd"/>
+      <w:r>
+        <w:t xml:space="preserve"> and colleagues (2026) provided the most contemporary validation for the architecture used in this project. They introduced an Early Warning System (EWS) based on a </w:t>
+      </w:r>
+      <w:r>
+        <w:rPr>
+          <w:b/>
+          <w:bCs/>
+        </w:rPr>
+        <w:t>Hybrid Stacking Ensemble</w:t>
+      </w:r>
+      <w:r>
+        <w:t xml:space="preserve"> framework, combining Bagging and Boosting base learners with a Logistic Regression meta-classifier </w:t>
+      </w:r>
+      <w:r>
+        <w:rPr>
+          <w:b/>
+          <w:bCs/>
+        </w:rPr>
+        <w:t>(</w:t>
+      </w:r>
+      <w:proofErr w:type="spellStart"/>
+      <w:r>
+        <w:rPr>
+          <w:b/>
+          <w:bCs/>
+        </w:rPr>
+        <w:t>Arifudin</w:t>
+      </w:r>
+      <w:proofErr w:type="spellEnd"/>
+      <w:r>
+        <w:rPr>
+          <w:b/>
+          <w:bCs/>
+        </w:rPr>
+        <w:t xml:space="preserve"> et al., 2026)</w:t>
+      </w:r>
+      <w:r>
+        <w:t xml:space="preserve">. To combat the skewed nature of educational data, they successfully implemented </w:t>
+      </w:r>
+      <w:r>
+        <w:rPr>
+          <w:b/>
+          <w:bCs/>
+        </w:rPr>
+        <w:t>SMOTE</w:t>
+      </w:r>
+      <w:r>
+        <w:t xml:space="preserve"> during the preprocessing phase, achieving a classification accuracy of 88.81% and a high Recall of 80.99%. Their research proved that integrating diverse classifiers allows for the detection of intricate, non-linear student behavior patterns that standalone models typically fail to capture. This work served as a direct technical precedent for the meta-learning logic implemented in this study’s two-level ensemble </w:t>
+      </w:r>
+      <w:r>
+        <w:rPr>
+          <w:b/>
+          <w:bCs/>
+        </w:rPr>
+        <w:t>(</w:t>
+      </w:r>
+      <w:proofErr w:type="spellStart"/>
+      <w:r>
+        <w:rPr>
+          <w:b/>
+          <w:bCs/>
+        </w:rPr>
+        <w:t>Arifudin</w:t>
+      </w:r>
+      <w:proofErr w:type="spellEnd"/>
+      <w:r>
+        <w:rPr>
+          <w:b/>
+          <w:bCs/>
+        </w:rPr>
+        <w:t xml:space="preserve"> et al., 2026; </w:t>
+      </w:r>
+      <w:proofErr w:type="spellStart"/>
+      <w:r>
+        <w:rPr>
+          <w:b/>
+          <w:bCs/>
+        </w:rPr>
+        <w:t>Niyogisubizo</w:t>
+      </w:r>
+      <w:proofErr w:type="spellEnd"/>
+      <w:r>
+        <w:rPr>
+          <w:b/>
+          <w:bCs/>
+        </w:rPr>
+        <w:t xml:space="preserve"> et al., 2022)</w:t>
+      </w:r>
+      <w:r>
+        <w:t>.</w:t>
+      </w:r>
+    </w:p>
+    <w:p>
+      <w:pPr>
+        <w:spacing w:line="360" w:lineRule="auto"/>
+      </w:pPr>
+    </w:p>
+    <w:p>
+      <w:pPr>
+        <w:spacing w:line="360" w:lineRule="auto"/>
+        <w:rPr>
+          <w:b/>
+          <w:bCs/>
+        </w:rPr>
+      </w:pPr>
+      <w:r>
+        <w:rPr>
+          <w:b/>
+          <w:bCs/>
+        </w:rPr>
+        <w:t xml:space="preserve">2.4.13 </w:t>
+      </w:r>
+      <w:proofErr w:type="spellStart"/>
+      <w:r>
+        <w:rPr>
+          <w:b/>
+          <w:bCs/>
+        </w:rPr>
+        <w:t>Pecuchova</w:t>
+      </w:r>
+      <w:proofErr w:type="spellEnd"/>
+      <w:r>
+        <w:rPr>
+          <w:b/>
+          <w:bCs/>
+        </w:rPr>
+        <w:t xml:space="preserve"> and Drlik (2023)</w:t>
+      </w:r>
+    </w:p>
+    <w:p>
+      <w:pPr>
+        <w:spacing w:line="360" w:lineRule="auto"/>
+      </w:pPr>
+      <w:r>
+        <w:br/>
+      </w:r>
+      <w:proofErr w:type="spellStart"/>
+      <w:r>
+        <w:t>Pecuchova</w:t>
+      </w:r>
+      <w:proofErr w:type="spellEnd"/>
+      <w:r>
+        <w:t xml:space="preserve"> and Drlik (2023) evaluated the contribution of ensemble classification methods to the early prediction of dropout using data from university learning management systems. Following the CRISP-DM methodology, they demonstrated that heterogeneous ensemble methods consistently outperformed standalone applications of well-known algorithms, improving accuracy and F1-scores by up to 4% </w:t>
+      </w:r>
+      <w:r>
+        <w:rPr>
+          <w:b/>
+          <w:bCs/>
+        </w:rPr>
+        <w:t>(</w:t>
+      </w:r>
+      <w:proofErr w:type="spellStart"/>
+      <w:r>
+        <w:rPr>
+          <w:b/>
+          <w:bCs/>
+        </w:rPr>
+        <w:t>Pecuchova</w:t>
+      </w:r>
+      <w:proofErr w:type="spellEnd"/>
+      <w:r>
+        <w:rPr>
+          <w:b/>
+          <w:bCs/>
+        </w:rPr>
+        <w:t xml:space="preserve"> &amp; Drlik, 2023)</w:t>
+      </w:r>
+      <w:r>
+        <w:t xml:space="preserve">. Their findings confirmed that student interactions and academic performance are the most significant features for identifying at-risk individuals. By establishing that ensembles provide superior robustness and generalization, their research provided the technical justification for the supervisor’s change in this project's focus from a single model to an ensemble-based architecture </w:t>
+      </w:r>
+      <w:r>
+        <w:rPr>
+          <w:b/>
+          <w:bCs/>
+        </w:rPr>
+        <w:t xml:space="preserve">(Fatima et al., 2023; </w:t>
+      </w:r>
+      <w:proofErr w:type="spellStart"/>
+      <w:r>
+        <w:rPr>
+          <w:b/>
+          <w:bCs/>
+        </w:rPr>
+        <w:t>Pecuchova</w:t>
+      </w:r>
+      <w:proofErr w:type="spellEnd"/>
+      <w:r>
+        <w:rPr>
+          <w:b/>
+          <w:bCs/>
+        </w:rPr>
+        <w:t xml:space="preserve"> &amp; Drlik, 2023)</w:t>
+      </w:r>
+      <w:r>
+        <w:t>.</w:t>
+      </w:r>
+    </w:p>
+    <w:p>
+      <w:pPr>
+        <w:spacing w:line="360" w:lineRule="auto"/>
+      </w:pPr>
+    </w:p>
+    <w:p>
+      <w:pPr>
+        <w:spacing w:line="360" w:lineRule="auto"/>
+        <w:rPr>
+          <w:b/>
+          <w:bCs/>
+        </w:rPr>
+      </w:pPr>
+      <w:r>
+        <w:rPr>
+          <w:b/>
+          <w:bCs/>
+        </w:rPr>
+        <w:t xml:space="preserve">2.4.14 </w:t>
+      </w:r>
+      <w:proofErr w:type="spellStart"/>
+      <w:r>
+        <w:rPr>
+          <w:b/>
+          <w:bCs/>
+        </w:rPr>
+        <w:t>Niyogisubizo</w:t>
+      </w:r>
+      <w:proofErr w:type="spellEnd"/>
+      <w:r>
+        <w:rPr>
+          <w:b/>
+          <w:bCs/>
+        </w:rPr>
+        <w:t xml:space="preserve"> et al. (2022)</w:t>
+      </w:r>
+    </w:p>
+    <w:p>
+      <w:pPr>
+        <w:spacing w:line="360" w:lineRule="auto"/>
+      </w:pPr>
+      <w:r>
+        <w:br/>
+      </w:r>
+      <w:proofErr w:type="spellStart"/>
+      <w:r>
+        <w:t>Niyogisubizo</w:t>
+      </w:r>
+      <w:proofErr w:type="spellEnd"/>
+      <w:r>
+        <w:t xml:space="preserve"> and colleagues (2022) proposed a novel </w:t>
+      </w:r>
+      <w:r>
+        <w:rPr>
+          <w:b/>
+          <w:bCs/>
+        </w:rPr>
+        <w:t>two-layer ensemble approach</w:t>
+      </w:r>
+      <w:r>
+        <w:t xml:space="preserve"> using stacked generalization to predict student dropout in university classes. Their model integrated Random Forest, </w:t>
+      </w:r>
+      <w:proofErr w:type="spellStart"/>
+      <w:r>
+        <w:t>XGBoost</w:t>
+      </w:r>
+      <w:proofErr w:type="spellEnd"/>
+      <w:r>
+        <w:t xml:space="preserve">, and Gradient Boosting as base learners, synthesized by a Feed-forward Neural Network </w:t>
+      </w:r>
+      <w:r>
+        <w:rPr>
+          <w:b/>
+          <w:bCs/>
+        </w:rPr>
+        <w:t>(</w:t>
+      </w:r>
+      <w:proofErr w:type="spellStart"/>
+      <w:r>
+        <w:rPr>
+          <w:b/>
+          <w:bCs/>
+        </w:rPr>
+        <w:t>Niyogisubizo</w:t>
+      </w:r>
+      <w:proofErr w:type="spellEnd"/>
+      <w:r>
+        <w:rPr>
+          <w:b/>
+          <w:bCs/>
+        </w:rPr>
+        <w:t xml:space="preserve"> et al., 2022)</w:t>
+      </w:r>
+      <w:r>
+        <w:t xml:space="preserve">. Their research emphasized that while student dropout is a global crisis, ensemble learning </w:t>
+      </w:r>
+      <w:r>
+        <w:lastRenderedPageBreak/>
+        <w:t xml:space="preserve">had previously received limited attention in university-level class prediction. The study achieved superior performance compared to base models, demonstrating that the stacking of diverse algorithms effectively minimizes generalization error. This architecture directly informed the "Level 0" and "Level 1" design utilized in this project, reinforcing the value of meta-learning in identifying at-risk Nigerian students </w:t>
+      </w:r>
+      <w:r>
+        <w:rPr>
+          <w:b/>
+          <w:bCs/>
+        </w:rPr>
+        <w:t>(</w:t>
+      </w:r>
+      <w:proofErr w:type="spellStart"/>
+      <w:r>
+        <w:rPr>
+          <w:b/>
+          <w:bCs/>
+        </w:rPr>
+        <w:t>Arifudin</w:t>
+      </w:r>
+      <w:proofErr w:type="spellEnd"/>
+      <w:r>
+        <w:rPr>
+          <w:b/>
+          <w:bCs/>
+        </w:rPr>
+        <w:t xml:space="preserve"> et al., 2026; </w:t>
+      </w:r>
+      <w:proofErr w:type="spellStart"/>
+      <w:r>
+        <w:rPr>
+          <w:b/>
+          <w:bCs/>
+        </w:rPr>
+        <w:t>Niyogisubizo</w:t>
+      </w:r>
+      <w:proofErr w:type="spellEnd"/>
+      <w:r>
+        <w:rPr>
+          <w:b/>
+          <w:bCs/>
+        </w:rPr>
+        <w:t xml:space="preserve"> et al., 2022)</w:t>
+      </w:r>
+      <w:r>
+        <w:t>.</w:t>
+      </w:r>
+    </w:p>
+    <w:p>
+      <w:pPr>
+        <w:spacing w:line="360" w:lineRule="auto"/>
+      </w:pPr>
+    </w:p>
+    <w:p>
+      <w:pPr>
+        <w:spacing w:line="360" w:lineRule="auto"/>
+        <w:rPr>
+          <w:b/>
+          <w:bCs/>
+        </w:rPr>
+      </w:pPr>
+      <w:r>
+        <w:rPr>
+          <w:b/>
+          <w:bCs/>
+        </w:rPr>
+        <w:t xml:space="preserve">2.4.15 </w:t>
+      </w:r>
+      <w:proofErr w:type="spellStart"/>
+      <w:r>
+        <w:rPr>
+          <w:b/>
+          <w:bCs/>
+        </w:rPr>
+        <w:t>Ardabili</w:t>
+      </w:r>
+      <w:proofErr w:type="spellEnd"/>
+      <w:r>
+        <w:rPr>
+          <w:b/>
+          <w:bCs/>
+        </w:rPr>
+        <w:t xml:space="preserve"> et al. (2019) and Fernández-García et al. (2021)</w:t>
+      </w:r>
+    </w:p>
+    <w:p>
+      <w:pPr>
+        <w:spacing w:line="360" w:lineRule="auto"/>
+      </w:pPr>
+      <w:r>
+        <w:br/>
+        <w:t xml:space="preserve">The broader evolution of hybrid and ensemble modeling was reviewed by </w:t>
+      </w:r>
+      <w:proofErr w:type="spellStart"/>
+      <w:r>
+        <w:t>Ardabili</w:t>
+      </w:r>
+      <w:proofErr w:type="spellEnd"/>
+      <w:r>
+        <w:t xml:space="preserve"> et al. (2019), who established that ML models are continually improving through hybridization to empower computation and accuracy. They argued that the success of future ML applications depends on moving away from conventional single-algorithm designs toward more flexible ensemble methods (</w:t>
+      </w:r>
+      <w:proofErr w:type="spellStart"/>
+      <w:r>
+        <w:t>Ardabili</w:t>
+      </w:r>
+      <w:proofErr w:type="spellEnd"/>
+      <w:r>
+        <w:t xml:space="preserve"> et al., 2019). Complementing this, Fernández-García et al. (2021) depicted a real-life machine learning experience where dropout was predicted at different semester intervals. They highlighted the importance of Feature Engineering and Instance Engineering (binning, resampling, and encoding) before constructing ensemble models (Fernández-García et al., 2021). These two studies collectively provided the methodological foundation for the comprehensive preprocessing and ensemble synthesis logic implemented in this study’s Python-based pipeline (Fatima et al., 2023; Villar &amp; de Andrade, 2024).</w:t>
+      </w:r>
+    </w:p>
+    <w:p>
+      <w:pPr>
+        <w:spacing w:line="360" w:lineRule="auto"/>
+      </w:pPr>
     </w:p>
     <w:p>
       <w:pPr>
@@ -6072,7 +9135,15 @@
             </w:r>
             <w:proofErr w:type="spellEnd"/>
             <w:r>
-              <w:t xml:space="preserve"> et al.(2019)</w:t>
+              <w:t xml:space="preserve"> </w:t>
+            </w:r>
+            <w:proofErr w:type="gramStart"/>
+            <w:r>
+              <w:t>et al.(</w:t>
+            </w:r>
+            <w:proofErr w:type="gramEnd"/>
+            <w:r>
+              <w:t>2019)</w:t>
             </w:r>
           </w:p>
         </w:tc>
@@ -6467,7 +9538,15 @@
               <w:spacing w:line="360" w:lineRule="auto"/>
             </w:pPr>
             <w:r>
-              <w:t>Hassan et al.(2024)</w:t>
+              <w:t xml:space="preserve">Hassan </w:t>
+            </w:r>
+            <w:proofErr w:type="gramStart"/>
+            <w:r>
+              <w:t>et al.(</w:t>
+            </w:r>
+            <w:proofErr w:type="gramEnd"/>
+            <w:r>
+              <w:t>2024)</w:t>
             </w:r>
           </w:p>
         </w:tc>
@@ -7377,6 +10456,1168 @@
             </w:pPr>
             <w:r>
               <w:t>Boosting algorithms offer higher accuracy, but Random Forest is more robust to noisy data and missing values.</w:t>
+            </w:r>
+          </w:p>
+        </w:tc>
+      </w:tr>
+      <w:tr>
+        <w:tc>
+          <w:tcPr>
+            <w:tcW w:w="1980" w:type="dxa"/>
+            <w:tcBorders>
+              <w:top w:val="single" w:sz="4" w:space="0" w:color="000000"/>
+              <w:left w:val="single" w:sz="4" w:space="0" w:color="000000"/>
+              <w:bottom w:val="single" w:sz="4" w:space="0" w:color="000000"/>
+              <w:right w:val="single" w:sz="4" w:space="0" w:color="000000"/>
+            </w:tcBorders>
+            <w:tcMar>
+              <w:top w:w="80" w:type="dxa"/>
+              <w:left w:w="120" w:type="dxa"/>
+              <w:bottom w:w="80" w:type="dxa"/>
+              <w:right w:w="120" w:type="dxa"/>
+            </w:tcMar>
+          </w:tcPr>
+          <w:p>
+            <w:pPr>
+              <w:spacing w:line="360" w:lineRule="auto"/>
+            </w:pPr>
+            <w:r>
+              <w:rPr>
+                <w:b/>
+                <w:bCs/>
+              </w:rPr>
+              <w:t>Naseem et al. (2021)</w:t>
+            </w:r>
+          </w:p>
+        </w:tc>
+        <w:tc>
+          <w:tcPr>
+            <w:tcW w:w="1585" w:type="dxa"/>
+            <w:tcBorders>
+              <w:top w:val="single" w:sz="4" w:space="0" w:color="000000"/>
+              <w:left w:val="single" w:sz="4" w:space="0" w:color="000000"/>
+              <w:bottom w:val="single" w:sz="4" w:space="0" w:color="000000"/>
+              <w:right w:val="single" w:sz="4" w:space="0" w:color="000000"/>
+            </w:tcBorders>
+            <w:tcMar>
+              <w:top w:w="80" w:type="dxa"/>
+              <w:left w:w="120" w:type="dxa"/>
+              <w:bottom w:w="80" w:type="dxa"/>
+              <w:right w:w="120" w:type="dxa"/>
+            </w:tcMar>
+          </w:tcPr>
+          <w:p>
+            <w:pPr>
+              <w:spacing w:line="360" w:lineRule="auto"/>
+            </w:pPr>
+            <w:r>
+              <w:t>South Pacific—CS Students</w:t>
+            </w:r>
+          </w:p>
+        </w:tc>
+        <w:tc>
+          <w:tcPr>
+            <w:tcW w:w="1500" w:type="dxa"/>
+            <w:tcBorders>
+              <w:top w:val="single" w:sz="4" w:space="0" w:color="000000"/>
+              <w:left w:val="single" w:sz="4" w:space="0" w:color="000000"/>
+              <w:bottom w:val="single" w:sz="4" w:space="0" w:color="000000"/>
+              <w:right w:val="single" w:sz="4" w:space="0" w:color="000000"/>
+            </w:tcBorders>
+            <w:tcMar>
+              <w:top w:w="80" w:type="dxa"/>
+              <w:left w:w="120" w:type="dxa"/>
+              <w:bottom w:w="80" w:type="dxa"/>
+              <w:right w:w="120" w:type="dxa"/>
+            </w:tcMar>
+          </w:tcPr>
+          <w:p>
+            <w:pPr>
+              <w:spacing w:line="360" w:lineRule="auto"/>
+            </w:pPr>
+            <w:r>
+              <w:t>RF, Decision Tree</w:t>
+            </w:r>
+          </w:p>
+        </w:tc>
+        <w:tc>
+          <w:tcPr>
+            <w:tcW w:w="1325" w:type="dxa"/>
+            <w:tcBorders>
+              <w:top w:val="single" w:sz="4" w:space="0" w:color="000000"/>
+              <w:left w:val="single" w:sz="4" w:space="0" w:color="000000"/>
+              <w:bottom w:val="single" w:sz="4" w:space="0" w:color="000000"/>
+              <w:right w:val="single" w:sz="4" w:space="0" w:color="000000"/>
+            </w:tcBorders>
+            <w:tcMar>
+              <w:top w:w="80" w:type="dxa"/>
+              <w:left w:w="120" w:type="dxa"/>
+              <w:bottom w:w="80" w:type="dxa"/>
+              <w:right w:w="120" w:type="dxa"/>
+            </w:tcMar>
+          </w:tcPr>
+          <w:p>
+            <w:pPr>
+              <w:spacing w:line="360" w:lineRule="auto"/>
+            </w:pPr>
+            <w:r>
+              <w:t>RF</w:t>
+            </w:r>
+          </w:p>
+        </w:tc>
+        <w:tc>
+          <w:tcPr>
+            <w:tcW w:w="3420" w:type="dxa"/>
+            <w:tcBorders>
+              <w:top w:val="single" w:sz="4" w:space="0" w:color="000000"/>
+              <w:left w:val="single" w:sz="4" w:space="0" w:color="000000"/>
+              <w:bottom w:val="single" w:sz="4" w:space="0" w:color="000000"/>
+              <w:right w:val="single" w:sz="4" w:space="0" w:color="000000"/>
+            </w:tcBorders>
+            <w:tcMar>
+              <w:top w:w="80" w:type="dxa"/>
+              <w:left w:w="120" w:type="dxa"/>
+              <w:bottom w:w="80" w:type="dxa"/>
+              <w:right w:w="120" w:type="dxa"/>
+            </w:tcMar>
+          </w:tcPr>
+          <w:p>
+            <w:pPr>
+              <w:spacing w:line="360" w:lineRule="auto"/>
+            </w:pPr>
+            <w:r>
+              <w:t>Performance in first-year programming courses is the most potent predictor of attrition in Computer Science.</w:t>
+            </w:r>
+          </w:p>
+        </w:tc>
+      </w:tr>
+      <w:tr>
+        <w:tc>
+          <w:tcPr>
+            <w:tcW w:w="1980" w:type="dxa"/>
+            <w:tcBorders>
+              <w:top w:val="single" w:sz="4" w:space="0" w:color="000000"/>
+              <w:left w:val="single" w:sz="4" w:space="0" w:color="000000"/>
+              <w:bottom w:val="single" w:sz="4" w:space="0" w:color="000000"/>
+              <w:right w:val="single" w:sz="4" w:space="0" w:color="000000"/>
+            </w:tcBorders>
+            <w:tcMar>
+              <w:top w:w="80" w:type="dxa"/>
+              <w:left w:w="120" w:type="dxa"/>
+              <w:bottom w:w="80" w:type="dxa"/>
+              <w:right w:w="120" w:type="dxa"/>
+            </w:tcMar>
+          </w:tcPr>
+          <w:p>
+            <w:pPr>
+              <w:spacing w:line="360" w:lineRule="auto"/>
+              <w:rPr>
+                <w:b/>
+                <w:bCs/>
+              </w:rPr>
+            </w:pPr>
+            <w:proofErr w:type="spellStart"/>
+            <w:r>
+              <w:rPr>
+                <w:b/>
+                <w:bCs/>
+              </w:rPr>
+              <w:t>Arifudin</w:t>
+            </w:r>
+            <w:proofErr w:type="spellEnd"/>
+            <w:r>
+              <w:rPr>
+                <w:b/>
+                <w:bCs/>
+              </w:rPr>
+              <w:t xml:space="preserve"> et al. (2026)</w:t>
+            </w:r>
+          </w:p>
+        </w:tc>
+        <w:tc>
+          <w:tcPr>
+            <w:tcW w:w="1585" w:type="dxa"/>
+            <w:tcBorders>
+              <w:top w:val="single" w:sz="4" w:space="0" w:color="000000"/>
+              <w:left w:val="single" w:sz="4" w:space="0" w:color="000000"/>
+              <w:bottom w:val="single" w:sz="4" w:space="0" w:color="000000"/>
+              <w:right w:val="single" w:sz="4" w:space="0" w:color="000000"/>
+            </w:tcBorders>
+            <w:tcMar>
+              <w:top w:w="80" w:type="dxa"/>
+              <w:left w:w="120" w:type="dxa"/>
+              <w:bottom w:w="80" w:type="dxa"/>
+              <w:right w:w="120" w:type="dxa"/>
+            </w:tcMar>
+          </w:tcPr>
+          <w:p>
+            <w:pPr>
+              <w:spacing w:line="360" w:lineRule="auto"/>
+            </w:pPr>
+            <w:r>
+              <w:t>Indonesia—Higher Education</w:t>
+            </w:r>
+          </w:p>
+        </w:tc>
+        <w:tc>
+          <w:tcPr>
+            <w:tcW w:w="1500" w:type="dxa"/>
+            <w:tcBorders>
+              <w:top w:val="single" w:sz="4" w:space="0" w:color="000000"/>
+              <w:left w:val="single" w:sz="4" w:space="0" w:color="000000"/>
+              <w:bottom w:val="single" w:sz="4" w:space="0" w:color="000000"/>
+              <w:right w:val="single" w:sz="4" w:space="0" w:color="000000"/>
+            </w:tcBorders>
+            <w:tcMar>
+              <w:top w:w="80" w:type="dxa"/>
+              <w:left w:w="120" w:type="dxa"/>
+              <w:bottom w:w="80" w:type="dxa"/>
+              <w:right w:w="120" w:type="dxa"/>
+            </w:tcMar>
+          </w:tcPr>
+          <w:p>
+            <w:pPr>
+              <w:spacing w:line="360" w:lineRule="auto"/>
+            </w:pPr>
+            <w:r>
+              <w:t>Stacking, Bagging, Boosting</w:t>
+            </w:r>
+          </w:p>
+        </w:tc>
+        <w:tc>
+          <w:tcPr>
+            <w:tcW w:w="1325" w:type="dxa"/>
+            <w:tcBorders>
+              <w:top w:val="single" w:sz="4" w:space="0" w:color="000000"/>
+              <w:left w:val="single" w:sz="4" w:space="0" w:color="000000"/>
+              <w:bottom w:val="single" w:sz="4" w:space="0" w:color="000000"/>
+              <w:right w:val="single" w:sz="4" w:space="0" w:color="000000"/>
+            </w:tcBorders>
+            <w:tcMar>
+              <w:top w:w="80" w:type="dxa"/>
+              <w:left w:w="120" w:type="dxa"/>
+              <w:bottom w:w="80" w:type="dxa"/>
+              <w:right w:w="120" w:type="dxa"/>
+            </w:tcMar>
+          </w:tcPr>
+          <w:p>
+            <w:pPr>
+              <w:spacing w:line="360" w:lineRule="auto"/>
+            </w:pPr>
+            <w:r>
+              <w:t>Stacking Ensemble (88.8%)</w:t>
+            </w:r>
+          </w:p>
+        </w:tc>
+        <w:tc>
+          <w:tcPr>
+            <w:tcW w:w="3420" w:type="dxa"/>
+            <w:tcBorders>
+              <w:top w:val="single" w:sz="4" w:space="0" w:color="000000"/>
+              <w:left w:val="single" w:sz="4" w:space="0" w:color="000000"/>
+              <w:bottom w:val="single" w:sz="4" w:space="0" w:color="000000"/>
+              <w:right w:val="single" w:sz="4" w:space="0" w:color="000000"/>
+            </w:tcBorders>
+            <w:tcMar>
+              <w:top w:w="80" w:type="dxa"/>
+              <w:left w:w="120" w:type="dxa"/>
+              <w:bottom w:w="80" w:type="dxa"/>
+              <w:right w:w="120" w:type="dxa"/>
+            </w:tcMar>
+          </w:tcPr>
+          <w:p>
+            <w:pPr>
+              <w:spacing w:line="360" w:lineRule="auto"/>
+            </w:pPr>
+            <w:r>
+              <w:t>Hybrid stacking of diverse models captures non-linear behavior better than standalone classifiers; SMOTE mitigates majority-class bias.</w:t>
+            </w:r>
+          </w:p>
+        </w:tc>
+      </w:tr>
+      <w:tr>
+        <w:tc>
+          <w:tcPr>
+            <w:tcW w:w="1980" w:type="dxa"/>
+            <w:tcBorders>
+              <w:top w:val="single" w:sz="4" w:space="0" w:color="000000"/>
+              <w:left w:val="single" w:sz="4" w:space="0" w:color="000000"/>
+              <w:bottom w:val="single" w:sz="4" w:space="0" w:color="000000"/>
+              <w:right w:val="single" w:sz="4" w:space="0" w:color="000000"/>
+            </w:tcBorders>
+            <w:tcMar>
+              <w:top w:w="80" w:type="dxa"/>
+              <w:left w:w="120" w:type="dxa"/>
+              <w:bottom w:w="80" w:type="dxa"/>
+              <w:right w:w="120" w:type="dxa"/>
+            </w:tcMar>
+          </w:tcPr>
+          <w:p>
+            <w:pPr>
+              <w:spacing w:line="360" w:lineRule="auto"/>
+              <w:rPr>
+                <w:b/>
+                <w:bCs/>
+              </w:rPr>
+            </w:pPr>
+            <w:proofErr w:type="spellStart"/>
+            <w:r>
+              <w:rPr>
+                <w:b/>
+                <w:bCs/>
+              </w:rPr>
+              <w:t>Pecuchova</w:t>
+            </w:r>
+            <w:proofErr w:type="spellEnd"/>
+            <w:r>
+              <w:rPr>
+                <w:b/>
+                <w:bCs/>
+              </w:rPr>
+              <w:t xml:space="preserve"> &amp; Drlik (2023)</w:t>
+            </w:r>
+          </w:p>
+        </w:tc>
+        <w:tc>
+          <w:tcPr>
+            <w:tcW w:w="1585" w:type="dxa"/>
+            <w:tcBorders>
+              <w:top w:val="single" w:sz="4" w:space="0" w:color="000000"/>
+              <w:left w:val="single" w:sz="4" w:space="0" w:color="000000"/>
+              <w:bottom w:val="single" w:sz="4" w:space="0" w:color="000000"/>
+              <w:right w:val="single" w:sz="4" w:space="0" w:color="000000"/>
+            </w:tcBorders>
+            <w:tcMar>
+              <w:top w:w="80" w:type="dxa"/>
+              <w:left w:w="120" w:type="dxa"/>
+              <w:bottom w:w="80" w:type="dxa"/>
+              <w:right w:w="120" w:type="dxa"/>
+            </w:tcMar>
+          </w:tcPr>
+          <w:p>
+            <w:pPr>
+              <w:spacing w:line="360" w:lineRule="auto"/>
+            </w:pPr>
+            <w:r>
+              <w:t>Slovakia—LMS Data</w:t>
+            </w:r>
+          </w:p>
+        </w:tc>
+        <w:tc>
+          <w:tcPr>
+            <w:tcW w:w="1500" w:type="dxa"/>
+            <w:tcBorders>
+              <w:top w:val="single" w:sz="4" w:space="0" w:color="000000"/>
+              <w:left w:val="single" w:sz="4" w:space="0" w:color="000000"/>
+              <w:bottom w:val="single" w:sz="4" w:space="0" w:color="000000"/>
+              <w:right w:val="single" w:sz="4" w:space="0" w:color="000000"/>
+            </w:tcBorders>
+            <w:tcMar>
+              <w:top w:w="80" w:type="dxa"/>
+              <w:left w:w="120" w:type="dxa"/>
+              <w:bottom w:w="80" w:type="dxa"/>
+              <w:right w:w="120" w:type="dxa"/>
+            </w:tcMar>
+          </w:tcPr>
+          <w:p>
+            <w:pPr>
+              <w:spacing w:line="360" w:lineRule="auto"/>
+            </w:pPr>
+            <w:r>
+              <w:t xml:space="preserve">AdaBoost, </w:t>
+            </w:r>
+            <w:proofErr w:type="spellStart"/>
+            <w:r>
+              <w:t>XGBoost</w:t>
+            </w:r>
+            <w:proofErr w:type="spellEnd"/>
+            <w:r>
+              <w:t>, Voting</w:t>
+            </w:r>
+          </w:p>
+        </w:tc>
+        <w:tc>
+          <w:tcPr>
+            <w:tcW w:w="1325" w:type="dxa"/>
+            <w:tcBorders>
+              <w:top w:val="single" w:sz="4" w:space="0" w:color="000000"/>
+              <w:left w:val="single" w:sz="4" w:space="0" w:color="000000"/>
+              <w:bottom w:val="single" w:sz="4" w:space="0" w:color="000000"/>
+              <w:right w:val="single" w:sz="4" w:space="0" w:color="000000"/>
+            </w:tcBorders>
+            <w:tcMar>
+              <w:top w:w="80" w:type="dxa"/>
+              <w:left w:w="120" w:type="dxa"/>
+              <w:bottom w:w="80" w:type="dxa"/>
+              <w:right w:w="120" w:type="dxa"/>
+            </w:tcMar>
+          </w:tcPr>
+          <w:p>
+            <w:pPr>
+              <w:spacing w:line="360" w:lineRule="auto"/>
+            </w:pPr>
+            <w:r>
+              <w:t>Advanced Ensembles</w:t>
+            </w:r>
+          </w:p>
+        </w:tc>
+        <w:tc>
+          <w:tcPr>
+            <w:tcW w:w="3420" w:type="dxa"/>
+            <w:tcBorders>
+              <w:top w:val="single" w:sz="4" w:space="0" w:color="000000"/>
+              <w:left w:val="single" w:sz="4" w:space="0" w:color="000000"/>
+              <w:bottom w:val="single" w:sz="4" w:space="0" w:color="000000"/>
+              <w:right w:val="single" w:sz="4" w:space="0" w:color="000000"/>
+            </w:tcBorders>
+            <w:tcMar>
+              <w:top w:w="80" w:type="dxa"/>
+              <w:left w:w="120" w:type="dxa"/>
+              <w:bottom w:w="80" w:type="dxa"/>
+              <w:right w:w="120" w:type="dxa"/>
+            </w:tcMar>
+          </w:tcPr>
+          <w:p>
+            <w:pPr>
+              <w:spacing w:line="360" w:lineRule="auto"/>
+            </w:pPr>
+            <w:r>
+              <w:t>Heterogeneous ensemble methods improve F1-scores by up to 4%; student-course interactions are vital for early risk detection.</w:t>
+            </w:r>
+          </w:p>
+        </w:tc>
+      </w:tr>
+      <w:tr>
+        <w:tc>
+          <w:tcPr>
+            <w:tcW w:w="1980" w:type="dxa"/>
+            <w:tcBorders>
+              <w:top w:val="single" w:sz="4" w:space="0" w:color="000000"/>
+              <w:left w:val="single" w:sz="4" w:space="0" w:color="000000"/>
+              <w:bottom w:val="single" w:sz="4" w:space="0" w:color="000000"/>
+              <w:right w:val="single" w:sz="4" w:space="0" w:color="000000"/>
+            </w:tcBorders>
+            <w:tcMar>
+              <w:top w:w="80" w:type="dxa"/>
+              <w:left w:w="120" w:type="dxa"/>
+              <w:bottom w:w="80" w:type="dxa"/>
+              <w:right w:w="120" w:type="dxa"/>
+            </w:tcMar>
+          </w:tcPr>
+          <w:p>
+            <w:pPr>
+              <w:spacing w:line="360" w:lineRule="auto"/>
+              <w:rPr>
+                <w:b/>
+                <w:bCs/>
+              </w:rPr>
+            </w:pPr>
+            <w:proofErr w:type="spellStart"/>
+            <w:r>
+              <w:rPr>
+                <w:b/>
+                <w:bCs/>
+              </w:rPr>
+              <w:t>Niyogisubizo</w:t>
+            </w:r>
+            <w:proofErr w:type="spellEnd"/>
+            <w:r>
+              <w:rPr>
+                <w:b/>
+                <w:bCs/>
+              </w:rPr>
+              <w:t xml:space="preserve"> et al. (2022)</w:t>
+            </w:r>
+          </w:p>
+        </w:tc>
+        <w:tc>
+          <w:tcPr>
+            <w:tcW w:w="1585" w:type="dxa"/>
+            <w:tcBorders>
+              <w:top w:val="single" w:sz="4" w:space="0" w:color="000000"/>
+              <w:left w:val="single" w:sz="4" w:space="0" w:color="000000"/>
+              <w:bottom w:val="single" w:sz="4" w:space="0" w:color="000000"/>
+              <w:right w:val="single" w:sz="4" w:space="0" w:color="000000"/>
+            </w:tcBorders>
+            <w:tcMar>
+              <w:top w:w="80" w:type="dxa"/>
+              <w:left w:w="120" w:type="dxa"/>
+              <w:bottom w:w="80" w:type="dxa"/>
+              <w:right w:w="120" w:type="dxa"/>
+            </w:tcMar>
+          </w:tcPr>
+          <w:p>
+            <w:pPr>
+              <w:spacing w:line="360" w:lineRule="auto"/>
+            </w:pPr>
+            <w:r>
+              <w:t>Nitra—University Classes</w:t>
+            </w:r>
+          </w:p>
+        </w:tc>
+        <w:tc>
+          <w:tcPr>
+            <w:tcW w:w="1500" w:type="dxa"/>
+            <w:tcBorders>
+              <w:top w:val="single" w:sz="4" w:space="0" w:color="000000"/>
+              <w:left w:val="single" w:sz="4" w:space="0" w:color="000000"/>
+              <w:bottom w:val="single" w:sz="4" w:space="0" w:color="000000"/>
+              <w:right w:val="single" w:sz="4" w:space="0" w:color="000000"/>
+            </w:tcBorders>
+            <w:tcMar>
+              <w:top w:w="80" w:type="dxa"/>
+              <w:left w:w="120" w:type="dxa"/>
+              <w:bottom w:w="80" w:type="dxa"/>
+              <w:right w:w="120" w:type="dxa"/>
+            </w:tcMar>
+          </w:tcPr>
+          <w:p>
+            <w:pPr>
+              <w:spacing w:line="360" w:lineRule="auto"/>
+            </w:pPr>
+            <w:r>
+              <w:t xml:space="preserve">RF, </w:t>
+            </w:r>
+            <w:proofErr w:type="spellStart"/>
+            <w:r>
+              <w:t>XGBoost</w:t>
+            </w:r>
+            <w:proofErr w:type="spellEnd"/>
+            <w:r>
+              <w:t>, GB, FNN</w:t>
+            </w:r>
+          </w:p>
+        </w:tc>
+        <w:tc>
+          <w:tcPr>
+            <w:tcW w:w="1325" w:type="dxa"/>
+            <w:tcBorders>
+              <w:top w:val="single" w:sz="4" w:space="0" w:color="000000"/>
+              <w:left w:val="single" w:sz="4" w:space="0" w:color="000000"/>
+              <w:bottom w:val="single" w:sz="4" w:space="0" w:color="000000"/>
+              <w:right w:val="single" w:sz="4" w:space="0" w:color="000000"/>
+            </w:tcBorders>
+            <w:tcMar>
+              <w:top w:w="80" w:type="dxa"/>
+              <w:left w:w="120" w:type="dxa"/>
+              <w:bottom w:w="80" w:type="dxa"/>
+              <w:right w:w="120" w:type="dxa"/>
+            </w:tcMar>
+          </w:tcPr>
+          <w:p>
+            <w:pPr>
+              <w:spacing w:line="360" w:lineRule="auto"/>
+            </w:pPr>
+            <w:r>
+              <w:t>Two-layer Stacking</w:t>
+            </w:r>
+          </w:p>
+        </w:tc>
+        <w:tc>
+          <w:tcPr>
+            <w:tcW w:w="3420" w:type="dxa"/>
+            <w:tcBorders>
+              <w:top w:val="single" w:sz="4" w:space="0" w:color="000000"/>
+              <w:left w:val="single" w:sz="4" w:space="0" w:color="000000"/>
+              <w:bottom w:val="single" w:sz="4" w:space="0" w:color="000000"/>
+              <w:right w:val="single" w:sz="4" w:space="0" w:color="000000"/>
+            </w:tcBorders>
+            <w:tcMar>
+              <w:top w:w="80" w:type="dxa"/>
+              <w:left w:w="120" w:type="dxa"/>
+              <w:bottom w:w="80" w:type="dxa"/>
+              <w:right w:w="120" w:type="dxa"/>
+            </w:tcMar>
+          </w:tcPr>
+          <w:p>
+            <w:pPr>
+              <w:spacing w:line="360" w:lineRule="auto"/>
+            </w:pPr>
+            <w:r>
+              <w:t>A two-layer ensemble architecture using stacked generalization effectively minimizes generalization error in sparse datasets.</w:t>
+            </w:r>
+          </w:p>
+        </w:tc>
+      </w:tr>
+      <w:tr>
+        <w:tc>
+          <w:tcPr>
+            <w:tcW w:w="1980" w:type="dxa"/>
+            <w:tcBorders>
+              <w:top w:val="single" w:sz="4" w:space="0" w:color="000000"/>
+              <w:left w:val="single" w:sz="4" w:space="0" w:color="000000"/>
+              <w:bottom w:val="single" w:sz="4" w:space="0" w:color="000000"/>
+              <w:right w:val="single" w:sz="4" w:space="0" w:color="000000"/>
+            </w:tcBorders>
+            <w:tcMar>
+              <w:top w:w="80" w:type="dxa"/>
+              <w:left w:w="120" w:type="dxa"/>
+              <w:bottom w:w="80" w:type="dxa"/>
+              <w:right w:w="120" w:type="dxa"/>
+            </w:tcMar>
+          </w:tcPr>
+          <w:p>
+            <w:pPr>
+              <w:spacing w:line="360" w:lineRule="auto"/>
+              <w:rPr>
+                <w:b/>
+                <w:bCs/>
+              </w:rPr>
+            </w:pPr>
+            <w:proofErr w:type="spellStart"/>
+            <w:r>
+              <w:rPr>
+                <w:b/>
+                <w:bCs/>
+              </w:rPr>
+              <w:t>Ardabili</w:t>
+            </w:r>
+            <w:proofErr w:type="spellEnd"/>
+            <w:r>
+              <w:rPr>
+                <w:b/>
+                <w:bCs/>
+              </w:rPr>
+              <w:t xml:space="preserve"> et al. (2019)</w:t>
+            </w:r>
+          </w:p>
+        </w:tc>
+        <w:tc>
+          <w:tcPr>
+            <w:tcW w:w="1585" w:type="dxa"/>
+            <w:tcBorders>
+              <w:top w:val="single" w:sz="4" w:space="0" w:color="000000"/>
+              <w:left w:val="single" w:sz="4" w:space="0" w:color="000000"/>
+              <w:bottom w:val="single" w:sz="4" w:space="0" w:color="000000"/>
+              <w:right w:val="single" w:sz="4" w:space="0" w:color="000000"/>
+            </w:tcBorders>
+            <w:tcMar>
+              <w:top w:w="80" w:type="dxa"/>
+              <w:left w:w="120" w:type="dxa"/>
+              <w:bottom w:w="80" w:type="dxa"/>
+              <w:right w:w="120" w:type="dxa"/>
+            </w:tcMar>
+          </w:tcPr>
+          <w:p>
+            <w:pPr>
+              <w:spacing w:line="360" w:lineRule="auto"/>
+            </w:pPr>
+            <w:r>
+              <w:t>Global—Technical Review</w:t>
+            </w:r>
+          </w:p>
+        </w:tc>
+        <w:tc>
+          <w:tcPr>
+            <w:tcW w:w="1500" w:type="dxa"/>
+            <w:tcBorders>
+              <w:top w:val="single" w:sz="4" w:space="0" w:color="000000"/>
+              <w:left w:val="single" w:sz="4" w:space="0" w:color="000000"/>
+              <w:bottom w:val="single" w:sz="4" w:space="0" w:color="000000"/>
+              <w:right w:val="single" w:sz="4" w:space="0" w:color="000000"/>
+            </w:tcBorders>
+            <w:tcMar>
+              <w:top w:w="80" w:type="dxa"/>
+              <w:left w:w="120" w:type="dxa"/>
+              <w:bottom w:w="80" w:type="dxa"/>
+              <w:right w:w="120" w:type="dxa"/>
+            </w:tcMar>
+          </w:tcPr>
+          <w:p>
+            <w:pPr>
+              <w:spacing w:line="360" w:lineRule="auto"/>
+            </w:pPr>
+            <w:r>
+              <w:t>Hybrid and Ensemble ML</w:t>
+            </w:r>
+          </w:p>
+        </w:tc>
+        <w:tc>
+          <w:tcPr>
+            <w:tcW w:w="1325" w:type="dxa"/>
+            <w:tcBorders>
+              <w:top w:val="single" w:sz="4" w:space="0" w:color="000000"/>
+              <w:left w:val="single" w:sz="4" w:space="0" w:color="000000"/>
+              <w:bottom w:val="single" w:sz="4" w:space="0" w:color="000000"/>
+              <w:right w:val="single" w:sz="4" w:space="0" w:color="000000"/>
+            </w:tcBorders>
+            <w:tcMar>
+              <w:top w:w="80" w:type="dxa"/>
+              <w:left w:w="120" w:type="dxa"/>
+              <w:bottom w:w="80" w:type="dxa"/>
+              <w:right w:w="120" w:type="dxa"/>
+            </w:tcMar>
+          </w:tcPr>
+          <w:p>
+            <w:pPr>
+              <w:spacing w:line="360" w:lineRule="auto"/>
+            </w:pPr>
+            <w:r>
+              <w:t>N/A (Review)</w:t>
+            </w:r>
+          </w:p>
+        </w:tc>
+        <w:tc>
+          <w:tcPr>
+            <w:tcW w:w="3420" w:type="dxa"/>
+            <w:tcBorders>
+              <w:top w:val="single" w:sz="4" w:space="0" w:color="000000"/>
+              <w:left w:val="single" w:sz="4" w:space="0" w:color="000000"/>
+              <w:bottom w:val="single" w:sz="4" w:space="0" w:color="000000"/>
+              <w:right w:val="single" w:sz="4" w:space="0" w:color="000000"/>
+            </w:tcBorders>
+            <w:tcMar>
+              <w:top w:w="80" w:type="dxa"/>
+              <w:left w:w="120" w:type="dxa"/>
+              <w:bottom w:w="80" w:type="dxa"/>
+              <w:right w:w="120" w:type="dxa"/>
+            </w:tcMar>
+          </w:tcPr>
+          <w:p>
+            <w:pPr>
+              <w:spacing w:line="360" w:lineRule="auto"/>
+            </w:pPr>
+            <w:r>
+              <w:t xml:space="preserve"> </w:t>
+            </w:r>
+            <w:r>
+              <w:t>Future ML success in educational modeling depends on hybridization to empower computational accuracy and robustness.</w:t>
+            </w:r>
+          </w:p>
+        </w:tc>
+      </w:tr>
+      <w:tr>
+        <w:tc>
+          <w:tcPr>
+            <w:tcW w:w="1980" w:type="dxa"/>
+            <w:tcBorders>
+              <w:top w:val="single" w:sz="4" w:space="0" w:color="000000"/>
+              <w:left w:val="single" w:sz="4" w:space="0" w:color="000000"/>
+              <w:bottom w:val="single" w:sz="4" w:space="0" w:color="000000"/>
+              <w:right w:val="single" w:sz="4" w:space="0" w:color="000000"/>
+            </w:tcBorders>
+            <w:tcMar>
+              <w:top w:w="80" w:type="dxa"/>
+              <w:left w:w="120" w:type="dxa"/>
+              <w:bottom w:w="80" w:type="dxa"/>
+              <w:right w:w="120" w:type="dxa"/>
+            </w:tcMar>
+          </w:tcPr>
+          <w:p>
+            <w:pPr>
+              <w:spacing w:line="360" w:lineRule="auto"/>
+              <w:rPr>
+                <w:b/>
+                <w:bCs/>
+              </w:rPr>
+            </w:pPr>
+            <w:r>
+              <w:rPr>
+                <w:b/>
+                <w:bCs/>
+              </w:rPr>
+              <w:t>Fernández-García et al. (2021)</w:t>
+            </w:r>
+          </w:p>
+        </w:tc>
+        <w:tc>
+          <w:tcPr>
+            <w:tcW w:w="1585" w:type="dxa"/>
+            <w:tcBorders>
+              <w:top w:val="single" w:sz="4" w:space="0" w:color="000000"/>
+              <w:left w:val="single" w:sz="4" w:space="0" w:color="000000"/>
+              <w:bottom w:val="single" w:sz="4" w:space="0" w:color="000000"/>
+              <w:right w:val="single" w:sz="4" w:space="0" w:color="000000"/>
+            </w:tcBorders>
+            <w:tcMar>
+              <w:top w:w="80" w:type="dxa"/>
+              <w:left w:w="120" w:type="dxa"/>
+              <w:bottom w:w="80" w:type="dxa"/>
+              <w:right w:w="120" w:type="dxa"/>
+            </w:tcMar>
+          </w:tcPr>
+          <w:p>
+            <w:pPr>
+              <w:spacing w:line="360" w:lineRule="auto"/>
+            </w:pPr>
+            <w:r>
+              <w:t>Spain—Engineering Degrees</w:t>
+            </w:r>
+          </w:p>
+        </w:tc>
+        <w:tc>
+          <w:tcPr>
+            <w:tcW w:w="1500" w:type="dxa"/>
+            <w:tcBorders>
+              <w:top w:val="single" w:sz="4" w:space="0" w:color="000000"/>
+              <w:left w:val="single" w:sz="4" w:space="0" w:color="000000"/>
+              <w:bottom w:val="single" w:sz="4" w:space="0" w:color="000000"/>
+              <w:right w:val="single" w:sz="4" w:space="0" w:color="000000"/>
+            </w:tcBorders>
+            <w:tcMar>
+              <w:top w:w="80" w:type="dxa"/>
+              <w:left w:w="120" w:type="dxa"/>
+              <w:bottom w:w="80" w:type="dxa"/>
+              <w:right w:w="120" w:type="dxa"/>
+            </w:tcMar>
+          </w:tcPr>
+          <w:p>
+            <w:pPr>
+              <w:spacing w:line="360" w:lineRule="auto"/>
+            </w:pPr>
+            <w:r>
+              <w:t>GB, RF, SVM, Ensemble</w:t>
+            </w:r>
+          </w:p>
+        </w:tc>
+        <w:tc>
+          <w:tcPr>
+            <w:tcW w:w="1325" w:type="dxa"/>
+            <w:tcBorders>
+              <w:top w:val="single" w:sz="4" w:space="0" w:color="000000"/>
+              <w:left w:val="single" w:sz="4" w:space="0" w:color="000000"/>
+              <w:bottom w:val="single" w:sz="4" w:space="0" w:color="000000"/>
+              <w:right w:val="single" w:sz="4" w:space="0" w:color="000000"/>
+            </w:tcBorders>
+            <w:tcMar>
+              <w:top w:w="80" w:type="dxa"/>
+              <w:left w:w="120" w:type="dxa"/>
+              <w:bottom w:w="80" w:type="dxa"/>
+              <w:right w:w="120" w:type="dxa"/>
+            </w:tcMar>
+          </w:tcPr>
+          <w:p>
+            <w:pPr>
+              <w:spacing w:line="360" w:lineRule="auto"/>
+            </w:pPr>
+            <w:r>
+              <w:t>Ensemble (</w:t>
+            </w:r>
+            <w:proofErr w:type="gramStart"/>
+            <w:r>
+              <w:t>Multi-stage</w:t>
+            </w:r>
+            <w:proofErr w:type="gramEnd"/>
+            <w:r>
+              <w:t>)</w:t>
+            </w:r>
+          </w:p>
+        </w:tc>
+        <w:tc>
+          <w:tcPr>
+            <w:tcW w:w="3420" w:type="dxa"/>
+            <w:tcBorders>
+              <w:top w:val="single" w:sz="4" w:space="0" w:color="000000"/>
+              <w:left w:val="single" w:sz="4" w:space="0" w:color="000000"/>
+              <w:bottom w:val="single" w:sz="4" w:space="0" w:color="000000"/>
+              <w:right w:val="single" w:sz="4" w:space="0" w:color="000000"/>
+            </w:tcBorders>
+            <w:tcMar>
+              <w:top w:w="80" w:type="dxa"/>
+              <w:left w:w="120" w:type="dxa"/>
+              <w:bottom w:w="80" w:type="dxa"/>
+              <w:right w:w="120" w:type="dxa"/>
+            </w:tcMar>
+          </w:tcPr>
+          <w:p>
+            <w:pPr>
+              <w:spacing w:line="360" w:lineRule="auto"/>
+            </w:pPr>
+            <w:r>
+              <w:t xml:space="preserve">Feature and instance engineering (binning/resampling) significantly enhance the </w:t>
+            </w:r>
+            <w:r>
+              <w:lastRenderedPageBreak/>
+              <w:t>predictive capacity of strictly academic datasets.</w:t>
+            </w:r>
+          </w:p>
+        </w:tc>
+      </w:tr>
+      <w:tr>
+        <w:tc>
+          <w:tcPr>
+            <w:tcW w:w="1980" w:type="dxa"/>
+            <w:tcBorders>
+              <w:top w:val="single" w:sz="4" w:space="0" w:color="000000"/>
+              <w:left w:val="single" w:sz="4" w:space="0" w:color="000000"/>
+              <w:bottom w:val="single" w:sz="4" w:space="0" w:color="000000"/>
+              <w:right w:val="single" w:sz="4" w:space="0" w:color="000000"/>
+            </w:tcBorders>
+            <w:tcMar>
+              <w:top w:w="80" w:type="dxa"/>
+              <w:left w:w="120" w:type="dxa"/>
+              <w:bottom w:w="80" w:type="dxa"/>
+              <w:right w:w="120" w:type="dxa"/>
+            </w:tcMar>
+          </w:tcPr>
+          <w:p>
+            <w:pPr>
+              <w:spacing w:line="360" w:lineRule="auto"/>
+              <w:rPr>
+                <w:b/>
+                <w:bCs/>
+              </w:rPr>
+            </w:pPr>
+            <w:proofErr w:type="spellStart"/>
+            <w:r>
+              <w:rPr>
+                <w:b/>
+                <w:bCs/>
+              </w:rPr>
+              <w:lastRenderedPageBreak/>
+              <w:t>Valkenborg</w:t>
+            </w:r>
+            <w:proofErr w:type="spellEnd"/>
+            <w:r>
+              <w:rPr>
+                <w:b/>
+                <w:bCs/>
+              </w:rPr>
+              <w:t xml:space="preserve"> et al. (2023)</w:t>
+            </w:r>
+          </w:p>
+        </w:tc>
+        <w:tc>
+          <w:tcPr>
+            <w:tcW w:w="1585" w:type="dxa"/>
+            <w:tcBorders>
+              <w:top w:val="single" w:sz="4" w:space="0" w:color="000000"/>
+              <w:left w:val="single" w:sz="4" w:space="0" w:color="000000"/>
+              <w:bottom w:val="single" w:sz="4" w:space="0" w:color="000000"/>
+              <w:right w:val="single" w:sz="4" w:space="0" w:color="000000"/>
+            </w:tcBorders>
+            <w:tcMar>
+              <w:top w:w="80" w:type="dxa"/>
+              <w:left w:w="120" w:type="dxa"/>
+              <w:bottom w:w="80" w:type="dxa"/>
+              <w:right w:w="120" w:type="dxa"/>
+            </w:tcMar>
+          </w:tcPr>
+          <w:p>
+            <w:pPr>
+              <w:spacing w:line="360" w:lineRule="auto"/>
+            </w:pPr>
+            <w:r>
+              <w:t>Technical—Algorithmic Review</w:t>
+            </w:r>
+          </w:p>
+        </w:tc>
+        <w:tc>
+          <w:tcPr>
+            <w:tcW w:w="1500" w:type="dxa"/>
+            <w:tcBorders>
+              <w:top w:val="single" w:sz="4" w:space="0" w:color="000000"/>
+              <w:left w:val="single" w:sz="4" w:space="0" w:color="000000"/>
+              <w:bottom w:val="single" w:sz="4" w:space="0" w:color="000000"/>
+              <w:right w:val="single" w:sz="4" w:space="0" w:color="000000"/>
+            </w:tcBorders>
+            <w:tcMar>
+              <w:top w:w="80" w:type="dxa"/>
+              <w:left w:w="120" w:type="dxa"/>
+              <w:bottom w:w="80" w:type="dxa"/>
+              <w:right w:w="120" w:type="dxa"/>
+            </w:tcMar>
+          </w:tcPr>
+          <w:p>
+            <w:pPr>
+              <w:spacing w:line="360" w:lineRule="auto"/>
+            </w:pPr>
+            <w:r>
+              <w:t>SVM (Linear, RBF, Poly)</w:t>
+            </w:r>
+          </w:p>
+        </w:tc>
+        <w:tc>
+          <w:tcPr>
+            <w:tcW w:w="1325" w:type="dxa"/>
+            <w:tcBorders>
+              <w:top w:val="single" w:sz="4" w:space="0" w:color="000000"/>
+              <w:left w:val="single" w:sz="4" w:space="0" w:color="000000"/>
+              <w:bottom w:val="single" w:sz="4" w:space="0" w:color="000000"/>
+              <w:right w:val="single" w:sz="4" w:space="0" w:color="000000"/>
+            </w:tcBorders>
+            <w:tcMar>
+              <w:top w:w="80" w:type="dxa"/>
+              <w:left w:w="120" w:type="dxa"/>
+              <w:bottom w:w="80" w:type="dxa"/>
+              <w:right w:w="120" w:type="dxa"/>
+            </w:tcMar>
+          </w:tcPr>
+          <w:p>
+            <w:pPr>
+              <w:spacing w:line="360" w:lineRule="auto"/>
+            </w:pPr>
+            <w:r>
+              <w:t>SVM (RBF Kernel)</w:t>
+            </w:r>
+          </w:p>
+        </w:tc>
+        <w:tc>
+          <w:tcPr>
+            <w:tcW w:w="3420" w:type="dxa"/>
+            <w:tcBorders>
+              <w:top w:val="single" w:sz="4" w:space="0" w:color="000000"/>
+              <w:left w:val="single" w:sz="4" w:space="0" w:color="000000"/>
+              <w:bottom w:val="single" w:sz="4" w:space="0" w:color="000000"/>
+              <w:right w:val="single" w:sz="4" w:space="0" w:color="000000"/>
+            </w:tcBorders>
+            <w:tcMar>
+              <w:top w:w="80" w:type="dxa"/>
+              <w:left w:w="120" w:type="dxa"/>
+              <w:bottom w:w="80" w:type="dxa"/>
+              <w:right w:w="120" w:type="dxa"/>
+            </w:tcMar>
+          </w:tcPr>
+          <w:p>
+            <w:pPr>
+              <w:spacing w:line="360" w:lineRule="auto"/>
+            </w:pPr>
+            <w:r>
+              <w:t>Maximum-margin hyperplanes and the "kernel trick" are essential for separating non-linearly separable educational data categories.</w:t>
+            </w:r>
+          </w:p>
+        </w:tc>
+      </w:tr>
+      <w:tr>
+        <w:tc>
+          <w:tcPr>
+            <w:tcW w:w="1980" w:type="dxa"/>
+            <w:tcBorders>
+              <w:top w:val="single" w:sz="4" w:space="0" w:color="000000"/>
+              <w:left w:val="single" w:sz="4" w:space="0" w:color="000000"/>
+              <w:bottom w:val="single" w:sz="4" w:space="0" w:color="000000"/>
+              <w:right w:val="single" w:sz="4" w:space="0" w:color="000000"/>
+            </w:tcBorders>
+            <w:tcMar>
+              <w:top w:w="80" w:type="dxa"/>
+              <w:left w:w="120" w:type="dxa"/>
+              <w:bottom w:w="80" w:type="dxa"/>
+              <w:right w:w="120" w:type="dxa"/>
+            </w:tcMar>
+          </w:tcPr>
+          <w:p>
+            <w:pPr>
+              <w:spacing w:line="360" w:lineRule="auto"/>
+              <w:rPr>
+                <w:b/>
+                <w:bCs/>
+              </w:rPr>
+            </w:pPr>
+            <w:proofErr w:type="spellStart"/>
+            <w:r>
+              <w:rPr>
+                <w:b/>
+                <w:bCs/>
+              </w:rPr>
+              <w:t>Alarape</w:t>
+            </w:r>
+            <w:proofErr w:type="spellEnd"/>
+            <w:r>
+              <w:rPr>
+                <w:b/>
+                <w:bCs/>
+              </w:rPr>
+              <w:t xml:space="preserve"> (2021)</w:t>
+            </w:r>
+          </w:p>
+        </w:tc>
+        <w:tc>
+          <w:tcPr>
+            <w:tcW w:w="1585" w:type="dxa"/>
+            <w:tcBorders>
+              <w:top w:val="single" w:sz="4" w:space="0" w:color="000000"/>
+              <w:left w:val="single" w:sz="4" w:space="0" w:color="000000"/>
+              <w:bottom w:val="single" w:sz="4" w:space="0" w:color="000000"/>
+              <w:right w:val="single" w:sz="4" w:space="0" w:color="000000"/>
+            </w:tcBorders>
+            <w:tcMar>
+              <w:top w:w="80" w:type="dxa"/>
+              <w:left w:w="120" w:type="dxa"/>
+              <w:bottom w:w="80" w:type="dxa"/>
+              <w:right w:w="120" w:type="dxa"/>
+            </w:tcMar>
+          </w:tcPr>
+          <w:p>
+            <w:pPr>
+              <w:spacing w:line="360" w:lineRule="auto"/>
+            </w:pPr>
+            <w:r>
+              <w:t>Nigeria—University of Ilorin</w:t>
+            </w:r>
+          </w:p>
+        </w:tc>
+        <w:tc>
+          <w:tcPr>
+            <w:tcW w:w="1500" w:type="dxa"/>
+            <w:tcBorders>
+              <w:top w:val="single" w:sz="4" w:space="0" w:color="000000"/>
+              <w:left w:val="single" w:sz="4" w:space="0" w:color="000000"/>
+              <w:bottom w:val="single" w:sz="4" w:space="0" w:color="000000"/>
+              <w:right w:val="single" w:sz="4" w:space="0" w:color="000000"/>
+            </w:tcBorders>
+            <w:tcMar>
+              <w:top w:w="80" w:type="dxa"/>
+              <w:left w:w="120" w:type="dxa"/>
+              <w:bottom w:w="80" w:type="dxa"/>
+              <w:right w:w="120" w:type="dxa"/>
+            </w:tcMar>
+          </w:tcPr>
+          <w:p>
+            <w:pPr>
+              <w:spacing w:line="360" w:lineRule="auto"/>
+            </w:pPr>
+            <w:r>
+              <w:t>SVM, NB, Genetic Algorithm (GA)</w:t>
+            </w:r>
+          </w:p>
+        </w:tc>
+        <w:tc>
+          <w:tcPr>
+            <w:tcW w:w="1325" w:type="dxa"/>
+            <w:tcBorders>
+              <w:top w:val="single" w:sz="4" w:space="0" w:color="000000"/>
+              <w:left w:val="single" w:sz="4" w:space="0" w:color="000000"/>
+              <w:bottom w:val="single" w:sz="4" w:space="0" w:color="000000"/>
+              <w:right w:val="single" w:sz="4" w:space="0" w:color="000000"/>
+            </w:tcBorders>
+            <w:tcMar>
+              <w:top w:w="80" w:type="dxa"/>
+              <w:left w:w="120" w:type="dxa"/>
+              <w:bottom w:w="80" w:type="dxa"/>
+              <w:right w:w="120" w:type="dxa"/>
+            </w:tcMar>
+          </w:tcPr>
+          <w:p>
+            <w:pPr>
+              <w:spacing w:line="360" w:lineRule="auto"/>
+            </w:pPr>
+            <w:r>
+              <w:t>GA-Hybrid Model</w:t>
+            </w:r>
+          </w:p>
+        </w:tc>
+        <w:tc>
+          <w:tcPr>
+            <w:tcW w:w="3420" w:type="dxa"/>
+            <w:tcBorders>
+              <w:top w:val="single" w:sz="4" w:space="0" w:color="000000"/>
+              <w:left w:val="single" w:sz="4" w:space="0" w:color="000000"/>
+              <w:bottom w:val="single" w:sz="4" w:space="0" w:color="000000"/>
+              <w:right w:val="single" w:sz="4" w:space="0" w:color="000000"/>
+            </w:tcBorders>
+            <w:tcMar>
+              <w:top w:w="80" w:type="dxa"/>
+              <w:left w:w="120" w:type="dxa"/>
+              <w:bottom w:w="80" w:type="dxa"/>
+              <w:right w:w="120" w:type="dxa"/>
+            </w:tcMar>
+          </w:tcPr>
+          <w:p>
+            <w:pPr>
+              <w:spacing w:line="360" w:lineRule="auto"/>
+            </w:pPr>
+            <w:r>
+              <w:t>Hybridizing classification with Genetic Algorithms for feature selection improves accuracy (94.55%) and prediction objectivity.</w:t>
             </w:r>
           </w:p>
         </w:tc>
@@ -7404,26 +11645,20 @@
         <w:rPr>
           <w:b w:val="0"/>
           <w:bCs w:val="0"/>
-          <w:sz w:val="24"/>
-          <w:szCs w:val="24"/>
-        </w:rPr>
-      </w:pPr>
-      <w:r>
-        <w:rPr>
-          <w:b w:val="0"/>
-          <w:bCs w:val="0"/>
-          <w:sz w:val="24"/>
-          <w:szCs w:val="24"/>
-        </w:rPr>
-        <w:t xml:space="preserve">Several consistent themes emerge across the literature reviewed. Academic performance — particularly grade averages and course completion rates — is the most powerful predictor of dropout across virtually all studies and all contexts (Villar &amp; Andrade, 2024). Financial factors, including tuition fee status and family income, rank prominently in African and developing-country studies, where the financial vulnerability of the student population is greater (Jiménez et al., 2023; </w:t>
-      </w:r>
-      <w:proofErr w:type="spellStart"/>
-      <w:r>
-        <w:rPr>
-          <w:b w:val="0"/>
-          <w:bCs w:val="0"/>
-          <w:sz w:val="24"/>
-          <w:szCs w:val="24"/>
+        </w:rPr>
+      </w:pPr>
+      <w:r>
+        <w:rPr>
+          <w:b w:val="0"/>
+          <w:bCs w:val="0"/>
+        </w:rPr>
+        <w:t xml:space="preserve">Several consistent themes emerged across the literature reviewed. Academic performance—particularly grade averages and course completion rates—was consistently the most powerful predictor of dropout across virtually all studies and contexts (Villar &amp; Andrade, 2024; Naseem et al., 2021). Financial factors, including tuition fee status and family income, ranked prominently in African and developing-country studies, underscoring the socioeconomic vulnerability of these student populations (Jiménez et al., 2023; </w:t>
+      </w:r>
+      <w:proofErr w:type="spellStart"/>
+      <w:r>
+        <w:rPr>
+          <w:b w:val="0"/>
+          <w:bCs w:val="0"/>
         </w:rPr>
         <w:t>Mukooyo</w:t>
       </w:r>
@@ -7432,10 +11667,40 @@
         <w:rPr>
           <w:b w:val="0"/>
           <w:bCs w:val="0"/>
-          <w:sz w:val="24"/>
-          <w:szCs w:val="24"/>
-        </w:rPr>
-        <w:t xml:space="preserve"> &amp; Kasse, 2024). Random Forest and other ensemble methods consistently outperform simpler linear models like Logistic Regression when non-linear interactions among features are present (Fatima et al., 2023; Jiménez et al., 2023).</w:t>
+        </w:rPr>
+        <w:t xml:space="preserve"> &amp; Kasse, 2024; Bashiru &amp; </w:t>
+      </w:r>
+      <w:proofErr w:type="spellStart"/>
+      <w:r>
+        <w:rPr>
+          <w:b w:val="0"/>
+          <w:bCs w:val="0"/>
+        </w:rPr>
+        <w:t>Malgwi</w:t>
+      </w:r>
+      <w:proofErr w:type="spellEnd"/>
+      <w:r>
+        <w:rPr>
+          <w:b w:val="0"/>
+          <w:bCs w:val="0"/>
+        </w:rPr>
+        <w:t xml:space="preserve">, 2026). Crucially, ensemble methods like Random Forest consistently outperformed simpler linear models when non-linear interactions among features were present, confirming their robustness (Fatima et al., 2023; Jiménez et al., 2023; </w:t>
+      </w:r>
+      <w:proofErr w:type="spellStart"/>
+      <w:r>
+        <w:rPr>
+          <w:b w:val="0"/>
+          <w:bCs w:val="0"/>
+        </w:rPr>
+        <w:t>Pecuchova</w:t>
+      </w:r>
+      <w:proofErr w:type="spellEnd"/>
+      <w:r>
+        <w:rPr>
+          <w:b w:val="0"/>
+          <w:bCs w:val="0"/>
+        </w:rPr>
+        <w:t xml:space="preserve"> &amp; Drlik, 2023).</w:t>
       </w:r>
     </w:p>
     <w:p>
@@ -7446,58 +11711,102 @@
         <w:rPr>
           <w:b w:val="0"/>
           <w:bCs w:val="0"/>
-          <w:sz w:val="24"/>
-          <w:szCs w:val="24"/>
-        </w:rPr>
-      </w:pPr>
-      <w:r>
-        <w:rPr>
-          <w:b w:val="0"/>
-          <w:bCs w:val="0"/>
-          <w:sz w:val="24"/>
-          <w:szCs w:val="24"/>
-        </w:rPr>
-        <w:t xml:space="preserve">But there are also gaps. Most published studies were conducted using datasets from European or American institutions, or from East and Southern Africa. While recent international research has expanded to include academic settings in Peru and China (Jiménez et al., 2023; Zhao &amp; Ren, 2025), the Nigerian university system — with its JAMB-based admission structure, federal/state/private university typology, WAEC and NECO qualification framework, and pervasive fee payment challenges — has been underrepresented. Of the Nigerian-specific studies, </w:t>
-      </w:r>
-      <w:proofErr w:type="spellStart"/>
-      <w:r>
-        <w:rPr>
-          <w:b w:val="0"/>
-          <w:bCs w:val="0"/>
-          <w:sz w:val="24"/>
-          <w:szCs w:val="24"/>
-        </w:rPr>
-        <w:t>Osemwegie</w:t>
-      </w:r>
-      <w:proofErr w:type="spellEnd"/>
-      <w:r>
-        <w:rPr>
-          <w:b w:val="0"/>
-          <w:bCs w:val="0"/>
-          <w:sz w:val="24"/>
-          <w:szCs w:val="24"/>
-        </w:rPr>
-        <w:t xml:space="preserve"> and Amadin (2023) and Bashiru and </w:t>
-      </w:r>
-      <w:proofErr w:type="spellStart"/>
-      <w:r>
-        <w:rPr>
-          <w:b w:val="0"/>
-          <w:bCs w:val="0"/>
-          <w:sz w:val="24"/>
-          <w:szCs w:val="24"/>
-        </w:rPr>
-        <w:t>Malgwi</w:t>
-      </w:r>
-      <w:proofErr w:type="spellEnd"/>
-      <w:r>
-        <w:rPr>
-          <w:b w:val="0"/>
-          <w:bCs w:val="0"/>
-          <w:sz w:val="24"/>
-          <w:szCs w:val="24"/>
-        </w:rPr>
-        <w:t xml:space="preserve"> (2026) are the most rigorous, but neither produced a deployable web application with a Nigerian-contextualised interface. None of the reviewed studies explicitly re-mapped an internationally validated dataset to Nigerian administrative structures as a basis for model training and deployment.</w:t>
+        </w:rPr>
+      </w:pPr>
+      <w:r>
+        <w:rPr>
+          <w:b w:val="0"/>
+          <w:bCs w:val="0"/>
+        </w:rPr>
+        <w:t xml:space="preserve">However, significant research gaps persisted, particularly within the Nigerian context. Most published studies, while employing machine learning, primarily focused on standalone classifiers or basic ensemble methods like Random Forest, neglecting the synergistic potential of more advanced Stacking </w:t>
+      </w:r>
+      <w:r>
+        <w:rPr>
+          <w:b w:val="0"/>
+          <w:bCs w:val="0"/>
+        </w:rPr>
+        <w:lastRenderedPageBreak/>
+        <w:t>Generalization to further enhance predictive performance and robustness (</w:t>
+      </w:r>
+      <w:proofErr w:type="spellStart"/>
+      <w:r>
+        <w:rPr>
+          <w:b w:val="0"/>
+          <w:bCs w:val="0"/>
+        </w:rPr>
+        <w:t>Niyogisubizo</w:t>
+      </w:r>
+      <w:proofErr w:type="spellEnd"/>
+      <w:r>
+        <w:rPr>
+          <w:b w:val="0"/>
+          <w:bCs w:val="0"/>
+        </w:rPr>
+        <w:t xml:space="preserve"> et al., 2022; </w:t>
+      </w:r>
+      <w:proofErr w:type="spellStart"/>
+      <w:r>
+        <w:rPr>
+          <w:b w:val="0"/>
+          <w:bCs w:val="0"/>
+        </w:rPr>
+        <w:t>Ardabili</w:t>
+      </w:r>
+      <w:proofErr w:type="spellEnd"/>
+      <w:r>
+        <w:rPr>
+          <w:b w:val="0"/>
+          <w:bCs w:val="0"/>
+        </w:rPr>
+        <w:t xml:space="preserve"> et al., 2019; </w:t>
+      </w:r>
+      <w:proofErr w:type="spellStart"/>
+      <w:r>
+        <w:rPr>
+          <w:b w:val="0"/>
+          <w:bCs w:val="0"/>
+        </w:rPr>
+        <w:t>Arifudin</w:t>
+      </w:r>
+      <w:proofErr w:type="spellEnd"/>
+      <w:r>
+        <w:rPr>
+          <w:b w:val="0"/>
+          <w:bCs w:val="0"/>
+        </w:rPr>
+        <w:t xml:space="preserve"> et al., 2026). Furthermore, the pervasive issue of class imbalance in educational datasets was often insufficiently addressed, leading to models with poor sensitivity in detecting the minority 'dropout' class (</w:t>
+      </w:r>
+      <w:proofErr w:type="spellStart"/>
+      <w:r>
+        <w:rPr>
+          <w:b w:val="0"/>
+          <w:bCs w:val="0"/>
+        </w:rPr>
+        <w:t>Mduma</w:t>
+      </w:r>
+      <w:proofErr w:type="spellEnd"/>
+      <w:r>
+        <w:rPr>
+          <w:b w:val="0"/>
+          <w:bCs w:val="0"/>
+        </w:rPr>
+        <w:t xml:space="preserve"> et al., 2019; Villar &amp; Andrade, 2024; </w:t>
+      </w:r>
+      <w:proofErr w:type="spellStart"/>
+      <w:r>
+        <w:rPr>
+          <w:b w:val="0"/>
+          <w:bCs w:val="0"/>
+        </w:rPr>
+        <w:t>Arifudin</w:t>
+      </w:r>
+      <w:proofErr w:type="spellEnd"/>
+      <w:r>
+        <w:rPr>
+          <w:b w:val="0"/>
+          <w:bCs w:val="0"/>
+        </w:rPr>
+        <w:t xml:space="preserve"> et al., 2026). Advanced feature selection techniques capable of capturing non-linear relationships, such as Mutual Information, were also rarely prioritized or explicitly documented in a comparative manner (Naseem et al., 2021; Fernández-García et al., 2021).</w:t>
       </w:r>
     </w:p>
     <w:p>
@@ -7508,18 +11817,80 @@
         <w:rPr>
           <w:b w:val="0"/>
           <w:bCs w:val="0"/>
-          <w:sz w:val="24"/>
-          <w:szCs w:val="24"/>
-        </w:rPr>
-      </w:pPr>
-      <w:r>
-        <w:rPr>
-          <w:b w:val="0"/>
-          <w:bCs w:val="0"/>
-          <w:sz w:val="24"/>
-          <w:szCs w:val="24"/>
-        </w:rPr>
-        <w:t>This study addresses all four gaps identified in the problem statement: it trains models on a Nigerian-contextualised dataset; it produces a deployable web application; it documents the Nigerian-context feature importance findings empirically; and it provides a comparative evaluation of LR, RF, and SVM in this specific setting.</w:t>
+        </w:rPr>
+      </w:pPr>
+      <w:r>
+        <w:rPr>
+          <w:b w:val="0"/>
+          <w:bCs w:val="0"/>
+        </w:rPr>
+        <w:t>While some Nigerian-specific studies demonstrated the feasibility of ML-based prediction, they generally did not produce deployable web applications with robust, Nigerian-contextualized interfaces (</w:t>
+      </w:r>
+      <w:proofErr w:type="spellStart"/>
+      <w:r>
+        <w:rPr>
+          <w:b w:val="0"/>
+          <w:bCs w:val="0"/>
+        </w:rPr>
+        <w:t>Osemwegie</w:t>
+      </w:r>
+      <w:proofErr w:type="spellEnd"/>
+      <w:r>
+        <w:rPr>
+          <w:b w:val="0"/>
+          <w:bCs w:val="0"/>
+        </w:rPr>
+        <w:t xml:space="preserve"> &amp; Amadin, 2023; Bashiru &amp; </w:t>
+      </w:r>
+      <w:proofErr w:type="spellStart"/>
+      <w:r>
+        <w:rPr>
+          <w:b w:val="0"/>
+          <w:bCs w:val="0"/>
+        </w:rPr>
+        <w:t>Malgwi</w:t>
+      </w:r>
+      <w:proofErr w:type="spellEnd"/>
+      <w:r>
+        <w:rPr>
+          <w:b w:val="0"/>
+          <w:bCs w:val="0"/>
+        </w:rPr>
+        <w:t>, 2026; Zhao &amp; Ren, 2025). Moreover, none of the reviewed studies explicitly re-mapped an internationally validated dataset to Nigerian administrative structures as a basis for comprehensive model training and deployment.</w:t>
+      </w:r>
+    </w:p>
+    <w:p>
+      <w:pPr>
+        <w:pStyle w:val="Heading2"/>
+        <w:spacing w:line="360" w:lineRule="auto"/>
+        <w:jc w:val="both"/>
+        <w:rPr>
+          <w:b w:val="0"/>
+          <w:bCs w:val="0"/>
+        </w:rPr>
+      </w:pPr>
+      <w:r>
+        <w:rPr>
+          <w:b w:val="0"/>
+          <w:bCs w:val="0"/>
+        </w:rPr>
+        <w:t xml:space="preserve">This study directly addressed these identified gaps. It developed a Stacking Ensemble model optimized for the Nigerian university system, incorporating SMOTE for class imbalance and Mutual Information for feature prioritization. The project provided empirical evidence for feature importance in the Nigerian context and delivered a deployable, user-friendly </w:t>
+      </w:r>
+      <w:proofErr w:type="spellStart"/>
+      <w:r>
+        <w:rPr>
+          <w:b w:val="0"/>
+          <w:bCs w:val="0"/>
+        </w:rPr>
+        <w:t>Streamlit</w:t>
+      </w:r>
+      <w:proofErr w:type="spellEnd"/>
+      <w:r>
+        <w:rPr>
+          <w:b w:val="0"/>
+          <w:bCs w:val="0"/>
+        </w:rPr>
+        <w:t xml:space="preserve"> web application for real-time risk assessment, distinguishing itself from prior work through its integrated, context-specific, and technically advanced architecture.</w:t>
       </w:r>
     </w:p>
     <w:p>
@@ -7663,7 +12034,15 @@
         <w:jc w:val="both"/>
       </w:pPr>
       <w:r>
-        <w:t>The SDPS accepts structured student data as input through a web form, processes it through a trained ML pipeline, and outputs a dropout probability score, a binary risk classification (At Risk or Not At Risk), and intervention guidance tailored to the severity of the risk. Three models are available to the user: Logistic Regression, Random Forest, and SVM. The Random Forest model is set as the default, having achieved the best test performance.</w:t>
+        <w:t xml:space="preserve">The SDPS accepts structured student data as input through a web form, processes it through a trained ML pipeline, and outputs a dropout probability score, a binary risk classification (At Risk or Not </w:t>
+      </w:r>
+      <w:proofErr w:type="gramStart"/>
+      <w:r>
+        <w:t>At</w:t>
+      </w:r>
+      <w:proofErr w:type="gramEnd"/>
+      <w:r>
+        <w:t xml:space="preserve"> Risk), and intervention guidance tailored to the severity of the risk. Three models are available to the user: Logistic Regression, Random Forest, and SVM. The Random Forest model is set as the default, having achieved the best test performance.</w:t>
       </w:r>
     </w:p>
     <w:p>
@@ -9052,7 +13431,15 @@
         <w:jc w:val="both"/>
       </w:pPr>
       <w:r>
-        <w:t>The dataset contains 4,424 student records and 36 original variables, of which 24 were selected for the model after feature selection. The original three-class target variable (Dropout, Graduate, Enrolled) was converted to a binary outcome: Dropout (1) versus Non-Dropout (0, combining Graduate and Enrolled). The resulting dropout rate in the binary-classified dataset is 32.1%.</w:t>
+        <w:t xml:space="preserve">The dataset contains 4,424 student records and 36 original variables, of which 24 were selected for the model after feature selection. The original three-class target variable (Dropout, Graduate, Enrolled) was converted to a binary outcome: Dropout (1) versus </w:t>
+      </w:r>
+      <w:proofErr w:type="gramStart"/>
+      <w:r>
+        <w:t>Non-Dropout</w:t>
+      </w:r>
+      <w:proofErr w:type="gramEnd"/>
+      <w:r>
+        <w:t xml:space="preserve"> (0, combining Graduate and Enrolled). The resulting dropout rate in the binary-classified dataset is 32.1%.</w:t>
       </w:r>
     </w:p>
     <w:p>
@@ -11924,8 +16311,13 @@
         <w:t>class_weight</w:t>
       </w:r>
       <w:proofErr w:type="spellEnd"/>
-      <w:r>
-        <w:t>=‘balanced’ parameter was applied to both the Logistic Regression and SVM models, adjusting the loss function to penali</w:t>
+      <w:proofErr w:type="gramStart"/>
+      <w:r>
+        <w:t>=‘</w:t>
+      </w:r>
+      <w:proofErr w:type="gramEnd"/>
+      <w:r>
+        <w:t>balanced’ parameter was applied to both the Logistic Regression and SVM models, adjusting the loss function to penali</w:t>
       </w:r>
       <w:r>
         <w:t>z</w:t>
@@ -11992,7 +16384,15 @@
         <w:jc w:val="both"/>
       </w:pPr>
       <w:r>
-        <w:t>Feature selection used Mutual Information (MI), a non-parametric information-theoretic measure: I(X;Y) = H(Y) – H(Y|X), where H(Y) is target entropy and H(Y|X) is conditional entropy given feature X. Higher MI indicates stronger statistical dependence between the feature and dropout outcome, independent of whether the relationship is linear. MI analysis was conducted on the training set only. The resulting feature ranking, shown in Figure 4.5, guided selection of the final 24 features from the original 36.</w:t>
+        <w:t>Feature selection used Mutual Information (MI), a non-parametric information-theoretic measure: I(</w:t>
+      </w:r>
+      <w:proofErr w:type="gramStart"/>
+      <w:r>
+        <w:t>X;Y</w:t>
+      </w:r>
+      <w:proofErr w:type="gramEnd"/>
+      <w:r>
+        <w:t>) = H(Y) – H(Y|X), where H(Y) is target entropy and H(Y|X) is conditional entropy given feature X. Higher MI indicates stronger statistical dependence between the feature and dropout outcome, independent of whether the relationship is linear. MI analysis was conducted on the training set only. The resulting feature ranking, shown in Figure 4.5, guided selection of the final 24 features from the original 36.</w:t>
       </w:r>
     </w:p>
     <w:p>
@@ -13918,15 +18318,31 @@
       </w:r>
       <w:proofErr w:type="spellEnd"/>
       <w:r>
-        <w:t xml:space="preserve"> form into the feature assembly function, which constructs a 24-element vector in the exact column order expected by the trained scaler. The scaler transforms the vector to zero-mean unit-variance scale, and the selected model’s </w:t>
-      </w:r>
-      <w:proofErr w:type="spellStart"/>
-      <w:r>
-        <w:t>predict_proba</w:t>
-      </w:r>
-      <w:proofErr w:type="spellEnd"/>
-      <w:r>
-        <w:t>() method returns a dropout probability. The probability is passed through threshold logic to generate a binary label and a severity tier, which drive the intervention message displayed to the user.</w:t>
+        <w:t xml:space="preserve"> form into the feature assembly function, which constructs a 24-element vector in the exact column order expected by the trained scaler. The scaler transforms the vector to zero-mean unit-variance scale, and the selected </w:t>
+      </w:r>
+      <w:proofErr w:type="gramStart"/>
+      <w:r>
+        <w:t>model’s</w:t>
+      </w:r>
+      <w:proofErr w:type="gramEnd"/>
+      <w:r>
+        <w:t xml:space="preserve"> </w:t>
+      </w:r>
+      <w:proofErr w:type="spellStart"/>
+      <w:r>
+        <w:t>predict_</w:t>
+      </w:r>
+      <w:proofErr w:type="gramStart"/>
+      <w:r>
+        <w:t>proba</w:t>
+      </w:r>
+      <w:proofErr w:type="spellEnd"/>
+      <w:r>
+        <w:t>(</w:t>
+      </w:r>
+      <w:proofErr w:type="gramEnd"/>
+      <w:r>
+        <w:t>) method returns a dropout probability. The probability is passed through threshold logic to generate a binary label and a severity tier, which drive the intervention message displayed to the user.</w:t>
       </w:r>
     </w:p>
     <w:p>
@@ -15820,7 +20236,15 @@
       </w:r>
       <w:proofErr w:type="spellEnd"/>
       <w:r>
-        <w:t xml:space="preserve"> was varied over {100, 200, 300}, with 200 selected. For SVM, C and γ were jointly tuned, yielding C=10.0 and γ=‘scale’. Tuned models were retrained on the full training set before final evaluation. 10-fold cross-validation was also run on the full training set to obtain stable performance estimates.</w:t>
+        <w:t xml:space="preserve"> was varied over {100, 200, 300}, with 200 selected. For SVM, C and γ were jointly tuned, yielding C=10.0 and γ</w:t>
+      </w:r>
+      <w:proofErr w:type="gramStart"/>
+      <w:r>
+        <w:t>=‘</w:t>
+      </w:r>
+      <w:proofErr w:type="gramEnd"/>
+      <w:r>
+        <w:t>scale’. Tuned models were retrained on the full training set before final evaluation. 10-fold cross-validation was also run on the full training set to obtain stable performance estimates.</w:t>
       </w:r>
     </w:p>
     <w:p>
@@ -17026,7 +21450,15 @@
               <w:spacing w:line="360" w:lineRule="auto"/>
             </w:pPr>
             <w:r>
-              <w:t>248   (True Positive)</w:t>
+              <w:t>248</w:t>
+            </w:r>
+            <w:proofErr w:type="gramStart"/>
+            <w:r>
+              <w:t xml:space="preserve">   (</w:t>
+            </w:r>
+            <w:proofErr w:type="gramEnd"/>
+            <w:r>
+              <w:t>True Positive)</w:t>
             </w:r>
           </w:p>
         </w:tc>
@@ -17051,7 +21483,15 @@
               <w:spacing w:line="360" w:lineRule="auto"/>
             </w:pPr>
             <w:r>
-              <w:t>35   (False Negative)</w:t>
+              <w:t>35</w:t>
+            </w:r>
+            <w:proofErr w:type="gramStart"/>
+            <w:r>
+              <w:t xml:space="preserve">   (</w:t>
+            </w:r>
+            <w:proofErr w:type="gramEnd"/>
+            <w:r>
+              <w:t>False Negative)</w:t>
             </w:r>
           </w:p>
         </w:tc>
@@ -17108,7 +21548,15 @@
               <w:spacing w:line="360" w:lineRule="auto"/>
             </w:pPr>
             <w:r>
-              <w:t>41   (False Positive)</w:t>
+              <w:t>41</w:t>
+            </w:r>
+            <w:proofErr w:type="gramStart"/>
+            <w:r>
+              <w:t xml:space="preserve">   (</w:t>
+            </w:r>
+            <w:proofErr w:type="gramEnd"/>
+            <w:r>
+              <w:t>False Positive)</w:t>
             </w:r>
           </w:p>
         </w:tc>
@@ -17133,7 +21581,15 @@
               <w:spacing w:line="360" w:lineRule="auto"/>
             </w:pPr>
             <w:r>
-              <w:t>561   (True Negative)</w:t>
+              <w:t>561</w:t>
+            </w:r>
+            <w:proofErr w:type="gramStart"/>
+            <w:r>
+              <w:t xml:space="preserve">   (</w:t>
+            </w:r>
+            <w:proofErr w:type="gramEnd"/>
+            <w:r>
+              <w:t>True Negative)</w:t>
             </w:r>
           </w:p>
         </w:tc>
@@ -17755,7 +22211,21 @@
         <w:rPr>
           <w:color w:val="000000"/>
         </w:rPr>
-        <w:t xml:space="preserve">Curricular units 2nd </w:t>
+        <w:t xml:space="preserve">Curricular </w:t>
+      </w:r>
+      <w:proofErr w:type="gramStart"/>
+      <w:r>
+        <w:rPr>
+          <w:color w:val="000000"/>
+        </w:rPr>
+        <w:t>units</w:t>
+      </w:r>
+      <w:proofErr w:type="gramEnd"/>
+      <w:r>
+        <w:rPr>
+          <w:color w:val="000000"/>
+        </w:rPr>
+        <w:t xml:space="preserve"> 2nd </w:t>
       </w:r>
       <w:proofErr w:type="spellStart"/>
       <w:r>
@@ -17792,7 +22262,21 @@
         <w:rPr>
           <w:color w:val="000000"/>
         </w:rPr>
-        <w:t xml:space="preserve">Curricular units 1st </w:t>
+        <w:t xml:space="preserve">Curricular </w:t>
+      </w:r>
+      <w:proofErr w:type="gramStart"/>
+      <w:r>
+        <w:rPr>
+          <w:color w:val="000000"/>
+        </w:rPr>
+        <w:t>units</w:t>
+      </w:r>
+      <w:proofErr w:type="gramEnd"/>
+      <w:r>
+        <w:rPr>
+          <w:color w:val="000000"/>
+        </w:rPr>
+        <w:t xml:space="preserve"> 1st </w:t>
       </w:r>
       <w:proofErr w:type="spellStart"/>
       <w:r>
@@ -17829,7 +22313,21 @@
         <w:rPr>
           <w:color w:val="000000"/>
         </w:rPr>
-        <w:t xml:space="preserve">Curricular units 2nd </w:t>
+        <w:t xml:space="preserve">Curricular </w:t>
+      </w:r>
+      <w:proofErr w:type="gramStart"/>
+      <w:r>
+        <w:rPr>
+          <w:color w:val="000000"/>
+        </w:rPr>
+        <w:t>units</w:t>
+      </w:r>
+      <w:proofErr w:type="gramEnd"/>
+      <w:r>
+        <w:rPr>
+          <w:color w:val="000000"/>
+        </w:rPr>
+        <w:t xml:space="preserve"> 2nd </w:t>
       </w:r>
       <w:proofErr w:type="spellStart"/>
       <w:r>
@@ -17866,7 +22364,21 @@
         <w:rPr>
           <w:color w:val="000000"/>
         </w:rPr>
-        <w:t xml:space="preserve">Curricular units 1st </w:t>
+        <w:t xml:space="preserve">Curricular </w:t>
+      </w:r>
+      <w:proofErr w:type="gramStart"/>
+      <w:r>
+        <w:rPr>
+          <w:color w:val="000000"/>
+        </w:rPr>
+        <w:t>units</w:t>
+      </w:r>
+      <w:proofErr w:type="gramEnd"/>
+      <w:r>
+        <w:rPr>
+          <w:color w:val="000000"/>
+        </w:rPr>
+        <w:t xml:space="preserve"> 1st </w:t>
       </w:r>
       <w:proofErr w:type="spellStart"/>
       <w:r>
@@ -17903,7 +22415,21 @@
         <w:rPr>
           <w:color w:val="000000"/>
         </w:rPr>
-        <w:t xml:space="preserve">Curricular units 2nd </w:t>
+        <w:t xml:space="preserve">Curricular </w:t>
+      </w:r>
+      <w:proofErr w:type="gramStart"/>
+      <w:r>
+        <w:rPr>
+          <w:color w:val="000000"/>
+        </w:rPr>
+        <w:t>units</w:t>
+      </w:r>
+      <w:proofErr w:type="gramEnd"/>
+      <w:r>
+        <w:rPr>
+          <w:color w:val="000000"/>
+        </w:rPr>
+        <w:t xml:space="preserve"> 2nd </w:t>
       </w:r>
       <w:proofErr w:type="spellStart"/>
       <w:r>
@@ -17963,7 +22489,21 @@
         <w:rPr>
           <w:color w:val="000000"/>
         </w:rPr>
-        <w:t xml:space="preserve">Curricular units 1st </w:t>
+        <w:t xml:space="preserve">Curricular </w:t>
+      </w:r>
+      <w:proofErr w:type="gramStart"/>
+      <w:r>
+        <w:rPr>
+          <w:color w:val="000000"/>
+        </w:rPr>
+        <w:t>units</w:t>
+      </w:r>
+      <w:proofErr w:type="gramEnd"/>
+      <w:r>
+        <w:rPr>
+          <w:color w:val="000000"/>
+        </w:rPr>
+        <w:t xml:space="preserve"> 1st </w:t>
       </w:r>
       <w:proofErr w:type="spellStart"/>
       <w:r>
@@ -18199,7 +22739,15 @@
         <w:jc w:val="both"/>
       </w:pPr>
       <w:r>
-        <w:t>Family background variables (parental education and occupation), gender, and marital status cluster at the lower end of the MI ranking, with scores in the 0.01–0.03 range. This does not mean these factors are unimportant causally — they clearly shape the conditions in which students study — but their direct statistical association with the binary dropout outcome is weaker than that of academic and financial variables.</w:t>
+        <w:t xml:space="preserve">Family background variables (parental education and occupation), gender, and marital status cluster at the lower end of the MI ranking, with scores in the 0.01–0.03 range. This does not mean these factors are unimportant causally — they clearly shape the conditions in which </w:t>
+      </w:r>
+      <w:proofErr w:type="gramStart"/>
+      <w:r>
+        <w:t>students</w:t>
+      </w:r>
+      <w:proofErr w:type="gramEnd"/>
+      <w:r>
+        <w:t xml:space="preserve"> study — but their direct statistical association with the binary dropout outcome is weaker than that of academic and financial variables.</w:t>
       </w:r>
     </w:p>
     <w:p>
@@ -18344,7 +22892,7 @@
         </w:rPr>
         <w:lastRenderedPageBreak/>
         <w:drawing>
-          <wp:anchor distT="0" distB="0" distL="114300" distR="114300" simplePos="0" relativeHeight="251660288" behindDoc="0" locked="0" layoutInCell="1" allowOverlap="1" wp14:anchorId="4153B11E" wp14:editId="1362C80C">
+          <wp:anchor distT="0" distB="0" distL="114300" distR="114300" simplePos="0" relativeHeight="251660288" behindDoc="0" locked="0" layoutInCell="1" allowOverlap="1" wp14:anchorId="4153B11E" wp14:editId="49165F75">
             <wp:simplePos x="1371600" y="914400"/>
             <wp:positionH relativeFrom="margin">
               <wp:align>right</wp:align>
@@ -18452,11 +23000,19 @@
       </w:r>
       <w:proofErr w:type="spellStart"/>
       <w:r>
-        <w:t>predict_proba</w:t>
-      </w:r>
-      <w:proofErr w:type="spellEnd"/>
-      <w:r>
-        <w:t>() on the selected model. The returned probability is used both to compute the binary label (threshold at 0.5) and to drive the severity classification.</w:t>
+        <w:t>predict_</w:t>
+      </w:r>
+      <w:proofErr w:type="gramStart"/>
+      <w:r>
+        <w:t>proba</w:t>
+      </w:r>
+      <w:proofErr w:type="spellEnd"/>
+      <w:r>
+        <w:t>(</w:t>
+      </w:r>
+      <w:proofErr w:type="gramEnd"/>
+      <w:r>
+        <w:t>) on the selected model. The returned probability is used both to compute the binary label (threshold at 0.5) and to drive the severity classification.</w:t>
       </w:r>
     </w:p>
     <w:p>
@@ -18514,13 +23070,21 @@
       </w:pPr>
       <w:r>
         <w:lastRenderedPageBreak/>
-        <w:t>Figure 4.7 shows the system output for the high-risk student profile described in the form above: a student with failed first and second semester courses, outstanding fee debt, no scholarship, and a displacement status. The model returns a 74.3% dropout probability, triggering the High</w:t>
+        <w:t xml:space="preserve">Figure 4.7 shows the system output for the high-risk student profile described in the form above: a student with failed first and second semester courses, outstanding fee debt, no scholarship, and a displacement status. The model returns a 74.3% dropout probability, triggering the </w:t>
+      </w:r>
+      <w:proofErr w:type="gramStart"/>
+      <w:r>
+        <w:t>High</w:t>
       </w:r>
       <w:r>
         <w:t xml:space="preserve"> </w:t>
       </w:r>
       <w:r>
-        <w:t>Risk alert with recommendations for immediate academic counselling, financial aid review, and mentor assignment.</w:t>
+        <w:t>Risk</w:t>
+      </w:r>
+      <w:proofErr w:type="gramEnd"/>
+      <w:r>
+        <w:t xml:space="preserve"> alert with recommendations for immediate academic counselling, financial aid review, and mentor assignment.</w:t>
       </w:r>
     </w:p>
     <w:p>
@@ -18533,7 +23097,7 @@
           <w:noProof/>
         </w:rPr>
         <w:drawing>
-          <wp:anchor distT="0" distB="0" distL="114300" distR="114300" simplePos="0" relativeHeight="251661312" behindDoc="0" locked="0" layoutInCell="1" allowOverlap="1" wp14:anchorId="25F4C054" wp14:editId="2B3E62D8">
+          <wp:anchor distT="0" distB="0" distL="114300" distR="114300" simplePos="0" relativeHeight="251661312" behindDoc="0" locked="0" layoutInCell="1" allowOverlap="1" wp14:anchorId="25F4C054" wp14:editId="0BD01731">
             <wp:simplePos x="1371600" y="2409825"/>
             <wp:positionH relativeFrom="margin">
               <wp:align>right</wp:align>
@@ -18644,7 +23208,7 @@
         </w:rPr>
         <w:lastRenderedPageBreak/>
         <w:drawing>
-          <wp:anchor distT="0" distB="0" distL="114300" distR="114300" simplePos="0" relativeHeight="251662336" behindDoc="0" locked="0" layoutInCell="1" allowOverlap="1" wp14:anchorId="73D27F0E" wp14:editId="26F8A0D2">
+          <wp:anchor distT="0" distB="0" distL="114300" distR="114300" simplePos="0" relativeHeight="251662336" behindDoc="0" locked="0" layoutInCell="1" allowOverlap="1" wp14:anchorId="73D27F0E" wp14:editId="35FB7BFB">
             <wp:simplePos x="1371600" y="914400"/>
             <wp:positionH relativeFrom="margin">
               <wp:align>right</wp:align>
@@ -18756,7 +23320,15 @@
       </w:r>
       <w:proofErr w:type="spellEnd"/>
       <w:r>
-        <w:t>) and the Nigerian label module (nigerian_labels.py) are loaded once at startup using the @st.cache_resource decorator, which caches them in memory for the duration of the session. This eliminates repeated file I/O and keeps response times well below the 3-second target.</w:t>
+        <w:t>) and the Nigerian label module (nigerian_labels.py) are loaded once at startup using the @</w:t>
+      </w:r>
+      <w:proofErr w:type="gramStart"/>
+      <w:r>
+        <w:t>st.cache</w:t>
+      </w:r>
+      <w:proofErr w:type="gramEnd"/>
+      <w:r>
+        <w:t>_resource decorator, which caches them in memory for the duration of the session. This eliminates repeated file I/O and keeps response times well below the 3-second target.</w:t>
       </w:r>
     </w:p>
     <w:p>
@@ -24854,6 +29426,19 @@
       <w:shd w:val="clear" w:color="auto" w:fill="E1DFDD"/>
     </w:rPr>
   </w:style>
+  <w:style w:type="paragraph" w:customStyle="1" w:styleId="ng-star-inserted">
+    <w:name w:val="ng-star-inserted"/>
+    <w:basedOn w:val="Normal"/>
+    <w:rsid w:val="001D247D"/>
+    <w:pPr>
+      <w:spacing w:before="100" w:beforeAutospacing="1" w:after="100" w:afterAutospacing="1"/>
+    </w:pPr>
+  </w:style>
+  <w:style w:type="character" w:customStyle="1" w:styleId="ng-star-inserted1">
+    <w:name w:val="ng-star-inserted1"/>
+    <w:basedOn w:val="DefaultParagraphFont"/>
+    <w:rsid w:val="001D247D"/>
+  </w:style>
 </w:styles>
 </file>
 
